--- a/插件详细手册/15.对话框/对话框设计-镶金告示板.docx
+++ b/插件详细手册/15.对话框/对话框设计-镶金告示板.docx
@@ -13,8 +13,20 @@
         <w:rPr>
           <w:rFonts w:hint="eastAsia"/>
         </w:rPr>
+        <w:t>===</w:t>
+      </w:r>
+      <w:r>
+        <w:rPr>
+          <w:rFonts w:hint="eastAsia"/>
+        </w:rPr>
         <w:t>概述</w:t>
       </w:r>
+      <w:r>
+        <w:rPr>
+          <w:rFonts w:hint="eastAsia"/>
+        </w:rPr>
+        <w:t>===</w:t>
+      </w:r>
     </w:p>
     <w:p>
       <w:pPr>
@@ -27,13 +39,7 @@
         <w:rPr>
           <w:rFonts w:hint="eastAsia"/>
         </w:rPr>
-        <w:t>基础</w:t>
-      </w:r>
-      <w:r>
-        <w:rPr>
-          <w:rFonts w:hint="eastAsia"/>
-        </w:rPr>
-        <w:t>插件</w:t>
+        <w:t>示例图</w:t>
       </w:r>
     </w:p>
     <w:p>
@@ -73,9 +79,9 @@
           <w:noProof/>
         </w:rPr>
         <w:drawing>
-          <wp:inline distT="0" distB="0" distL="0" distR="0" wp14:anchorId="493DD4E6" wp14:editId="138FA8C2">
-            <wp:extent cx="4779010" cy="2150152"/>
-            <wp:effectExtent l="0" t="0" r="2540" b="2540"/>
+          <wp:inline distT="0" distB="0" distL="0" distR="0" wp14:anchorId="493DD4E6" wp14:editId="0710160C">
+            <wp:extent cx="4928523" cy="2217420"/>
+            <wp:effectExtent l="0" t="0" r="5715" b="0"/>
             <wp:docPr id="1345574967" name="图片 1"/>
             <wp:cNvGraphicFramePr>
               <a:graphicFrameLocks xmlns:a="http://schemas.openxmlformats.org/drawingml/2006/main" noChangeAspect="1"/>
@@ -105,7 +111,7 @@
                   <pic:spPr bwMode="auto">
                     <a:xfrm>
                       <a:off x="0" y="0"/>
-                      <a:ext cx="4792086" cy="2156035"/>
+                      <a:ext cx="4943850" cy="2224316"/>
                     </a:xfrm>
                     <a:prstGeom prst="rect">
                       <a:avLst/>
@@ -126,266 +132,23 @@
       <w:pPr>
         <w:widowControl/>
         <w:adjustRightInd w:val="0"/>
-        <w:snapToGrid w:val="0"/>
-        <w:jc w:val="left"/>
-        <w:rPr>
-          <w:rFonts w:ascii="Tahoma" w:eastAsia="微软雅黑" w:hAnsi="Tahoma"/>
-          <w:kern w:val="0"/>
-          <w:sz w:val="22"/>
-        </w:rPr>
-      </w:pPr>
-      <w:r>
-        <w:rPr>
-          <w:rFonts w:ascii="Tahoma" w:eastAsia="微软雅黑" w:hAnsi="Tahoma" w:hint="eastAsia"/>
-          <w:kern w:val="0"/>
-          <w:sz w:val="22"/>
-        </w:rPr>
-        <w:t>如果要从零开始设计，</w:t>
-      </w:r>
-      <w:r>
-        <w:rPr>
-          <w:rFonts w:ascii="Tahoma" w:eastAsia="微软雅黑" w:hAnsi="Tahoma" w:hint="eastAsia"/>
-          <w:kern w:val="0"/>
-          <w:sz w:val="22"/>
-        </w:rPr>
-        <w:t>需要下图的插件：</w:t>
-      </w:r>
+        <w:rPr>
+          <w:rFonts w:ascii="Tahoma" w:eastAsia="微软雅黑" w:hAnsi="Tahoma"/>
+          <w:kern w:val="0"/>
+          <w:sz w:val="22"/>
+        </w:rPr>
+      </w:pPr>
     </w:p>
     <w:p>
       <w:pPr>
         <w:widowControl/>
-        <w:jc w:val="center"/>
-        <w:rPr>
-          <w:rFonts w:ascii="宋体" w:eastAsia="宋体" w:hAnsi="宋体" w:cs="宋体" w:hint="eastAsia"/>
-          <w:kern w:val="0"/>
-          <w:sz w:val="24"/>
-          <w:szCs w:val="24"/>
-        </w:rPr>
-      </w:pPr>
-      <w:r>
-        <w:rPr>
-          <w:noProof/>
-        </w:rPr>
-        <w:drawing>
-          <wp:inline distT="0" distB="0" distL="0" distR="0" wp14:anchorId="0D1973AA" wp14:editId="40ECA879">
-            <wp:extent cx="4625340" cy="2943044"/>
-            <wp:effectExtent l="0" t="0" r="3810" b="0"/>
-            <wp:docPr id="783593284" name="图片 2"/>
-            <wp:cNvGraphicFramePr>
-              <a:graphicFrameLocks xmlns:a="http://schemas.openxmlformats.org/drawingml/2006/main" noChangeAspect="1"/>
-            </wp:cNvGraphicFramePr>
-            <a:graphic xmlns:a="http://schemas.openxmlformats.org/drawingml/2006/main">
-              <a:graphicData uri="http://schemas.openxmlformats.org/drawingml/2006/picture">
-                <pic:pic xmlns:pic="http://schemas.openxmlformats.org/drawingml/2006/picture">
-                  <pic:nvPicPr>
-                    <pic:cNvPr id="0" name="Picture 4"/>
-                    <pic:cNvPicPr>
-                      <a:picLocks noChangeAspect="1" noChangeArrowheads="1"/>
-                    </pic:cNvPicPr>
-                  </pic:nvPicPr>
-                  <pic:blipFill>
-                    <a:blip r:embed="rId8">
-                      <a:extLst>
-                        <a:ext uri="{28A0092B-C50C-407E-A947-70E740481C1C}">
-                          <a14:useLocalDpi xmlns:a14="http://schemas.microsoft.com/office/drawing/2010/main" val="0"/>
-                        </a:ext>
-                      </a:extLst>
-                    </a:blip>
-                    <a:srcRect/>
-                    <a:stretch>
-                      <a:fillRect/>
-                    </a:stretch>
-                  </pic:blipFill>
-                  <pic:spPr bwMode="auto">
-                    <a:xfrm>
-                      <a:off x="0" y="0"/>
-                      <a:ext cx="4629870" cy="2945926"/>
-                    </a:xfrm>
-                    <a:prstGeom prst="rect">
-                      <a:avLst/>
-                    </a:prstGeom>
-                    <a:noFill/>
-                    <a:ln>
-                      <a:noFill/>
-                    </a:ln>
-                  </pic:spPr>
-                </pic:pic>
-              </a:graphicData>
-            </a:graphic>
-          </wp:inline>
-        </w:drawing>
-      </w:r>
-    </w:p>
-    <w:p>
-      <w:pPr>
-        <w:widowControl/>
-        <w:snapToGrid w:val="0"/>
-        <w:jc w:val="left"/>
-        <w:rPr>
-          <w:rFonts w:ascii="Tahoma" w:eastAsia="微软雅黑" w:hAnsi="Tahoma"/>
-          <w:b/>
-          <w:bCs/>
-          <w:kern w:val="0"/>
-          <w:sz w:val="22"/>
-        </w:rPr>
-      </w:pPr>
-      <w:r>
-        <w:rPr>
-          <w:rFonts w:ascii="Tahoma" w:eastAsia="微软雅黑" w:hAnsi="Tahoma" w:hint="eastAsia"/>
-          <w:b/>
-          <w:bCs/>
-          <w:kern w:val="0"/>
-          <w:sz w:val="22"/>
-        </w:rPr>
-        <w:t>注意，</w:t>
-      </w:r>
-      <w:r>
-        <w:rPr>
-          <w:rFonts w:ascii="Tahoma" w:eastAsia="微软雅黑" w:hAnsi="Tahoma" w:hint="eastAsia"/>
-          <w:b/>
-          <w:bCs/>
-          <w:kern w:val="0"/>
-          <w:sz w:val="22"/>
-        </w:rPr>
-        <w:t>该文档提供并介绍高度自定义的对话框设计。</w:t>
-      </w:r>
-    </w:p>
-    <w:p>
-      <w:pPr>
-        <w:widowControl/>
-        <w:snapToGrid w:val="0"/>
-        <w:jc w:val="left"/>
-        <w:rPr>
-          <w:rFonts w:ascii="Tahoma" w:eastAsia="微软雅黑" w:hAnsi="Tahoma"/>
-          <w:b/>
-          <w:bCs/>
-          <w:kern w:val="0"/>
-          <w:sz w:val="22"/>
-        </w:rPr>
-      </w:pPr>
-      <w:r>
-        <w:rPr>
-          <w:rFonts w:ascii="Tahoma" w:eastAsia="微软雅黑" w:hAnsi="Tahoma" w:hint="eastAsia"/>
-          <w:b/>
-          <w:bCs/>
-          <w:kern w:val="0"/>
-          <w:sz w:val="22"/>
-        </w:rPr>
-        <w:t>如果你只想要简单的对话框，可以去看看文档“</w:t>
-      </w:r>
-      <w:r>
-        <w:rPr>
-          <w:rFonts w:ascii="Tahoma" w:eastAsia="微软雅黑" w:hAnsi="Tahoma" w:hint="eastAsia"/>
-          <w:b/>
-          <w:bCs/>
-          <w:kern w:val="0"/>
-          <w:sz w:val="22"/>
-        </w:rPr>
-        <w:t>15</w:t>
-      </w:r>
-      <w:r>
-        <w:rPr>
-          <w:rFonts w:ascii="Tahoma" w:eastAsia="微软雅黑" w:hAnsi="Tahoma"/>
-          <w:b/>
-          <w:bCs/>
-          <w:kern w:val="0"/>
-          <w:sz w:val="22"/>
-        </w:rPr>
-        <w:t>.</w:t>
-      </w:r>
-      <w:r>
-        <w:rPr>
-          <w:rFonts w:ascii="Tahoma" w:eastAsia="微软雅黑" w:hAnsi="Tahoma" w:hint="eastAsia"/>
-          <w:b/>
-          <w:bCs/>
-          <w:kern w:val="0"/>
-          <w:sz w:val="22"/>
-        </w:rPr>
-        <w:t>对话框</w:t>
-      </w:r>
-      <w:r>
-        <w:rPr>
-          <w:rFonts w:ascii="Tahoma" w:eastAsia="微软雅黑" w:hAnsi="Tahoma" w:hint="eastAsia"/>
-          <w:b/>
-          <w:bCs/>
-          <w:kern w:val="0"/>
-          <w:sz w:val="22"/>
-        </w:rPr>
-        <w:t xml:space="preserve"> &gt;</w:t>
-      </w:r>
-      <w:r>
-        <w:rPr>
-          <w:rFonts w:ascii="Tahoma" w:eastAsia="微软雅黑" w:hAnsi="Tahoma"/>
-          <w:b/>
-          <w:bCs/>
-          <w:kern w:val="0"/>
-          <w:sz w:val="22"/>
-        </w:rPr>
-        <w:t xml:space="preserve"> </w:t>
-      </w:r>
-      <w:r>
-        <w:rPr>
-          <w:rFonts w:ascii="Tahoma" w:eastAsia="微软雅黑" w:hAnsi="Tahoma" w:hint="eastAsia"/>
-          <w:b/>
-          <w:bCs/>
-          <w:kern w:val="0"/>
-          <w:sz w:val="22"/>
-        </w:rPr>
-        <w:t>关于对话框皮肤</w:t>
-      </w:r>
-      <w:r>
-        <w:rPr>
-          <w:rFonts w:ascii="Tahoma" w:eastAsia="微软雅黑" w:hAnsi="Tahoma" w:hint="eastAsia"/>
-          <w:b/>
-          <w:bCs/>
-          <w:kern w:val="0"/>
-          <w:sz w:val="22"/>
-        </w:rPr>
-        <w:t>.docx</w:t>
-      </w:r>
-      <w:r>
-        <w:rPr>
-          <w:rFonts w:ascii="Tahoma" w:eastAsia="微软雅黑" w:hAnsi="Tahoma" w:hint="eastAsia"/>
-          <w:b/>
-          <w:bCs/>
-          <w:kern w:val="0"/>
-          <w:sz w:val="22"/>
-        </w:rPr>
-        <w:t>”。</w:t>
-      </w:r>
-    </w:p>
-    <w:p>
-      <w:pPr>
-        <w:widowControl/>
-        <w:jc w:val="left"/>
-        <w:rPr>
-          <w:rFonts w:ascii="宋体" w:eastAsia="宋体" w:hAnsi="宋体" w:cs="宋体" w:hint="eastAsia"/>
-          <w:kern w:val="0"/>
-          <w:sz w:val="24"/>
-          <w:szCs w:val="24"/>
-        </w:rPr>
-      </w:pPr>
-    </w:p>
-    <w:p>
-      <w:pPr>
-        <w:widowControl/>
-        <w:jc w:val="left"/>
-        <w:rPr>
-          <w:rFonts w:ascii="宋体" w:eastAsia="宋体" w:hAnsi="宋体" w:cs="宋体" w:hint="eastAsia"/>
-          <w:kern w:val="0"/>
-          <w:sz w:val="24"/>
-          <w:szCs w:val="24"/>
-        </w:rPr>
-      </w:pPr>
-      <w:r>
-        <w:rPr>
-          <w:rFonts w:ascii="宋体" w:eastAsia="宋体" w:hAnsi="宋体" w:cs="宋体"/>
-          <w:kern w:val="0"/>
-          <w:sz w:val="24"/>
-          <w:szCs w:val="24"/>
-        </w:rPr>
-        <w:br w:type="page"/>
-      </w:r>
+        <w:adjustRightInd w:val="0"/>
+        <w:rPr>
+          <w:rFonts w:ascii="Tahoma" w:eastAsia="微软雅黑" w:hAnsi="Tahoma" w:hint="eastAsia"/>
+          <w:kern w:val="0"/>
+          <w:sz w:val="22"/>
+        </w:rPr>
+      </w:pPr>
     </w:p>
     <w:p>
       <w:pPr>
@@ -400,8 +163,13 @@
         <w:rPr>
           <w:rFonts w:hint="eastAsia"/>
         </w:rPr>
-        <w:lastRenderedPageBreak/>
-        <w:t>基础工程示例</w:t>
+        <w:t>示例</w:t>
+      </w:r>
+      <w:r>
+        <w:rPr>
+          <w:rFonts w:hint="eastAsia"/>
+        </w:rPr>
+        <w:t>工程</w:t>
       </w:r>
     </w:p>
     <w:p>
@@ -512,7 +280,7 @@
               </w:rPr>
               <w:t xml:space="preserve">: </w:t>
             </w:r>
-            <w:hyperlink r:id="rId9" w:history="1">
+            <w:hyperlink r:id="rId8" w:history="1">
               <w:r>
                 <w:rPr>
                   <w:rStyle w:val="a4"/>
@@ -630,13 +398,7 @@
           <w:rFonts w:hint="eastAsia"/>
         </w:rPr>
         <w:lastRenderedPageBreak/>
-        <w:t>基础</w:t>
-      </w:r>
-      <w:r>
-        <w:rPr>
-          <w:rFonts w:hint="eastAsia"/>
-        </w:rPr>
-        <w:t>配置</w:t>
+        <w:t>灵感来源</w:t>
       </w:r>
     </w:p>
     <w:p>
@@ -644,7 +406,6 @@
         <w:widowControl/>
         <w:adjustRightInd w:val="0"/>
         <w:snapToGrid w:val="0"/>
-        <w:spacing w:after="200"/>
         <w:jc w:val="left"/>
         <w:rPr>
           <w:rFonts w:ascii="Tahoma" w:eastAsia="微软雅黑" w:hAnsi="Tahoma"/>
@@ -658,30 +419,63 @@
           <w:kern w:val="0"/>
           <w:sz w:val="22"/>
         </w:rPr>
-        <w:t>具体注意示例下面的地方：</w:t>
-      </w:r>
-    </w:p>
-    <w:p>
-      <w:pPr>
-        <w:pStyle w:val="4"/>
-        <w:rPr>
-          <w:rFonts w:hint="eastAsia"/>
-        </w:rPr>
-      </w:pPr>
-      <w:r>
-        <w:t>1</w:t>
-      </w:r>
-      <w:r>
-        <w:rPr>
-          <w:rFonts w:hint="eastAsia"/>
-        </w:rPr>
-        <w:t>）</w:t>
-      </w:r>
-      <w:r>
-        <w:rPr>
-          <w:rFonts w:hint="eastAsia"/>
-        </w:rPr>
-        <w:t>资源文件夹</w:t>
+        <w:t>2025</w:t>
+      </w:r>
+      <w:r>
+        <w:rPr>
+          <w:rFonts w:ascii="Tahoma" w:eastAsia="微软雅黑" w:hAnsi="Tahoma" w:hint="eastAsia"/>
+          <w:kern w:val="0"/>
+          <w:sz w:val="22"/>
+        </w:rPr>
+        <w:t>年</w:t>
+      </w:r>
+      <w:r>
+        <w:rPr>
+          <w:rFonts w:ascii="Tahoma" w:eastAsia="微软雅黑" w:hAnsi="Tahoma" w:hint="eastAsia"/>
+          <w:kern w:val="0"/>
+          <w:sz w:val="22"/>
+        </w:rPr>
+        <w:t>4</w:t>
+      </w:r>
+      <w:r>
+        <w:rPr>
+          <w:rFonts w:ascii="Tahoma" w:eastAsia="微软雅黑" w:hAnsi="Tahoma" w:hint="eastAsia"/>
+          <w:kern w:val="0"/>
+          <w:sz w:val="22"/>
+        </w:rPr>
+        <w:t>月</w:t>
+      </w:r>
+      <w:r>
+        <w:rPr>
+          <w:rFonts w:ascii="Tahoma" w:eastAsia="微软雅黑" w:hAnsi="Tahoma" w:hint="eastAsia"/>
+          <w:kern w:val="0"/>
+          <w:sz w:val="22"/>
+        </w:rPr>
+        <w:t>19</w:t>
+      </w:r>
+      <w:r>
+        <w:rPr>
+          <w:rFonts w:ascii="Tahoma" w:eastAsia="微软雅黑" w:hAnsi="Tahoma" w:hint="eastAsia"/>
+          <w:kern w:val="0"/>
+          <w:sz w:val="22"/>
+        </w:rPr>
+        <w:t>日，有群友跟我讨论《英雄无敌</w:t>
+      </w:r>
+      <w:r>
+        <w:rPr>
+          <w:rFonts w:ascii="Tahoma" w:eastAsia="微软雅黑" w:hAnsi="Tahoma" w:hint="eastAsia"/>
+          <w:kern w:val="0"/>
+          <w:sz w:val="22"/>
+        </w:rPr>
+        <w:t>3</w:t>
+      </w:r>
+      <w:r>
+        <w:rPr>
+          <w:rFonts w:ascii="Tahoma" w:eastAsia="微软雅黑" w:hAnsi="Tahoma" w:hint="eastAsia"/>
+          <w:kern w:val="0"/>
+          <w:sz w:val="22"/>
+        </w:rPr>
+        <w:t>死亡阴影》这个对话框皮肤的设计。</w:t>
       </w:r>
     </w:p>
     <w:p>
@@ -702,7 +496,55 @@
           <w:kern w:val="0"/>
           <w:sz w:val="22"/>
         </w:rPr>
-        <w:t>该对话框设计需要注意下面资源文件夹中的资源。</w:t>
+        <w:t>我觉得现在</w:t>
+      </w:r>
+      <w:r>
+        <w:rPr>
+          <w:rFonts w:ascii="Tahoma" w:eastAsia="微软雅黑" w:hAnsi="Tahoma" w:hint="eastAsia"/>
+          <w:kern w:val="0"/>
+          <w:sz w:val="22"/>
+        </w:rPr>
+        <w:t xml:space="preserve"> </w:t>
+      </w:r>
+      <w:r>
+        <w:rPr>
+          <w:rFonts w:ascii="Tahoma" w:eastAsia="微软雅黑" w:hAnsi="Tahoma" w:hint="eastAsia"/>
+          <w:kern w:val="0"/>
+          <w:sz w:val="22"/>
+        </w:rPr>
+        <w:t>窗口字符</w:t>
+      </w:r>
+      <w:r>
+        <w:rPr>
+          <w:rFonts w:ascii="Tahoma" w:eastAsia="微软雅黑" w:hAnsi="Tahoma" w:hint="eastAsia"/>
+          <w:kern w:val="0"/>
+          <w:sz w:val="22"/>
+        </w:rPr>
+        <w:t>+</w:t>
+      </w:r>
+      <w:r>
+        <w:rPr>
+          <w:rFonts w:ascii="Tahoma" w:eastAsia="微软雅黑" w:hAnsi="Tahoma" w:hint="eastAsia"/>
+          <w:kern w:val="0"/>
+          <w:sz w:val="22"/>
+        </w:rPr>
+        <w:t>对话框</w:t>
+      </w:r>
+      <w:r>
+        <w:rPr>
+          <w:rFonts w:ascii="Tahoma" w:eastAsia="微软雅黑" w:hAnsi="Tahoma" w:hint="eastAsia"/>
+          <w:kern w:val="0"/>
+          <w:sz w:val="22"/>
+        </w:rPr>
+        <w:t xml:space="preserve"> </w:t>
+      </w:r>
+      <w:r>
+        <w:rPr>
+          <w:rFonts w:ascii="Tahoma" w:eastAsia="微软雅黑" w:hAnsi="Tahoma" w:hint="eastAsia"/>
+          <w:kern w:val="0"/>
+          <w:sz w:val="22"/>
+        </w:rPr>
+        <w:t>都被我全翻新了，这个做起来应该没有那么难了。</w:t>
       </w:r>
     </w:p>
     <w:p>
@@ -710,66 +552,58 @@
         <w:widowControl/>
         <w:adjustRightInd w:val="0"/>
         <w:snapToGrid w:val="0"/>
-        <w:jc w:val="center"/>
-        <w:rPr>
-          <w:rFonts w:ascii="宋体" w:eastAsia="宋体" w:hAnsi="宋体" w:cs="宋体"/>
-          <w:kern w:val="0"/>
-          <w:sz w:val="24"/>
-          <w:szCs w:val="24"/>
-        </w:rPr>
-      </w:pPr>
-      <w:r>
-        <w:rPr>
-          <w:noProof/>
-        </w:rPr>
-        <w:drawing>
-          <wp:inline distT="0" distB="0" distL="0" distR="0" wp14:anchorId="72216156" wp14:editId="4CD9DE2C">
-            <wp:extent cx="4786630" cy="1252845"/>
-            <wp:effectExtent l="0" t="0" r="0" b="5080"/>
-            <wp:docPr id="508666" name="图片 3"/>
-            <wp:cNvGraphicFramePr>
-              <a:graphicFrameLocks xmlns:a="http://schemas.openxmlformats.org/drawingml/2006/main" noChangeAspect="1"/>
-            </wp:cNvGraphicFramePr>
-            <a:graphic xmlns:a="http://schemas.openxmlformats.org/drawingml/2006/main">
-              <a:graphicData uri="http://schemas.openxmlformats.org/drawingml/2006/picture">
-                <pic:pic xmlns:pic="http://schemas.openxmlformats.org/drawingml/2006/picture">
-                  <pic:nvPicPr>
-                    <pic:cNvPr id="0" name="Picture 6"/>
-                    <pic:cNvPicPr>
-                      <a:picLocks noChangeAspect="1" noChangeArrowheads="1"/>
-                    </pic:cNvPicPr>
-                  </pic:nvPicPr>
-                  <pic:blipFill>
-                    <a:blip r:embed="rId10">
-                      <a:extLst>
-                        <a:ext uri="{28A0092B-C50C-407E-A947-70E740481C1C}">
-                          <a14:useLocalDpi xmlns:a14="http://schemas.microsoft.com/office/drawing/2010/main" val="0"/>
-                        </a:ext>
-                      </a:extLst>
-                    </a:blip>
-                    <a:srcRect/>
-                    <a:stretch>
-                      <a:fillRect/>
-                    </a:stretch>
-                  </pic:blipFill>
-                  <pic:spPr bwMode="auto">
-                    <a:xfrm>
-                      <a:off x="0" y="0"/>
-                      <a:ext cx="4802742" cy="1257062"/>
-                    </a:xfrm>
-                    <a:prstGeom prst="rect">
-                      <a:avLst/>
-                    </a:prstGeom>
-                    <a:noFill/>
-                    <a:ln>
-                      <a:noFill/>
-                    </a:ln>
-                  </pic:spPr>
-                </pic:pic>
-              </a:graphicData>
-            </a:graphic>
-          </wp:inline>
-        </w:drawing>
+        <w:jc w:val="left"/>
+        <w:rPr>
+          <w:rFonts w:ascii="Tahoma" w:eastAsia="微软雅黑" w:hAnsi="Tahoma"/>
+          <w:color w:val="A6A6A6" w:themeColor="background1" w:themeShade="A6"/>
+          <w:kern w:val="0"/>
+          <w:sz w:val="22"/>
+        </w:rPr>
+      </w:pPr>
+      <w:r>
+        <w:rPr>
+          <w:rFonts w:ascii="Tahoma" w:eastAsia="微软雅黑" w:hAnsi="Tahoma" w:hint="eastAsia"/>
+          <w:color w:val="A6A6A6" w:themeColor="background1" w:themeShade="A6"/>
+          <w:kern w:val="0"/>
+          <w:sz w:val="22"/>
+        </w:rPr>
+        <w:t>（之前觉得难是因为旧底层无法实现同时</w:t>
+      </w:r>
+      <w:r>
+        <w:rPr>
+          <w:rFonts w:ascii="Tahoma" w:eastAsia="微软雅黑" w:hAnsi="Tahoma" w:hint="eastAsia"/>
+          <w:color w:val="A6A6A6" w:themeColor="background1" w:themeShade="A6"/>
+          <w:kern w:val="0"/>
+          <w:sz w:val="22"/>
+        </w:rPr>
+        <w:t xml:space="preserve"> </w:t>
+      </w:r>
+      <w:r>
+        <w:rPr>
+          <w:rFonts w:ascii="Tahoma" w:eastAsia="微软雅黑" w:hAnsi="Tahoma" w:hint="eastAsia"/>
+          <w:color w:val="A6A6A6" w:themeColor="background1" w:themeShade="A6"/>
+          <w:kern w:val="0"/>
+          <w:sz w:val="22"/>
+        </w:rPr>
+        <w:t>文本居中</w:t>
+      </w:r>
+      <w:r>
+        <w:rPr>
+          <w:rFonts w:ascii="Tahoma" w:eastAsia="微软雅黑" w:hAnsi="Tahoma" w:hint="eastAsia"/>
+          <w:color w:val="A6A6A6" w:themeColor="background1" w:themeShade="A6"/>
+          <w:kern w:val="0"/>
+          <w:sz w:val="22"/>
+        </w:rPr>
+        <w:t>+</w:t>
+      </w:r>
+      <w:r>
+        <w:rPr>
+          <w:rFonts w:ascii="Tahoma" w:eastAsia="微软雅黑" w:hAnsi="Tahoma" w:hint="eastAsia"/>
+          <w:color w:val="A6A6A6" w:themeColor="background1" w:themeShade="A6"/>
+          <w:kern w:val="0"/>
+          <w:sz w:val="22"/>
+        </w:rPr>
+        <w:t>自动换行）</w:t>
       </w:r>
     </w:p>
     <w:p>
@@ -777,38 +611,20 @@
         <w:widowControl/>
         <w:adjustRightInd w:val="0"/>
         <w:snapToGrid w:val="0"/>
-        <w:rPr>
-          <w:rFonts w:ascii="宋体" w:eastAsia="宋体" w:hAnsi="宋体" w:cs="宋体" w:hint="eastAsia"/>
-          <w:kern w:val="0"/>
-          <w:sz w:val="24"/>
-          <w:szCs w:val="24"/>
-        </w:rPr>
-      </w:pPr>
-    </w:p>
-    <w:p>
-      <w:pPr>
-        <w:pStyle w:val="4"/>
-        <w:rPr>
-          <w:rFonts w:hint="eastAsia"/>
-        </w:rPr>
-      </w:pPr>
-      <w:r>
-        <w:rPr>
-          <w:rFonts w:hint="eastAsia"/>
-        </w:rPr>
-        <w:t>2</w:t>
-      </w:r>
-      <w:r>
-        <w:rPr>
-          <w:rFonts w:hint="eastAsia"/>
-        </w:rPr>
-        <w:t>）</w:t>
-      </w:r>
-      <w:r>
-        <w:rPr>
-          <w:rFonts w:hint="eastAsia"/>
-        </w:rPr>
-        <w:t>插件指令</w:t>
+        <w:jc w:val="left"/>
+        <w:rPr>
+          <w:rFonts w:ascii="Tahoma" w:eastAsia="微软雅黑" w:hAnsi="Tahoma"/>
+          <w:kern w:val="0"/>
+          <w:sz w:val="22"/>
+        </w:rPr>
+      </w:pPr>
+      <w:r>
+        <w:rPr>
+          <w:rFonts w:ascii="Tahoma" w:eastAsia="微软雅黑" w:hAnsi="Tahoma" w:hint="eastAsia"/>
+          <w:kern w:val="0"/>
+          <w:sz w:val="22"/>
+        </w:rPr>
+        <w:t>于是我找了几个对话框样式。</w:t>
       </w:r>
     </w:p>
     <w:p>
@@ -816,1056 +632,22 @@
         <w:widowControl/>
         <w:adjustRightInd w:val="0"/>
         <w:snapToGrid w:val="0"/>
-        <w:rPr>
-          <w:rFonts w:ascii="Tahoma" w:eastAsia="微软雅黑" w:hAnsi="Tahoma"/>
-          <w:kern w:val="0"/>
-          <w:sz w:val="22"/>
-        </w:rPr>
-      </w:pPr>
-      <w:r>
-        <w:rPr>
-          <w:rFonts w:ascii="Tahoma" w:eastAsia="微软雅黑" w:hAnsi="Tahoma" w:hint="eastAsia"/>
-          <w:kern w:val="0"/>
-          <w:sz w:val="22"/>
-        </w:rPr>
-        <w:t>在播放告示</w:t>
-      </w:r>
-      <w:proofErr w:type="gramStart"/>
-      <w:r>
-        <w:rPr>
-          <w:rFonts w:ascii="Tahoma" w:eastAsia="微软雅黑" w:hAnsi="Tahoma" w:hint="eastAsia"/>
-          <w:kern w:val="0"/>
-          <w:sz w:val="22"/>
-        </w:rPr>
-        <w:t>板效果前</w:t>
-      </w:r>
-      <w:proofErr w:type="gramEnd"/>
-      <w:r>
-        <w:rPr>
-          <w:rFonts w:ascii="Tahoma" w:eastAsia="微软雅黑" w:hAnsi="Tahoma" w:hint="eastAsia"/>
-          <w:kern w:val="0"/>
-          <w:sz w:val="22"/>
-        </w:rPr>
-        <w:t>，需要执行下面插件指令。</w:t>
-      </w:r>
-    </w:p>
-    <w:p>
-      <w:pPr>
-        <w:widowControl/>
-        <w:adjustRightInd w:val="0"/>
-        <w:snapToGrid w:val="0"/>
-        <w:rPr>
-          <w:rFonts w:ascii="Tahoma" w:eastAsia="微软雅黑" w:hAnsi="Tahoma" w:hint="eastAsia"/>
-          <w:kern w:val="0"/>
-          <w:sz w:val="22"/>
-        </w:rPr>
-      </w:pPr>
-      <w:r>
-        <w:rPr>
-          <w:rFonts w:ascii="Tahoma" w:eastAsia="微软雅黑" w:hAnsi="Tahoma" w:hint="eastAsia"/>
-          <w:kern w:val="0"/>
-          <w:sz w:val="22"/>
-        </w:rPr>
-        <w:t>播放结束后，还需要恢复默认样式。</w:t>
-      </w:r>
-    </w:p>
-    <w:p>
-      <w:pPr>
-        <w:widowControl/>
-        <w:adjustRightInd w:val="0"/>
-        <w:snapToGrid w:val="0"/>
         <w:jc w:val="center"/>
         <w:rPr>
-          <w:rFonts w:ascii="Tahoma" w:eastAsia="微软雅黑" w:hAnsi="Tahoma" w:hint="eastAsia"/>
-          <w:kern w:val="0"/>
-          <w:sz w:val="22"/>
-        </w:rPr>
-      </w:pPr>
-      <w:r>
-        <w:rPr>
-          <w:rFonts w:ascii="Tahoma" w:eastAsia="微软雅黑" w:hAnsi="Tahoma"/>
+          <w:rFonts w:ascii="Tahoma" w:eastAsia="微软雅黑" w:hAnsi="Tahoma"/>
+          <w:kern w:val="0"/>
+          <w:sz w:val="22"/>
+        </w:rPr>
+      </w:pPr>
+      <w:r>
+        <w:rPr>
+          <w:rFonts w:ascii="Tahoma" w:eastAsia="微软雅黑" w:hAnsi="Tahoma"/>
+          <w:noProof/>
           <w:kern w:val="0"/>
           <w:sz w:val="22"/>
         </w:rPr>
         <w:drawing>
-          <wp:inline distT="0" distB="0" distL="0" distR="0" wp14:anchorId="1280E2D0" wp14:editId="66C40854">
-            <wp:extent cx="4702810" cy="2252321"/>
-            <wp:effectExtent l="0" t="0" r="2540" b="0"/>
-            <wp:docPr id="1469091718" name="图片 4"/>
-            <wp:cNvGraphicFramePr>
-              <a:graphicFrameLocks xmlns:a="http://schemas.openxmlformats.org/drawingml/2006/main" noChangeAspect="1"/>
-            </wp:cNvGraphicFramePr>
-            <a:graphic xmlns:a="http://schemas.openxmlformats.org/drawingml/2006/main">
-              <a:graphicData uri="http://schemas.openxmlformats.org/drawingml/2006/picture">
-                <pic:pic xmlns:pic="http://schemas.openxmlformats.org/drawingml/2006/picture">
-                  <pic:nvPicPr>
-                    <pic:cNvPr id="0" name="Picture 8"/>
-                    <pic:cNvPicPr>
-                      <a:picLocks noChangeAspect="1" noChangeArrowheads="1"/>
-                    </pic:cNvPicPr>
-                  </pic:nvPicPr>
-                  <pic:blipFill>
-                    <a:blip r:embed="rId11">
-                      <a:extLst>
-                        <a:ext uri="{28A0092B-C50C-407E-A947-70E740481C1C}">
-                          <a14:useLocalDpi xmlns:a14="http://schemas.microsoft.com/office/drawing/2010/main" val="0"/>
-                        </a:ext>
-                      </a:extLst>
-                    </a:blip>
-                    <a:srcRect/>
-                    <a:stretch>
-                      <a:fillRect/>
-                    </a:stretch>
-                  </pic:blipFill>
-                  <pic:spPr bwMode="auto">
-                    <a:xfrm>
-                      <a:off x="0" y="0"/>
-                      <a:ext cx="4706904" cy="2254282"/>
-                    </a:xfrm>
-                    <a:prstGeom prst="rect">
-                      <a:avLst/>
-                    </a:prstGeom>
-                    <a:noFill/>
-                    <a:ln>
-                      <a:noFill/>
-                    </a:ln>
-                  </pic:spPr>
-                </pic:pic>
-              </a:graphicData>
-            </a:graphic>
-          </wp:inline>
-        </w:drawing>
-      </w:r>
-    </w:p>
-    <w:p>
-      <w:pPr>
-        <w:widowControl/>
-        <w:adjustRightInd w:val="0"/>
-        <w:snapToGrid w:val="0"/>
-        <w:rPr>
-          <w:rFonts w:ascii="Tahoma" w:eastAsia="微软雅黑" w:hAnsi="Tahoma" w:hint="eastAsia"/>
-          <w:kern w:val="0"/>
-          <w:sz w:val="22"/>
-        </w:rPr>
-      </w:pPr>
-    </w:p>
-    <w:p>
-      <w:pPr>
-        <w:pStyle w:val="4"/>
-        <w:rPr>
-          <w:rFonts w:hint="eastAsia"/>
-        </w:rPr>
-      </w:pPr>
-      <w:r>
-        <w:rPr>
-          <w:rFonts w:hint="eastAsia"/>
-        </w:rPr>
-        <w:t>3</w:t>
-      </w:r>
-      <w:r>
-        <w:rPr>
-          <w:rFonts w:hint="eastAsia"/>
-        </w:rPr>
-        <w:t>）</w:t>
-      </w:r>
-      <w:r>
-        <w:rPr>
-          <w:rFonts w:hint="eastAsia"/>
-        </w:rPr>
-        <w:t>插件</w:t>
-      </w:r>
-      <w:r>
-        <w:rPr>
-          <w:rFonts w:hint="eastAsia"/>
-        </w:rPr>
-        <w:t>-对话框皮肤</w:t>
-      </w:r>
-    </w:p>
-    <w:p>
-      <w:pPr>
-        <w:widowControl/>
-        <w:adjustRightInd w:val="0"/>
-        <w:snapToGrid w:val="0"/>
-        <w:jc w:val="left"/>
-        <w:rPr>
-          <w:rFonts w:ascii="Tahoma" w:eastAsia="微软雅黑" w:hAnsi="Tahoma" w:hint="eastAsia"/>
-          <w:kern w:val="0"/>
-          <w:sz w:val="22"/>
-        </w:rPr>
-      </w:pPr>
-      <w:r>
-        <w:rPr>
-          <w:rFonts w:ascii="Tahoma" w:eastAsia="微软雅黑" w:hAnsi="Tahoma" w:hint="eastAsia"/>
-          <w:kern w:val="0"/>
-          <w:sz w:val="22"/>
-        </w:rPr>
-        <w:t>对话框皮肤有</w:t>
-      </w:r>
-      <w:r>
-        <w:rPr>
-          <w:rFonts w:ascii="Tahoma" w:eastAsia="微软雅黑" w:hAnsi="Tahoma" w:hint="eastAsia"/>
-          <w:kern w:val="0"/>
-          <w:sz w:val="22"/>
-        </w:rPr>
-        <w:t>8</w:t>
-      </w:r>
-      <w:r>
-        <w:rPr>
-          <w:rFonts w:ascii="Tahoma" w:eastAsia="微软雅黑" w:hAnsi="Tahoma" w:hint="eastAsia"/>
-          <w:kern w:val="0"/>
-          <w:sz w:val="22"/>
-        </w:rPr>
-        <w:t>种颜色配置，如下图。</w:t>
-      </w:r>
-    </w:p>
-    <w:p>
-      <w:pPr>
-        <w:widowControl/>
-        <w:adjustRightInd w:val="0"/>
-        <w:snapToGrid w:val="0"/>
-        <w:jc w:val="center"/>
-        <w:rPr>
-          <w:rFonts w:ascii="Tahoma" w:eastAsia="微软雅黑" w:hAnsi="Tahoma" w:hint="eastAsia"/>
-          <w:kern w:val="0"/>
-          <w:sz w:val="22"/>
-        </w:rPr>
-      </w:pPr>
-      <w:r>
-        <w:rPr>
-          <w:noProof/>
-        </w:rPr>
-        <w:drawing>
-          <wp:inline distT="0" distB="0" distL="0" distR="0" wp14:anchorId="4BE278E9" wp14:editId="6A939600">
-            <wp:extent cx="4198620" cy="1756566"/>
-            <wp:effectExtent l="0" t="0" r="0" b="0"/>
-            <wp:docPr id="1473754220" name="图片 5"/>
-            <wp:cNvGraphicFramePr>
-              <a:graphicFrameLocks xmlns:a="http://schemas.openxmlformats.org/drawingml/2006/main" noChangeAspect="1"/>
-            </wp:cNvGraphicFramePr>
-            <a:graphic xmlns:a="http://schemas.openxmlformats.org/drawingml/2006/main">
-              <a:graphicData uri="http://schemas.openxmlformats.org/drawingml/2006/picture">
-                <pic:pic xmlns:pic="http://schemas.openxmlformats.org/drawingml/2006/picture">
-                  <pic:nvPicPr>
-                    <pic:cNvPr id="0" name="Picture 10"/>
-                    <pic:cNvPicPr>
-                      <a:picLocks noChangeAspect="1" noChangeArrowheads="1"/>
-                    </pic:cNvPicPr>
-                  </pic:nvPicPr>
-                  <pic:blipFill>
-                    <a:blip r:embed="rId12">
-                      <a:extLst>
-                        <a:ext uri="{28A0092B-C50C-407E-A947-70E740481C1C}">
-                          <a14:useLocalDpi xmlns:a14="http://schemas.microsoft.com/office/drawing/2010/main" val="0"/>
-                        </a:ext>
-                      </a:extLst>
-                    </a:blip>
-                    <a:srcRect/>
-                    <a:stretch>
-                      <a:fillRect/>
-                    </a:stretch>
-                  </pic:blipFill>
-                  <pic:spPr bwMode="auto">
-                    <a:xfrm>
-                      <a:off x="0" y="0"/>
-                      <a:ext cx="4201259" cy="1757670"/>
-                    </a:xfrm>
-                    <a:prstGeom prst="rect">
-                      <a:avLst/>
-                    </a:prstGeom>
-                    <a:noFill/>
-                    <a:ln>
-                      <a:noFill/>
-                    </a:ln>
-                  </pic:spPr>
-                </pic:pic>
-              </a:graphicData>
-            </a:graphic>
-          </wp:inline>
-        </w:drawing>
-      </w:r>
-    </w:p>
-    <w:p>
-      <w:pPr>
-        <w:widowControl/>
-        <w:adjustRightInd w:val="0"/>
-        <w:snapToGrid w:val="0"/>
-        <w:jc w:val="center"/>
-        <w:rPr>
-          <w:rFonts w:ascii="Tahoma" w:eastAsia="微软雅黑" w:hAnsi="Tahoma"/>
-          <w:kern w:val="0"/>
-          <w:sz w:val="22"/>
-        </w:rPr>
-      </w:pPr>
-    </w:p>
-    <w:p>
-      <w:pPr>
-        <w:pStyle w:val="4"/>
-        <w:rPr>
-          <w:rFonts w:hint="eastAsia"/>
-        </w:rPr>
-      </w:pPr>
-      <w:r>
-        <w:rPr>
-          <w:rFonts w:hint="eastAsia"/>
-        </w:rPr>
-        <w:lastRenderedPageBreak/>
-        <w:t>4</w:t>
-      </w:r>
-      <w:r>
-        <w:rPr>
-          <w:rFonts w:hint="eastAsia"/>
-        </w:rPr>
-        <w:t>）</w:t>
-      </w:r>
-      <w:r>
-        <w:rPr>
-          <w:rFonts w:hint="eastAsia"/>
-        </w:rPr>
-        <w:t>插件-按钮组核心</w:t>
-      </w:r>
-    </w:p>
-    <w:p>
-      <w:pPr>
-        <w:widowControl/>
-        <w:adjustRightInd w:val="0"/>
-        <w:snapToGrid w:val="0"/>
-        <w:jc w:val="left"/>
-        <w:rPr>
-          <w:rFonts w:ascii="Tahoma" w:eastAsia="微软雅黑" w:hAnsi="Tahoma" w:hint="eastAsia"/>
-          <w:kern w:val="0"/>
-          <w:sz w:val="22"/>
-        </w:rPr>
-      </w:pPr>
-      <w:r>
-        <w:rPr>
-          <w:rFonts w:ascii="Tahoma" w:eastAsia="微软雅黑" w:hAnsi="Tahoma" w:hint="eastAsia"/>
-          <w:kern w:val="0"/>
-          <w:sz w:val="22"/>
-        </w:rPr>
-        <w:t>该设计用到了按钮</w:t>
-      </w:r>
-      <w:proofErr w:type="gramStart"/>
-      <w:r>
-        <w:rPr>
-          <w:rFonts w:ascii="Tahoma" w:eastAsia="微软雅黑" w:hAnsi="Tahoma" w:hint="eastAsia"/>
-          <w:kern w:val="0"/>
-          <w:sz w:val="22"/>
-        </w:rPr>
-        <w:t>组核心</w:t>
-      </w:r>
-      <w:proofErr w:type="gramEnd"/>
-      <w:r>
-        <w:rPr>
-          <w:rFonts w:ascii="Tahoma" w:eastAsia="微软雅黑" w:hAnsi="Tahoma" w:hint="eastAsia"/>
-          <w:kern w:val="0"/>
-          <w:sz w:val="22"/>
-        </w:rPr>
-        <w:t>的排布</w:t>
-      </w:r>
-      <w:r>
-        <w:rPr>
-          <w:rFonts w:ascii="Tahoma" w:eastAsia="微软雅黑" w:hAnsi="Tahoma" w:hint="eastAsia"/>
-          <w:kern w:val="0"/>
-          <w:sz w:val="22"/>
-        </w:rPr>
-        <w:t>14</w:t>
-      </w:r>
-      <w:r>
-        <w:rPr>
-          <w:rFonts w:ascii="Tahoma" w:eastAsia="微软雅黑" w:hAnsi="Tahoma" w:hint="eastAsia"/>
-          <w:kern w:val="0"/>
-          <w:sz w:val="22"/>
-        </w:rPr>
-        <w:t>。</w:t>
-      </w:r>
-    </w:p>
-    <w:p>
-      <w:pPr>
-        <w:widowControl/>
-        <w:adjustRightInd w:val="0"/>
-        <w:snapToGrid w:val="0"/>
-        <w:jc w:val="center"/>
-        <w:rPr>
-          <w:rFonts w:ascii="Tahoma" w:eastAsia="微软雅黑" w:hAnsi="Tahoma" w:hint="eastAsia"/>
-          <w:kern w:val="0"/>
-          <w:sz w:val="22"/>
-        </w:rPr>
-      </w:pPr>
-      <w:r>
-        <w:rPr>
-          <w:rFonts w:ascii="Tahoma" w:eastAsia="微软雅黑" w:hAnsi="Tahoma"/>
-          <w:kern w:val="0"/>
-          <w:sz w:val="22"/>
-        </w:rPr>
-        <w:drawing>
-          <wp:inline distT="0" distB="0" distL="0" distR="0" wp14:anchorId="2B081C99" wp14:editId="61945579">
-            <wp:extent cx="4335780" cy="2145443"/>
-            <wp:effectExtent l="0" t="0" r="7620" b="7620"/>
-            <wp:docPr id="91235755" name="图片 6"/>
-            <wp:cNvGraphicFramePr>
-              <a:graphicFrameLocks xmlns:a="http://schemas.openxmlformats.org/drawingml/2006/main" noChangeAspect="1"/>
-            </wp:cNvGraphicFramePr>
-            <a:graphic xmlns:a="http://schemas.openxmlformats.org/drawingml/2006/main">
-              <a:graphicData uri="http://schemas.openxmlformats.org/drawingml/2006/picture">
-                <pic:pic xmlns:pic="http://schemas.openxmlformats.org/drawingml/2006/picture">
-                  <pic:nvPicPr>
-                    <pic:cNvPr id="0" name="Picture 12"/>
-                    <pic:cNvPicPr>
-                      <a:picLocks noChangeAspect="1" noChangeArrowheads="1"/>
-                    </pic:cNvPicPr>
-                  </pic:nvPicPr>
-                  <pic:blipFill>
-                    <a:blip r:embed="rId13">
-                      <a:extLst>
-                        <a:ext uri="{28A0092B-C50C-407E-A947-70E740481C1C}">
-                          <a14:useLocalDpi xmlns:a14="http://schemas.microsoft.com/office/drawing/2010/main" val="0"/>
-                        </a:ext>
-                      </a:extLst>
-                    </a:blip>
-                    <a:srcRect/>
-                    <a:stretch>
-                      <a:fillRect/>
-                    </a:stretch>
-                  </pic:blipFill>
-                  <pic:spPr bwMode="auto">
-                    <a:xfrm>
-                      <a:off x="0" y="0"/>
-                      <a:ext cx="4344197" cy="2149608"/>
-                    </a:xfrm>
-                    <a:prstGeom prst="rect">
-                      <a:avLst/>
-                    </a:prstGeom>
-                    <a:noFill/>
-                    <a:ln>
-                      <a:noFill/>
-                    </a:ln>
-                  </pic:spPr>
-                </pic:pic>
-              </a:graphicData>
-            </a:graphic>
-          </wp:inline>
-        </w:drawing>
-      </w:r>
-    </w:p>
-    <w:p>
-      <w:pPr>
-        <w:pStyle w:val="4"/>
-        <w:rPr>
-          <w:rFonts w:hint="eastAsia"/>
-        </w:rPr>
-      </w:pPr>
-      <w:r>
-        <w:rPr>
-          <w:rFonts w:hint="eastAsia"/>
-        </w:rPr>
-        <w:t>5</w:t>
-      </w:r>
-      <w:r>
-        <w:rPr>
-          <w:rFonts w:hint="eastAsia"/>
-        </w:rPr>
-        <w:t>）</w:t>
-      </w:r>
-      <w:r>
-        <w:rPr>
-          <w:rFonts w:hint="eastAsia"/>
-        </w:rPr>
-        <w:t>插件-菜单指针</w:t>
-      </w:r>
-    </w:p>
-    <w:p>
-      <w:pPr>
-        <w:widowControl/>
-        <w:adjustRightInd w:val="0"/>
-        <w:snapToGrid w:val="0"/>
-        <w:jc w:val="left"/>
-        <w:rPr>
-          <w:rFonts w:ascii="Tahoma" w:eastAsia="微软雅黑" w:hAnsi="Tahoma"/>
-          <w:kern w:val="0"/>
-          <w:sz w:val="22"/>
-        </w:rPr>
-      </w:pPr>
-      <w:r>
-        <w:rPr>
-          <w:rFonts w:ascii="Tahoma" w:eastAsia="微软雅黑" w:hAnsi="Tahoma" w:hint="eastAsia"/>
-          <w:kern w:val="0"/>
-          <w:sz w:val="22"/>
-        </w:rPr>
-        <w:t>该设计用到了</w:t>
-      </w:r>
-      <w:r>
-        <w:rPr>
-          <w:rFonts w:ascii="Tahoma" w:eastAsia="微软雅黑" w:hAnsi="Tahoma" w:hint="eastAsia"/>
-          <w:kern w:val="0"/>
-          <w:sz w:val="22"/>
-        </w:rPr>
-        <w:t>菜单指针</w:t>
-      </w:r>
-      <w:r>
-        <w:rPr>
-          <w:rFonts w:ascii="Tahoma" w:eastAsia="微软雅黑" w:hAnsi="Tahoma" w:hint="eastAsia"/>
-          <w:kern w:val="0"/>
-          <w:sz w:val="22"/>
-        </w:rPr>
-        <w:t>的</w:t>
-      </w:r>
-      <w:r>
-        <w:rPr>
-          <w:rFonts w:ascii="Tahoma" w:eastAsia="微软雅黑" w:hAnsi="Tahoma" w:hint="eastAsia"/>
-          <w:kern w:val="0"/>
-          <w:sz w:val="22"/>
-        </w:rPr>
-        <w:t>样式</w:t>
-      </w:r>
-      <w:r>
-        <w:rPr>
-          <w:rFonts w:ascii="Tahoma" w:eastAsia="微软雅黑" w:hAnsi="Tahoma" w:hint="eastAsia"/>
-          <w:kern w:val="0"/>
-          <w:sz w:val="22"/>
-        </w:rPr>
-        <w:t>5</w:t>
-      </w:r>
-      <w:r>
-        <w:rPr>
-          <w:rFonts w:ascii="Tahoma" w:eastAsia="微软雅黑" w:hAnsi="Tahoma" w:hint="eastAsia"/>
-          <w:kern w:val="0"/>
-          <w:sz w:val="22"/>
-        </w:rPr>
-        <w:t>。</w:t>
-      </w:r>
-    </w:p>
-    <w:p>
-      <w:pPr>
-        <w:widowControl/>
-        <w:adjustRightInd w:val="0"/>
-        <w:snapToGrid w:val="0"/>
-        <w:jc w:val="center"/>
-        <w:rPr>
-          <w:rFonts w:ascii="Tahoma" w:eastAsia="微软雅黑" w:hAnsi="Tahoma" w:hint="eastAsia"/>
-          <w:kern w:val="0"/>
-          <w:sz w:val="22"/>
-        </w:rPr>
-      </w:pPr>
-      <w:r>
-        <w:rPr>
-          <w:rFonts w:ascii="Tahoma" w:eastAsia="微软雅黑" w:hAnsi="Tahoma"/>
-          <w:kern w:val="0"/>
-          <w:sz w:val="22"/>
-        </w:rPr>
-        <w:drawing>
-          <wp:inline distT="0" distB="0" distL="0" distR="0" wp14:anchorId="2D5161D7" wp14:editId="07382926">
-            <wp:extent cx="4366030" cy="2118360"/>
-            <wp:effectExtent l="0" t="0" r="0" b="0"/>
-            <wp:docPr id="792074462" name="图片 7"/>
-            <wp:cNvGraphicFramePr>
-              <a:graphicFrameLocks xmlns:a="http://schemas.openxmlformats.org/drawingml/2006/main" noChangeAspect="1"/>
-            </wp:cNvGraphicFramePr>
-            <a:graphic xmlns:a="http://schemas.openxmlformats.org/drawingml/2006/main">
-              <a:graphicData uri="http://schemas.openxmlformats.org/drawingml/2006/picture">
-                <pic:pic xmlns:pic="http://schemas.openxmlformats.org/drawingml/2006/picture">
-                  <pic:nvPicPr>
-                    <pic:cNvPr id="0" name="Picture 14"/>
-                    <pic:cNvPicPr>
-                      <a:picLocks noChangeAspect="1" noChangeArrowheads="1"/>
-                    </pic:cNvPicPr>
-                  </pic:nvPicPr>
-                  <pic:blipFill>
-                    <a:blip r:embed="rId14">
-                      <a:extLst>
-                        <a:ext uri="{28A0092B-C50C-407E-A947-70E740481C1C}">
-                          <a14:useLocalDpi xmlns:a14="http://schemas.microsoft.com/office/drawing/2010/main" val="0"/>
-                        </a:ext>
-                      </a:extLst>
-                    </a:blip>
-                    <a:srcRect/>
-                    <a:stretch>
-                      <a:fillRect/>
-                    </a:stretch>
-                  </pic:blipFill>
-                  <pic:spPr bwMode="auto">
-                    <a:xfrm>
-                      <a:off x="0" y="0"/>
-                      <a:ext cx="4375260" cy="2122838"/>
-                    </a:xfrm>
-                    <a:prstGeom prst="rect">
-                      <a:avLst/>
-                    </a:prstGeom>
-                    <a:noFill/>
-                    <a:ln>
-                      <a:noFill/>
-                    </a:ln>
-                  </pic:spPr>
-                </pic:pic>
-              </a:graphicData>
-            </a:graphic>
-          </wp:inline>
-        </w:drawing>
-      </w:r>
-    </w:p>
-    <w:p>
-      <w:pPr>
-        <w:pStyle w:val="4"/>
-        <w:rPr>
-          <w:rFonts w:hint="eastAsia"/>
-        </w:rPr>
-      </w:pPr>
-      <w:r>
-        <w:rPr>
-          <w:rFonts w:hint="eastAsia"/>
-        </w:rPr>
-        <w:t>6</w:t>
-      </w:r>
-      <w:r>
-        <w:rPr>
-          <w:rFonts w:hint="eastAsia"/>
-        </w:rPr>
-        <w:t>）</w:t>
-      </w:r>
-      <w:r>
-        <w:rPr>
-          <w:rFonts w:hint="eastAsia"/>
-        </w:rPr>
-        <w:t>插件-大图片字符</w:t>
-      </w:r>
-    </w:p>
-    <w:p>
-      <w:pPr>
-        <w:widowControl/>
-        <w:adjustRightInd w:val="0"/>
-        <w:snapToGrid w:val="0"/>
-        <w:jc w:val="left"/>
-        <w:rPr>
-          <w:rFonts w:ascii="Tahoma" w:eastAsia="微软雅黑" w:hAnsi="Tahoma"/>
-          <w:kern w:val="0"/>
-          <w:sz w:val="22"/>
-        </w:rPr>
-      </w:pPr>
-      <w:r>
-        <w:rPr>
-          <w:rFonts w:ascii="Tahoma" w:eastAsia="微软雅黑" w:hAnsi="Tahoma" w:hint="eastAsia"/>
-          <w:kern w:val="0"/>
-          <w:sz w:val="22"/>
-        </w:rPr>
-        <w:t>该设计</w:t>
-      </w:r>
-      <w:r>
-        <w:rPr>
-          <w:rFonts w:ascii="Tahoma" w:eastAsia="微软雅黑" w:hAnsi="Tahoma" w:hint="eastAsia"/>
-          <w:kern w:val="0"/>
-          <w:sz w:val="22"/>
-        </w:rPr>
-        <w:t>对应了下面几个大图片，并加入到文本内容中。</w:t>
-      </w:r>
-    </w:p>
-    <w:p>
-      <w:pPr>
-        <w:widowControl/>
-        <w:adjustRightInd w:val="0"/>
-        <w:snapToGrid w:val="0"/>
-        <w:jc w:val="center"/>
-        <w:rPr>
-          <w:rFonts w:ascii="Tahoma" w:eastAsia="微软雅黑" w:hAnsi="Tahoma" w:hint="eastAsia"/>
-          <w:kern w:val="0"/>
-          <w:sz w:val="22"/>
-        </w:rPr>
-      </w:pPr>
-      <w:r>
-        <w:rPr>
-          <w:rFonts w:ascii="Tahoma" w:eastAsia="微软雅黑" w:hAnsi="Tahoma"/>
-          <w:kern w:val="0"/>
-          <w:sz w:val="22"/>
-        </w:rPr>
-        <w:drawing>
-          <wp:inline distT="0" distB="0" distL="0" distR="0" wp14:anchorId="4084F2AE" wp14:editId="4F1679B7">
-            <wp:extent cx="2621280" cy="2396243"/>
-            <wp:effectExtent l="0" t="0" r="7620" b="4445"/>
-            <wp:docPr id="1105906420" name="图片 8"/>
-            <wp:cNvGraphicFramePr>
-              <a:graphicFrameLocks xmlns:a="http://schemas.openxmlformats.org/drawingml/2006/main" noChangeAspect="1"/>
-            </wp:cNvGraphicFramePr>
-            <a:graphic xmlns:a="http://schemas.openxmlformats.org/drawingml/2006/main">
-              <a:graphicData uri="http://schemas.openxmlformats.org/drawingml/2006/picture">
-                <pic:pic xmlns:pic="http://schemas.openxmlformats.org/drawingml/2006/picture">
-                  <pic:nvPicPr>
-                    <pic:cNvPr id="0" name="Picture 16"/>
-                    <pic:cNvPicPr>
-                      <a:picLocks noChangeAspect="1" noChangeArrowheads="1"/>
-                    </pic:cNvPicPr>
-                  </pic:nvPicPr>
-                  <pic:blipFill>
-                    <a:blip r:embed="rId15">
-                      <a:extLst>
-                        <a:ext uri="{28A0092B-C50C-407E-A947-70E740481C1C}">
-                          <a14:useLocalDpi xmlns:a14="http://schemas.microsoft.com/office/drawing/2010/main" val="0"/>
-                        </a:ext>
-                      </a:extLst>
-                    </a:blip>
-                    <a:srcRect/>
-                    <a:stretch>
-                      <a:fillRect/>
-                    </a:stretch>
-                  </pic:blipFill>
-                  <pic:spPr bwMode="auto">
-                    <a:xfrm>
-                      <a:off x="0" y="0"/>
-                      <a:ext cx="2637241" cy="2410833"/>
-                    </a:xfrm>
-                    <a:prstGeom prst="rect">
-                      <a:avLst/>
-                    </a:prstGeom>
-                    <a:noFill/>
-                    <a:ln>
-                      <a:noFill/>
-                    </a:ln>
-                  </pic:spPr>
-                </pic:pic>
-              </a:graphicData>
-            </a:graphic>
-          </wp:inline>
-        </w:drawing>
-      </w:r>
-    </w:p>
-    <w:p>
-      <w:pPr>
-        <w:widowControl/>
-        <w:adjustRightInd w:val="0"/>
-        <w:snapToGrid w:val="0"/>
-        <w:jc w:val="left"/>
-        <w:rPr>
-          <w:rFonts w:ascii="Tahoma" w:eastAsia="微软雅黑" w:hAnsi="Tahoma"/>
-          <w:kern w:val="0"/>
-          <w:sz w:val="22"/>
-        </w:rPr>
-      </w:pPr>
-      <w:r>
-        <w:rPr>
-          <w:rFonts w:ascii="Tahoma" w:eastAsia="微软雅黑" w:hAnsi="Tahoma"/>
-          <w:kern w:val="0"/>
-          <w:sz w:val="22"/>
-        </w:rPr>
-        <w:br w:type="page"/>
-      </w:r>
-    </w:p>
-    <w:p>
-      <w:pPr>
-        <w:pStyle w:val="2"/>
-        <w:rPr>
-          <w:rFonts w:hint="eastAsia"/>
-        </w:rPr>
-      </w:pPr>
-      <w:r>
-        <w:rPr>
-          <w:rFonts w:hint="eastAsia"/>
-        </w:rPr>
-        <w:lastRenderedPageBreak/>
-        <w:t>镶金告示板</w:t>
-      </w:r>
-      <w:r>
-        <w:rPr>
-          <w:rFonts w:hint="eastAsia"/>
-        </w:rPr>
-        <w:t>-</w:t>
-      </w:r>
-      <w:r>
-        <w:rPr>
-          <w:rFonts w:hint="eastAsia"/>
-        </w:rPr>
-        <w:t>设计</w:t>
-      </w:r>
-    </w:p>
-    <w:p>
-      <w:pPr>
-        <w:pStyle w:val="3"/>
-        <w:rPr>
-          <w:rFonts w:hint="eastAsia"/>
-        </w:rPr>
-      </w:pPr>
-      <w:r>
-        <w:rPr>
-          <w:rFonts w:hint="eastAsia"/>
-        </w:rPr>
-        <w:t>设计</w:t>
-      </w:r>
-      <w:r>
-        <w:rPr>
-          <w:rFonts w:hint="eastAsia"/>
-        </w:rPr>
-        <w:t>简介</w:t>
-      </w:r>
-    </w:p>
-    <w:p>
-      <w:pPr>
-        <w:pStyle w:val="4"/>
-        <w:rPr>
-          <w:rFonts w:hint="eastAsia"/>
-        </w:rPr>
-      </w:pPr>
-      <w:r>
-        <w:rPr>
-          <w:rFonts w:hint="eastAsia"/>
-        </w:rPr>
-        <w:t>1</w:t>
-      </w:r>
-      <w:r>
-        <w:rPr>
-          <w:rFonts w:hint="eastAsia"/>
-        </w:rPr>
-        <w:t>）</w:t>
-      </w:r>
-      <w:r>
-        <w:rPr>
-          <w:rFonts w:hint="eastAsia"/>
-        </w:rPr>
-        <w:t>灵感来源</w:t>
-      </w:r>
-    </w:p>
-    <w:p>
-      <w:pPr>
-        <w:widowControl/>
-        <w:adjustRightInd w:val="0"/>
-        <w:snapToGrid w:val="0"/>
-        <w:jc w:val="left"/>
-        <w:rPr>
-          <w:rFonts w:ascii="Tahoma" w:eastAsia="微软雅黑" w:hAnsi="Tahoma"/>
-          <w:kern w:val="0"/>
-          <w:sz w:val="22"/>
-        </w:rPr>
-      </w:pPr>
-      <w:r>
-        <w:rPr>
-          <w:rFonts w:ascii="Tahoma" w:eastAsia="微软雅黑" w:hAnsi="Tahoma" w:hint="eastAsia"/>
-          <w:kern w:val="0"/>
-          <w:sz w:val="22"/>
-        </w:rPr>
-        <w:t>2025</w:t>
-      </w:r>
-      <w:r>
-        <w:rPr>
-          <w:rFonts w:ascii="Tahoma" w:eastAsia="微软雅黑" w:hAnsi="Tahoma" w:hint="eastAsia"/>
-          <w:kern w:val="0"/>
-          <w:sz w:val="22"/>
-        </w:rPr>
-        <w:t>年</w:t>
-      </w:r>
-      <w:r>
-        <w:rPr>
-          <w:rFonts w:ascii="Tahoma" w:eastAsia="微软雅黑" w:hAnsi="Tahoma" w:hint="eastAsia"/>
-          <w:kern w:val="0"/>
-          <w:sz w:val="22"/>
-        </w:rPr>
-        <w:t>4</w:t>
-      </w:r>
-      <w:r>
-        <w:rPr>
-          <w:rFonts w:ascii="Tahoma" w:eastAsia="微软雅黑" w:hAnsi="Tahoma" w:hint="eastAsia"/>
-          <w:kern w:val="0"/>
-          <w:sz w:val="22"/>
-        </w:rPr>
-        <w:t>月</w:t>
-      </w:r>
-      <w:r>
-        <w:rPr>
-          <w:rFonts w:ascii="Tahoma" w:eastAsia="微软雅黑" w:hAnsi="Tahoma" w:hint="eastAsia"/>
-          <w:kern w:val="0"/>
-          <w:sz w:val="22"/>
-        </w:rPr>
-        <w:t>19</w:t>
-      </w:r>
-      <w:r>
-        <w:rPr>
-          <w:rFonts w:ascii="Tahoma" w:eastAsia="微软雅黑" w:hAnsi="Tahoma" w:hint="eastAsia"/>
-          <w:kern w:val="0"/>
-          <w:sz w:val="22"/>
-        </w:rPr>
-        <w:t>日，有群友跟我讨论《英雄无敌</w:t>
-      </w:r>
-      <w:r>
-        <w:rPr>
-          <w:rFonts w:ascii="Tahoma" w:eastAsia="微软雅黑" w:hAnsi="Tahoma" w:hint="eastAsia"/>
-          <w:kern w:val="0"/>
-          <w:sz w:val="22"/>
-        </w:rPr>
-        <w:t>3</w:t>
-      </w:r>
-      <w:r>
-        <w:rPr>
-          <w:rFonts w:ascii="Tahoma" w:eastAsia="微软雅黑" w:hAnsi="Tahoma" w:hint="eastAsia"/>
-          <w:kern w:val="0"/>
-          <w:sz w:val="22"/>
-        </w:rPr>
-        <w:t>死亡阴影》这个对话框皮肤的设计。</w:t>
-      </w:r>
-    </w:p>
-    <w:p>
-      <w:pPr>
-        <w:widowControl/>
-        <w:adjustRightInd w:val="0"/>
-        <w:snapToGrid w:val="0"/>
-        <w:jc w:val="left"/>
-        <w:rPr>
-          <w:rFonts w:ascii="Tahoma" w:eastAsia="微软雅黑" w:hAnsi="Tahoma"/>
-          <w:kern w:val="0"/>
-          <w:sz w:val="22"/>
-        </w:rPr>
-      </w:pPr>
-      <w:r>
-        <w:rPr>
-          <w:rFonts w:ascii="Tahoma" w:eastAsia="微软雅黑" w:hAnsi="Tahoma" w:hint="eastAsia"/>
-          <w:kern w:val="0"/>
-          <w:sz w:val="22"/>
-        </w:rPr>
-        <w:t>我觉得现在</w:t>
-      </w:r>
-      <w:r>
-        <w:rPr>
-          <w:rFonts w:ascii="Tahoma" w:eastAsia="微软雅黑" w:hAnsi="Tahoma" w:hint="eastAsia"/>
-          <w:kern w:val="0"/>
-          <w:sz w:val="22"/>
-        </w:rPr>
-        <w:t xml:space="preserve"> </w:t>
-      </w:r>
-      <w:r>
-        <w:rPr>
-          <w:rFonts w:ascii="Tahoma" w:eastAsia="微软雅黑" w:hAnsi="Tahoma" w:hint="eastAsia"/>
-          <w:kern w:val="0"/>
-          <w:sz w:val="22"/>
-        </w:rPr>
-        <w:t>窗口字符</w:t>
-      </w:r>
-      <w:r>
-        <w:rPr>
-          <w:rFonts w:ascii="Tahoma" w:eastAsia="微软雅黑" w:hAnsi="Tahoma" w:hint="eastAsia"/>
-          <w:kern w:val="0"/>
-          <w:sz w:val="22"/>
-        </w:rPr>
-        <w:t>+</w:t>
-      </w:r>
-      <w:r>
-        <w:rPr>
-          <w:rFonts w:ascii="Tahoma" w:eastAsia="微软雅黑" w:hAnsi="Tahoma" w:hint="eastAsia"/>
-          <w:kern w:val="0"/>
-          <w:sz w:val="22"/>
-        </w:rPr>
-        <w:t>对话框</w:t>
-      </w:r>
-      <w:r>
-        <w:rPr>
-          <w:rFonts w:ascii="Tahoma" w:eastAsia="微软雅黑" w:hAnsi="Tahoma" w:hint="eastAsia"/>
-          <w:kern w:val="0"/>
-          <w:sz w:val="22"/>
-        </w:rPr>
-        <w:t xml:space="preserve"> </w:t>
-      </w:r>
-      <w:r>
-        <w:rPr>
-          <w:rFonts w:ascii="Tahoma" w:eastAsia="微软雅黑" w:hAnsi="Tahoma" w:hint="eastAsia"/>
-          <w:kern w:val="0"/>
-          <w:sz w:val="22"/>
-        </w:rPr>
-        <w:t>都被我全翻新了，这个做起来应该没有那么难了。</w:t>
-      </w:r>
-    </w:p>
-    <w:p>
-      <w:pPr>
-        <w:widowControl/>
-        <w:adjustRightInd w:val="0"/>
-        <w:snapToGrid w:val="0"/>
-        <w:jc w:val="left"/>
-        <w:rPr>
-          <w:rFonts w:ascii="Tahoma" w:eastAsia="微软雅黑" w:hAnsi="Tahoma"/>
-          <w:color w:val="A6A6A6" w:themeColor="background1" w:themeShade="A6"/>
-          <w:kern w:val="0"/>
-          <w:sz w:val="22"/>
-        </w:rPr>
-      </w:pPr>
-      <w:r>
-        <w:rPr>
-          <w:rFonts w:ascii="Tahoma" w:eastAsia="微软雅黑" w:hAnsi="Tahoma" w:hint="eastAsia"/>
-          <w:color w:val="A6A6A6" w:themeColor="background1" w:themeShade="A6"/>
-          <w:kern w:val="0"/>
-          <w:sz w:val="22"/>
-        </w:rPr>
-        <w:t>（之前觉得难是因为旧底层无法实现同时</w:t>
-      </w:r>
-      <w:r>
-        <w:rPr>
-          <w:rFonts w:ascii="Tahoma" w:eastAsia="微软雅黑" w:hAnsi="Tahoma" w:hint="eastAsia"/>
-          <w:color w:val="A6A6A6" w:themeColor="background1" w:themeShade="A6"/>
-          <w:kern w:val="0"/>
-          <w:sz w:val="22"/>
-        </w:rPr>
-        <w:t xml:space="preserve"> </w:t>
-      </w:r>
-      <w:r>
-        <w:rPr>
-          <w:rFonts w:ascii="Tahoma" w:eastAsia="微软雅黑" w:hAnsi="Tahoma" w:hint="eastAsia"/>
-          <w:color w:val="A6A6A6" w:themeColor="background1" w:themeShade="A6"/>
-          <w:kern w:val="0"/>
-          <w:sz w:val="22"/>
-        </w:rPr>
-        <w:t>文本居中</w:t>
-      </w:r>
-      <w:r>
-        <w:rPr>
-          <w:rFonts w:ascii="Tahoma" w:eastAsia="微软雅黑" w:hAnsi="Tahoma" w:hint="eastAsia"/>
-          <w:color w:val="A6A6A6" w:themeColor="background1" w:themeShade="A6"/>
-          <w:kern w:val="0"/>
-          <w:sz w:val="22"/>
-        </w:rPr>
-        <w:t>+</w:t>
-      </w:r>
-      <w:r>
-        <w:rPr>
-          <w:rFonts w:ascii="Tahoma" w:eastAsia="微软雅黑" w:hAnsi="Tahoma" w:hint="eastAsia"/>
-          <w:color w:val="A6A6A6" w:themeColor="background1" w:themeShade="A6"/>
-          <w:kern w:val="0"/>
-          <w:sz w:val="22"/>
-        </w:rPr>
-        <w:t>自动换行）</w:t>
-      </w:r>
-    </w:p>
-    <w:p>
-      <w:pPr>
-        <w:widowControl/>
-        <w:adjustRightInd w:val="0"/>
-        <w:snapToGrid w:val="0"/>
-        <w:jc w:val="left"/>
-        <w:rPr>
-          <w:rFonts w:ascii="Tahoma" w:eastAsia="微软雅黑" w:hAnsi="Tahoma"/>
-          <w:kern w:val="0"/>
-          <w:sz w:val="22"/>
-        </w:rPr>
-      </w:pPr>
-      <w:r>
-        <w:rPr>
-          <w:rFonts w:ascii="Tahoma" w:eastAsia="微软雅黑" w:hAnsi="Tahoma" w:hint="eastAsia"/>
-          <w:kern w:val="0"/>
-          <w:sz w:val="22"/>
-        </w:rPr>
-        <w:t>于是我找了几个对话框样式。</w:t>
-      </w:r>
-    </w:p>
-    <w:p>
-      <w:pPr>
-        <w:widowControl/>
-        <w:adjustRightInd w:val="0"/>
-        <w:snapToGrid w:val="0"/>
-        <w:jc w:val="center"/>
-        <w:rPr>
-          <w:rFonts w:ascii="Tahoma" w:eastAsia="微软雅黑" w:hAnsi="Tahoma"/>
-          <w:kern w:val="0"/>
-          <w:sz w:val="22"/>
-        </w:rPr>
-      </w:pPr>
-      <w:r>
-        <w:rPr>
-          <w:rFonts w:ascii="Tahoma" w:eastAsia="微软雅黑" w:hAnsi="Tahoma"/>
-          <w:noProof/>
-          <w:kern w:val="0"/>
-          <w:sz w:val="22"/>
-        </w:rPr>
-        <w:drawing>
-          <wp:inline distT="0" distB="0" distL="0" distR="0" wp14:anchorId="2A08ED20" wp14:editId="7BAE2213">
+          <wp:inline distT="0" distB="0" distL="0" distR="0" wp14:anchorId="77F53C94" wp14:editId="162203F0">
             <wp:extent cx="3360420" cy="1904406"/>
             <wp:effectExtent l="0" t="0" r="0" b="635"/>
             <wp:docPr id="1609442348" name="图片 1"/>
@@ -1882,7 +664,7 @@
                     </pic:cNvPicPr>
                   </pic:nvPicPr>
                   <pic:blipFill>
-                    <a:blip r:embed="rId16">
+                    <a:blip r:embed="rId9">
                       <a:extLst>
                         <a:ext uri="{28A0092B-C50C-407E-A947-70E740481C1C}">
                           <a14:useLocalDpi xmlns:a14="http://schemas.microsoft.com/office/drawing/2010/main" val="0"/>
@@ -1934,7 +716,7 @@
           <w:sz w:val="22"/>
         </w:rPr>
         <w:drawing>
-          <wp:inline distT="0" distB="0" distL="0" distR="0" wp14:anchorId="25EF947B" wp14:editId="582FA32F">
+          <wp:inline distT="0" distB="0" distL="0" distR="0" wp14:anchorId="31FDBF91" wp14:editId="6EAAEC0C">
             <wp:extent cx="3383280" cy="1445630"/>
             <wp:effectExtent l="0" t="0" r="7620" b="2540"/>
             <wp:docPr id="2140209303" name="图片 3"/>
@@ -1951,7 +733,7 @@
                     </pic:cNvPicPr>
                   </pic:nvPicPr>
                   <pic:blipFill>
-                    <a:blip r:embed="rId17">
+                    <a:blip r:embed="rId10">
                       <a:extLst>
                         <a:ext uri="{28A0092B-C50C-407E-A947-70E740481C1C}">
                           <a14:useLocalDpi xmlns:a14="http://schemas.microsoft.com/office/drawing/2010/main" val="0"/>
@@ -2081,7 +863,7 @@
           <w:sz w:val="22"/>
         </w:rPr>
         <w:drawing>
-          <wp:inline distT="0" distB="0" distL="0" distR="0" wp14:anchorId="4A3A6097" wp14:editId="5D8A3033">
+          <wp:inline distT="0" distB="0" distL="0" distR="0" wp14:anchorId="2E2E886A" wp14:editId="4A340E51">
             <wp:extent cx="3375660" cy="2403956"/>
             <wp:effectExtent l="0" t="0" r="0" b="0"/>
             <wp:docPr id="1114275876" name="图片 2"/>
@@ -2098,7 +880,7 @@
                     </pic:cNvPicPr>
                   </pic:nvPicPr>
                   <pic:blipFill>
-                    <a:blip r:embed="rId18">
+                    <a:blip r:embed="rId11">
                       <a:extLst>
                         <a:ext uri="{28A0092B-C50C-407E-A947-70E740481C1C}">
                           <a14:useLocalDpi xmlns:a14="http://schemas.microsoft.com/office/drawing/2010/main" val="0"/>
@@ -2199,7 +981,6 @@
           <w:kern w:val="0"/>
           <w:sz w:val="22"/>
         </w:rPr>
-        <w:lastRenderedPageBreak/>
         <w:t>说到金属镶边，之前作者我设计“</w:t>
       </w:r>
       <w:r>
@@ -2277,8 +1058,9 @@
           <w:kern w:val="0"/>
           <w:sz w:val="22"/>
         </w:rPr>
+        <w:lastRenderedPageBreak/>
         <w:drawing>
-          <wp:inline distT="0" distB="0" distL="0" distR="0" wp14:anchorId="2C76C5EB" wp14:editId="6393903A">
+          <wp:inline distT="0" distB="0" distL="0" distR="0" wp14:anchorId="4A162206" wp14:editId="4E242FE6">
             <wp:extent cx="5097780" cy="2982195"/>
             <wp:effectExtent l="0" t="0" r="7620" b="8890"/>
             <wp:docPr id="957116585" name="图片 4"/>
@@ -2295,7 +1077,7 @@
                     </pic:cNvPicPr>
                   </pic:nvPicPr>
                   <pic:blipFill>
-                    <a:blip r:embed="rId19">
+                    <a:blip r:embed="rId12">
                       <a:extLst>
                         <a:ext uri="{28A0092B-C50C-407E-A947-70E740481C1C}">
                           <a14:useLocalDpi xmlns:a14="http://schemas.microsoft.com/office/drawing/2010/main" val="0"/>
@@ -2587,6 +1369,1212 @@
     </w:p>
     <w:p>
       <w:pPr>
+        <w:pStyle w:val="2"/>
+        <w:rPr>
+          <w:rFonts w:hint="eastAsia"/>
+        </w:rPr>
+      </w:pPr>
+      <w:r>
+        <w:rPr>
+          <w:rFonts w:hint="eastAsia"/>
+        </w:rPr>
+        <w:lastRenderedPageBreak/>
+        <w:t>===</w:t>
+      </w:r>
+      <w:r>
+        <w:rPr>
+          <w:rFonts w:hint="eastAsia"/>
+        </w:rPr>
+        <w:t>镶金告示板</w:t>
+      </w:r>
+      <w:r>
+        <w:rPr>
+          <w:rFonts w:hint="eastAsia"/>
+        </w:rPr>
+        <w:t xml:space="preserve"> </w:t>
+      </w:r>
+      <w:r>
+        <w:rPr>
+          <w:rFonts w:hint="eastAsia"/>
+        </w:rPr>
+        <w:t>-</w:t>
+      </w:r>
+      <w:r>
+        <w:rPr>
+          <w:rFonts w:hint="eastAsia"/>
+        </w:rPr>
+        <w:t xml:space="preserve"> 实现===</w:t>
+      </w:r>
+    </w:p>
+    <w:p>
+      <w:pPr>
+        <w:pStyle w:val="3"/>
+        <w:rPr>
+          <w:rFonts w:hint="eastAsia"/>
+        </w:rPr>
+      </w:pPr>
+      <w:r>
+        <w:rPr>
+          <w:rFonts w:hint="eastAsia"/>
+        </w:rPr>
+        <w:t>基础插件</w:t>
+      </w:r>
+    </w:p>
+    <w:p>
+      <w:pPr>
+        <w:widowControl/>
+        <w:adjustRightInd w:val="0"/>
+        <w:snapToGrid w:val="0"/>
+        <w:jc w:val="left"/>
+        <w:rPr>
+          <w:rFonts w:ascii="Tahoma" w:eastAsia="微软雅黑" w:hAnsi="Tahoma"/>
+          <w:kern w:val="0"/>
+          <w:sz w:val="22"/>
+        </w:rPr>
+      </w:pPr>
+      <w:r>
+        <w:rPr>
+          <w:rFonts w:ascii="Tahoma" w:eastAsia="微软雅黑" w:hAnsi="Tahoma" w:hint="eastAsia"/>
+          <w:kern w:val="0"/>
+          <w:sz w:val="22"/>
+        </w:rPr>
+        <w:t>如果要从零开始设计，需要下图的插件：</w:t>
+      </w:r>
+    </w:p>
+    <w:p>
+      <w:pPr>
+        <w:widowControl/>
+        <w:jc w:val="center"/>
+        <w:rPr>
+          <w:rFonts w:ascii="宋体" w:eastAsia="宋体" w:hAnsi="宋体" w:cs="宋体" w:hint="eastAsia"/>
+          <w:kern w:val="0"/>
+          <w:sz w:val="24"/>
+          <w:szCs w:val="24"/>
+        </w:rPr>
+      </w:pPr>
+      <w:r>
+        <w:rPr>
+          <w:noProof/>
+        </w:rPr>
+        <w:drawing>
+          <wp:inline distT="0" distB="0" distL="0" distR="0" wp14:anchorId="1452035E" wp14:editId="6C0DAEDF">
+            <wp:extent cx="4850170" cy="3086100"/>
+            <wp:effectExtent l="0" t="0" r="7620" b="0"/>
+            <wp:docPr id="783593284" name="图片 2"/>
+            <wp:cNvGraphicFramePr>
+              <a:graphicFrameLocks xmlns:a="http://schemas.openxmlformats.org/drawingml/2006/main" noChangeAspect="1"/>
+            </wp:cNvGraphicFramePr>
+            <a:graphic xmlns:a="http://schemas.openxmlformats.org/drawingml/2006/main">
+              <a:graphicData uri="http://schemas.openxmlformats.org/drawingml/2006/picture">
+                <pic:pic xmlns:pic="http://schemas.openxmlformats.org/drawingml/2006/picture">
+                  <pic:nvPicPr>
+                    <pic:cNvPr id="0" name="Picture 4"/>
+                    <pic:cNvPicPr>
+                      <a:picLocks noChangeAspect="1" noChangeArrowheads="1"/>
+                    </pic:cNvPicPr>
+                  </pic:nvPicPr>
+                  <pic:blipFill>
+                    <a:blip r:embed="rId13">
+                      <a:extLst>
+                        <a:ext uri="{28A0092B-C50C-407E-A947-70E740481C1C}">
+                          <a14:useLocalDpi xmlns:a14="http://schemas.microsoft.com/office/drawing/2010/main" val="0"/>
+                        </a:ext>
+                      </a:extLst>
+                    </a:blip>
+                    <a:srcRect/>
+                    <a:stretch>
+                      <a:fillRect/>
+                    </a:stretch>
+                  </pic:blipFill>
+                  <pic:spPr bwMode="auto">
+                    <a:xfrm>
+                      <a:off x="0" y="0"/>
+                      <a:ext cx="4856416" cy="3090074"/>
+                    </a:xfrm>
+                    <a:prstGeom prst="rect">
+                      <a:avLst/>
+                    </a:prstGeom>
+                    <a:noFill/>
+                    <a:ln>
+                      <a:noFill/>
+                    </a:ln>
+                  </pic:spPr>
+                </pic:pic>
+              </a:graphicData>
+            </a:graphic>
+          </wp:inline>
+        </w:drawing>
+      </w:r>
+    </w:p>
+    <w:p>
+      <w:pPr>
+        <w:widowControl/>
+        <w:snapToGrid w:val="0"/>
+        <w:jc w:val="left"/>
+        <w:rPr>
+          <w:rFonts w:ascii="Tahoma" w:eastAsia="微软雅黑" w:hAnsi="Tahoma"/>
+          <w:b/>
+          <w:bCs/>
+          <w:kern w:val="0"/>
+          <w:sz w:val="22"/>
+        </w:rPr>
+      </w:pPr>
+      <w:r>
+        <w:rPr>
+          <w:rFonts w:ascii="Tahoma" w:eastAsia="微软雅黑" w:hAnsi="Tahoma" w:hint="eastAsia"/>
+          <w:b/>
+          <w:bCs/>
+          <w:kern w:val="0"/>
+          <w:sz w:val="22"/>
+        </w:rPr>
+        <w:t>注意，</w:t>
+      </w:r>
+      <w:r>
+        <w:rPr>
+          <w:rFonts w:ascii="Tahoma" w:eastAsia="微软雅黑" w:hAnsi="Tahoma" w:hint="eastAsia"/>
+          <w:b/>
+          <w:bCs/>
+          <w:kern w:val="0"/>
+          <w:sz w:val="22"/>
+        </w:rPr>
+        <w:t>该文档提供并介绍高度自定义的对话框设计。</w:t>
+      </w:r>
+    </w:p>
+    <w:p>
+      <w:pPr>
+        <w:widowControl/>
+        <w:snapToGrid w:val="0"/>
+        <w:jc w:val="left"/>
+        <w:rPr>
+          <w:rFonts w:ascii="Tahoma" w:eastAsia="微软雅黑" w:hAnsi="Tahoma"/>
+          <w:b/>
+          <w:bCs/>
+          <w:kern w:val="0"/>
+          <w:sz w:val="22"/>
+        </w:rPr>
+      </w:pPr>
+      <w:r>
+        <w:rPr>
+          <w:rFonts w:ascii="Tahoma" w:eastAsia="微软雅黑" w:hAnsi="Tahoma" w:hint="eastAsia"/>
+          <w:b/>
+          <w:bCs/>
+          <w:kern w:val="0"/>
+          <w:sz w:val="22"/>
+        </w:rPr>
+        <w:t>如果你只想要简单的对话框，可以去看看文档“</w:t>
+      </w:r>
+      <w:r>
+        <w:rPr>
+          <w:rFonts w:ascii="Tahoma" w:eastAsia="微软雅黑" w:hAnsi="Tahoma" w:hint="eastAsia"/>
+          <w:b/>
+          <w:bCs/>
+          <w:kern w:val="0"/>
+          <w:sz w:val="22"/>
+        </w:rPr>
+        <w:t>15</w:t>
+      </w:r>
+      <w:r>
+        <w:rPr>
+          <w:rFonts w:ascii="Tahoma" w:eastAsia="微软雅黑" w:hAnsi="Tahoma"/>
+          <w:b/>
+          <w:bCs/>
+          <w:kern w:val="0"/>
+          <w:sz w:val="22"/>
+        </w:rPr>
+        <w:t>.</w:t>
+      </w:r>
+      <w:r>
+        <w:rPr>
+          <w:rFonts w:ascii="Tahoma" w:eastAsia="微软雅黑" w:hAnsi="Tahoma" w:hint="eastAsia"/>
+          <w:b/>
+          <w:bCs/>
+          <w:kern w:val="0"/>
+          <w:sz w:val="22"/>
+        </w:rPr>
+        <w:t>对话框</w:t>
+      </w:r>
+      <w:r>
+        <w:rPr>
+          <w:rFonts w:ascii="Tahoma" w:eastAsia="微软雅黑" w:hAnsi="Tahoma" w:hint="eastAsia"/>
+          <w:b/>
+          <w:bCs/>
+          <w:kern w:val="0"/>
+          <w:sz w:val="22"/>
+        </w:rPr>
+        <w:t xml:space="preserve"> &gt;</w:t>
+      </w:r>
+      <w:r>
+        <w:rPr>
+          <w:rFonts w:ascii="Tahoma" w:eastAsia="微软雅黑" w:hAnsi="Tahoma"/>
+          <w:b/>
+          <w:bCs/>
+          <w:kern w:val="0"/>
+          <w:sz w:val="22"/>
+        </w:rPr>
+        <w:t xml:space="preserve"> </w:t>
+      </w:r>
+      <w:r>
+        <w:rPr>
+          <w:rFonts w:ascii="Tahoma" w:eastAsia="微软雅黑" w:hAnsi="Tahoma" w:hint="eastAsia"/>
+          <w:b/>
+          <w:bCs/>
+          <w:kern w:val="0"/>
+          <w:sz w:val="22"/>
+        </w:rPr>
+        <w:t>关于对话框皮肤</w:t>
+      </w:r>
+      <w:r>
+        <w:rPr>
+          <w:rFonts w:ascii="Tahoma" w:eastAsia="微软雅黑" w:hAnsi="Tahoma" w:hint="eastAsia"/>
+          <w:b/>
+          <w:bCs/>
+          <w:kern w:val="0"/>
+          <w:sz w:val="22"/>
+        </w:rPr>
+        <w:t>.docx</w:t>
+      </w:r>
+      <w:r>
+        <w:rPr>
+          <w:rFonts w:ascii="Tahoma" w:eastAsia="微软雅黑" w:hAnsi="Tahoma" w:hint="eastAsia"/>
+          <w:b/>
+          <w:bCs/>
+          <w:kern w:val="0"/>
+          <w:sz w:val="22"/>
+        </w:rPr>
+        <w:t>”。</w:t>
+      </w:r>
+    </w:p>
+    <w:p>
+      <w:pPr>
+        <w:widowControl/>
+        <w:jc w:val="left"/>
+        <w:rPr>
+          <w:rFonts w:ascii="宋体" w:eastAsia="宋体" w:hAnsi="宋体" w:cs="宋体" w:hint="eastAsia"/>
+          <w:kern w:val="0"/>
+          <w:sz w:val="24"/>
+          <w:szCs w:val="24"/>
+        </w:rPr>
+      </w:pPr>
+    </w:p>
+    <w:p>
+      <w:pPr>
+        <w:widowControl/>
+        <w:jc w:val="left"/>
+        <w:rPr>
+          <w:rFonts w:ascii="宋体" w:eastAsia="宋体" w:hAnsi="宋体" w:cs="宋体" w:hint="eastAsia"/>
+          <w:kern w:val="0"/>
+          <w:sz w:val="24"/>
+          <w:szCs w:val="24"/>
+        </w:rPr>
+      </w:pPr>
+      <w:r>
+        <w:rPr>
+          <w:rFonts w:ascii="宋体" w:eastAsia="宋体" w:hAnsi="宋体" w:cs="宋体"/>
+          <w:kern w:val="0"/>
+          <w:sz w:val="24"/>
+          <w:szCs w:val="24"/>
+        </w:rPr>
+        <w:br w:type="page"/>
+      </w:r>
+    </w:p>
+    <w:p>
+      <w:pPr>
+        <w:pStyle w:val="3"/>
+        <w:rPr>
+          <w:rFonts w:hint="eastAsia"/>
+        </w:rPr>
+      </w:pPr>
+      <w:r>
+        <w:rPr>
+          <w:rFonts w:hint="eastAsia"/>
+        </w:rPr>
+        <w:lastRenderedPageBreak/>
+        <w:t>基础配置</w:t>
+      </w:r>
+    </w:p>
+    <w:p>
+      <w:pPr>
+        <w:widowControl/>
+        <w:adjustRightInd w:val="0"/>
+        <w:snapToGrid w:val="0"/>
+        <w:spacing w:after="200"/>
+        <w:jc w:val="left"/>
+        <w:rPr>
+          <w:rFonts w:ascii="Tahoma" w:eastAsia="微软雅黑" w:hAnsi="Tahoma"/>
+          <w:kern w:val="0"/>
+          <w:sz w:val="22"/>
+        </w:rPr>
+      </w:pPr>
+      <w:r>
+        <w:rPr>
+          <w:rFonts w:ascii="Tahoma" w:eastAsia="微软雅黑" w:hAnsi="Tahoma" w:hint="eastAsia"/>
+          <w:kern w:val="0"/>
+          <w:sz w:val="22"/>
+        </w:rPr>
+        <w:t>具体注意示例下面的地方：</w:t>
+      </w:r>
+    </w:p>
+    <w:p>
+      <w:pPr>
+        <w:pStyle w:val="4"/>
+        <w:rPr>
+          <w:rFonts w:hint="eastAsia"/>
+        </w:rPr>
+      </w:pPr>
+      <w:r>
+        <w:t>1</w:t>
+      </w:r>
+      <w:r>
+        <w:rPr>
+          <w:rFonts w:hint="eastAsia"/>
+        </w:rPr>
+        <w:t>）</w:t>
+      </w:r>
+      <w:r>
+        <w:rPr>
+          <w:rFonts w:hint="eastAsia"/>
+        </w:rPr>
+        <w:t>资源文件夹</w:t>
+      </w:r>
+    </w:p>
+    <w:p>
+      <w:pPr>
+        <w:widowControl/>
+        <w:adjustRightInd w:val="0"/>
+        <w:snapToGrid w:val="0"/>
+        <w:jc w:val="left"/>
+        <w:rPr>
+          <w:rFonts w:ascii="Tahoma" w:eastAsia="微软雅黑" w:hAnsi="Tahoma"/>
+          <w:kern w:val="0"/>
+          <w:sz w:val="22"/>
+        </w:rPr>
+      </w:pPr>
+      <w:r>
+        <w:rPr>
+          <w:rFonts w:ascii="Tahoma" w:eastAsia="微软雅黑" w:hAnsi="Tahoma" w:hint="eastAsia"/>
+          <w:kern w:val="0"/>
+          <w:sz w:val="22"/>
+        </w:rPr>
+        <w:t>该对话框设计需要注意下面资源文件夹中的资源。</w:t>
+      </w:r>
+    </w:p>
+    <w:p>
+      <w:pPr>
+        <w:widowControl/>
+        <w:adjustRightInd w:val="0"/>
+        <w:snapToGrid w:val="0"/>
+        <w:jc w:val="center"/>
+        <w:rPr>
+          <w:rFonts w:ascii="宋体" w:eastAsia="宋体" w:hAnsi="宋体" w:cs="宋体" w:hint="eastAsia"/>
+          <w:kern w:val="0"/>
+          <w:sz w:val="24"/>
+          <w:szCs w:val="24"/>
+        </w:rPr>
+      </w:pPr>
+      <w:r>
+        <w:rPr>
+          <w:noProof/>
+        </w:rPr>
+        <w:drawing>
+          <wp:inline distT="0" distB="0" distL="0" distR="0" wp14:anchorId="799A9366" wp14:editId="3A15B5A7">
+            <wp:extent cx="4786630" cy="1252845"/>
+            <wp:effectExtent l="0" t="0" r="0" b="5080"/>
+            <wp:docPr id="508666" name="图片 3"/>
+            <wp:cNvGraphicFramePr>
+              <a:graphicFrameLocks xmlns:a="http://schemas.openxmlformats.org/drawingml/2006/main" noChangeAspect="1"/>
+            </wp:cNvGraphicFramePr>
+            <a:graphic xmlns:a="http://schemas.openxmlformats.org/drawingml/2006/main">
+              <a:graphicData uri="http://schemas.openxmlformats.org/drawingml/2006/picture">
+                <pic:pic xmlns:pic="http://schemas.openxmlformats.org/drawingml/2006/picture">
+                  <pic:nvPicPr>
+                    <pic:cNvPr id="0" name="Picture 6"/>
+                    <pic:cNvPicPr>
+                      <a:picLocks noChangeAspect="1" noChangeArrowheads="1"/>
+                    </pic:cNvPicPr>
+                  </pic:nvPicPr>
+                  <pic:blipFill>
+                    <a:blip r:embed="rId14">
+                      <a:extLst>
+                        <a:ext uri="{28A0092B-C50C-407E-A947-70E740481C1C}">
+                          <a14:useLocalDpi xmlns:a14="http://schemas.microsoft.com/office/drawing/2010/main" val="0"/>
+                        </a:ext>
+                      </a:extLst>
+                    </a:blip>
+                    <a:srcRect/>
+                    <a:stretch>
+                      <a:fillRect/>
+                    </a:stretch>
+                  </pic:blipFill>
+                  <pic:spPr bwMode="auto">
+                    <a:xfrm>
+                      <a:off x="0" y="0"/>
+                      <a:ext cx="4802742" cy="1257062"/>
+                    </a:xfrm>
+                    <a:prstGeom prst="rect">
+                      <a:avLst/>
+                    </a:prstGeom>
+                    <a:noFill/>
+                    <a:ln>
+                      <a:noFill/>
+                    </a:ln>
+                  </pic:spPr>
+                </pic:pic>
+              </a:graphicData>
+            </a:graphic>
+          </wp:inline>
+        </w:drawing>
+      </w:r>
+    </w:p>
+    <w:p>
+      <w:pPr>
+        <w:widowControl/>
+        <w:adjustRightInd w:val="0"/>
+        <w:snapToGrid w:val="0"/>
+        <w:rPr>
+          <w:rFonts w:ascii="宋体" w:eastAsia="宋体" w:hAnsi="宋体" w:cs="宋体" w:hint="eastAsia"/>
+          <w:kern w:val="0"/>
+          <w:sz w:val="24"/>
+          <w:szCs w:val="24"/>
+        </w:rPr>
+      </w:pPr>
+    </w:p>
+    <w:p>
+      <w:pPr>
+        <w:pStyle w:val="4"/>
+        <w:rPr>
+          <w:rFonts w:hint="eastAsia"/>
+        </w:rPr>
+      </w:pPr>
+      <w:r>
+        <w:rPr>
+          <w:rFonts w:hint="eastAsia"/>
+        </w:rPr>
+        <w:t>2</w:t>
+      </w:r>
+      <w:r>
+        <w:rPr>
+          <w:rFonts w:hint="eastAsia"/>
+        </w:rPr>
+        <w:t>）</w:t>
+      </w:r>
+      <w:r>
+        <w:rPr>
+          <w:rFonts w:hint="eastAsia"/>
+        </w:rPr>
+        <w:t>插件指令</w:t>
+      </w:r>
+    </w:p>
+    <w:p>
+      <w:pPr>
+        <w:widowControl/>
+        <w:adjustRightInd w:val="0"/>
+        <w:snapToGrid w:val="0"/>
+        <w:rPr>
+          <w:rFonts w:ascii="Tahoma" w:eastAsia="微软雅黑" w:hAnsi="Tahoma"/>
+          <w:kern w:val="0"/>
+          <w:sz w:val="22"/>
+        </w:rPr>
+      </w:pPr>
+      <w:r>
+        <w:rPr>
+          <w:rFonts w:ascii="Tahoma" w:eastAsia="微软雅黑" w:hAnsi="Tahoma" w:hint="eastAsia"/>
+          <w:kern w:val="0"/>
+          <w:sz w:val="22"/>
+        </w:rPr>
+        <w:t>在播放告示</w:t>
+      </w:r>
+      <w:proofErr w:type="gramStart"/>
+      <w:r>
+        <w:rPr>
+          <w:rFonts w:ascii="Tahoma" w:eastAsia="微软雅黑" w:hAnsi="Tahoma" w:hint="eastAsia"/>
+          <w:kern w:val="0"/>
+          <w:sz w:val="22"/>
+        </w:rPr>
+        <w:t>板效果前</w:t>
+      </w:r>
+      <w:proofErr w:type="gramEnd"/>
+      <w:r>
+        <w:rPr>
+          <w:rFonts w:ascii="Tahoma" w:eastAsia="微软雅黑" w:hAnsi="Tahoma" w:hint="eastAsia"/>
+          <w:kern w:val="0"/>
+          <w:sz w:val="22"/>
+        </w:rPr>
+        <w:t>，需要执行下面插件指令。</w:t>
+      </w:r>
+    </w:p>
+    <w:p>
+      <w:pPr>
+        <w:widowControl/>
+        <w:adjustRightInd w:val="0"/>
+        <w:snapToGrid w:val="0"/>
+        <w:rPr>
+          <w:rFonts w:ascii="Tahoma" w:eastAsia="微软雅黑" w:hAnsi="Tahoma"/>
+          <w:kern w:val="0"/>
+          <w:sz w:val="22"/>
+        </w:rPr>
+      </w:pPr>
+      <w:r>
+        <w:rPr>
+          <w:rFonts w:ascii="Tahoma" w:eastAsia="微软雅黑" w:hAnsi="Tahoma" w:hint="eastAsia"/>
+          <w:kern w:val="0"/>
+          <w:sz w:val="22"/>
+        </w:rPr>
+        <w:t>播放结束后，还需要恢复默认样式。</w:t>
+      </w:r>
+    </w:p>
+    <w:p>
+      <w:pPr>
+        <w:widowControl/>
+        <w:adjustRightInd w:val="0"/>
+        <w:snapToGrid w:val="0"/>
+        <w:jc w:val="center"/>
+        <w:rPr>
+          <w:rFonts w:ascii="Tahoma" w:eastAsia="微软雅黑" w:hAnsi="Tahoma"/>
+          <w:kern w:val="0"/>
+          <w:sz w:val="22"/>
+        </w:rPr>
+      </w:pPr>
+      <w:r>
+        <w:rPr>
+          <w:rFonts w:ascii="Tahoma" w:eastAsia="微软雅黑" w:hAnsi="Tahoma"/>
+          <w:noProof/>
+          <w:kern w:val="0"/>
+          <w:sz w:val="22"/>
+        </w:rPr>
+        <w:drawing>
+          <wp:inline distT="0" distB="0" distL="0" distR="0" wp14:anchorId="6DE69C69" wp14:editId="430B52B1">
+            <wp:extent cx="4702810" cy="2252321"/>
+            <wp:effectExtent l="0" t="0" r="2540" b="0"/>
+            <wp:docPr id="1469091718" name="图片 4"/>
+            <wp:cNvGraphicFramePr>
+              <a:graphicFrameLocks xmlns:a="http://schemas.openxmlformats.org/drawingml/2006/main" noChangeAspect="1"/>
+            </wp:cNvGraphicFramePr>
+            <a:graphic xmlns:a="http://schemas.openxmlformats.org/drawingml/2006/main">
+              <a:graphicData uri="http://schemas.openxmlformats.org/drawingml/2006/picture">
+                <pic:pic xmlns:pic="http://schemas.openxmlformats.org/drawingml/2006/picture">
+                  <pic:nvPicPr>
+                    <pic:cNvPr id="0" name="Picture 8"/>
+                    <pic:cNvPicPr>
+                      <a:picLocks noChangeAspect="1" noChangeArrowheads="1"/>
+                    </pic:cNvPicPr>
+                  </pic:nvPicPr>
+                  <pic:blipFill>
+                    <a:blip r:embed="rId15">
+                      <a:extLst>
+                        <a:ext uri="{28A0092B-C50C-407E-A947-70E740481C1C}">
+                          <a14:useLocalDpi xmlns:a14="http://schemas.microsoft.com/office/drawing/2010/main" val="0"/>
+                        </a:ext>
+                      </a:extLst>
+                    </a:blip>
+                    <a:srcRect/>
+                    <a:stretch>
+                      <a:fillRect/>
+                    </a:stretch>
+                  </pic:blipFill>
+                  <pic:spPr bwMode="auto">
+                    <a:xfrm>
+                      <a:off x="0" y="0"/>
+                      <a:ext cx="4706904" cy="2254282"/>
+                    </a:xfrm>
+                    <a:prstGeom prst="rect">
+                      <a:avLst/>
+                    </a:prstGeom>
+                    <a:noFill/>
+                    <a:ln>
+                      <a:noFill/>
+                    </a:ln>
+                  </pic:spPr>
+                </pic:pic>
+              </a:graphicData>
+            </a:graphic>
+          </wp:inline>
+        </w:drawing>
+      </w:r>
+    </w:p>
+    <w:p>
+      <w:pPr>
+        <w:widowControl/>
+        <w:adjustRightInd w:val="0"/>
+        <w:snapToGrid w:val="0"/>
+        <w:rPr>
+          <w:rFonts w:ascii="Tahoma" w:eastAsia="微软雅黑" w:hAnsi="Tahoma"/>
+          <w:kern w:val="0"/>
+          <w:sz w:val="22"/>
+        </w:rPr>
+      </w:pPr>
+    </w:p>
+    <w:p>
+      <w:pPr>
+        <w:pStyle w:val="4"/>
+        <w:rPr>
+          <w:rFonts w:hint="eastAsia"/>
+        </w:rPr>
+      </w:pPr>
+      <w:r>
+        <w:rPr>
+          <w:rFonts w:hint="eastAsia"/>
+        </w:rPr>
+        <w:t>3</w:t>
+      </w:r>
+      <w:r>
+        <w:rPr>
+          <w:rFonts w:hint="eastAsia"/>
+        </w:rPr>
+        <w:t>）</w:t>
+      </w:r>
+      <w:r>
+        <w:rPr>
+          <w:rFonts w:hint="eastAsia"/>
+        </w:rPr>
+        <w:t>插件-对话框皮肤</w:t>
+      </w:r>
+    </w:p>
+    <w:p>
+      <w:pPr>
+        <w:widowControl/>
+        <w:adjustRightInd w:val="0"/>
+        <w:snapToGrid w:val="0"/>
+        <w:jc w:val="left"/>
+        <w:rPr>
+          <w:rFonts w:ascii="Tahoma" w:eastAsia="微软雅黑" w:hAnsi="Tahoma"/>
+          <w:kern w:val="0"/>
+          <w:sz w:val="22"/>
+        </w:rPr>
+      </w:pPr>
+      <w:r>
+        <w:rPr>
+          <w:rFonts w:ascii="Tahoma" w:eastAsia="微软雅黑" w:hAnsi="Tahoma" w:hint="eastAsia"/>
+          <w:kern w:val="0"/>
+          <w:sz w:val="22"/>
+        </w:rPr>
+        <w:t>对话框皮肤有</w:t>
+      </w:r>
+      <w:r>
+        <w:rPr>
+          <w:rFonts w:ascii="Tahoma" w:eastAsia="微软雅黑" w:hAnsi="Tahoma" w:hint="eastAsia"/>
+          <w:kern w:val="0"/>
+          <w:sz w:val="22"/>
+        </w:rPr>
+        <w:t>8</w:t>
+      </w:r>
+      <w:r>
+        <w:rPr>
+          <w:rFonts w:ascii="Tahoma" w:eastAsia="微软雅黑" w:hAnsi="Tahoma" w:hint="eastAsia"/>
+          <w:kern w:val="0"/>
+          <w:sz w:val="22"/>
+        </w:rPr>
+        <w:t>种颜色配置，如下图。</w:t>
+      </w:r>
+    </w:p>
+    <w:p>
+      <w:pPr>
+        <w:widowControl/>
+        <w:adjustRightInd w:val="0"/>
+        <w:snapToGrid w:val="0"/>
+        <w:jc w:val="center"/>
+        <w:rPr>
+          <w:rFonts w:ascii="Tahoma" w:eastAsia="微软雅黑" w:hAnsi="Tahoma"/>
+          <w:kern w:val="0"/>
+          <w:sz w:val="22"/>
+        </w:rPr>
+      </w:pPr>
+      <w:r>
+        <w:rPr>
+          <w:noProof/>
+        </w:rPr>
+        <w:drawing>
+          <wp:inline distT="0" distB="0" distL="0" distR="0" wp14:anchorId="24703588" wp14:editId="7FC26517">
+            <wp:extent cx="4198620" cy="1756566"/>
+            <wp:effectExtent l="0" t="0" r="0" b="0"/>
+            <wp:docPr id="1473754220" name="图片 5"/>
+            <wp:cNvGraphicFramePr>
+              <a:graphicFrameLocks xmlns:a="http://schemas.openxmlformats.org/drawingml/2006/main" noChangeAspect="1"/>
+            </wp:cNvGraphicFramePr>
+            <a:graphic xmlns:a="http://schemas.openxmlformats.org/drawingml/2006/main">
+              <a:graphicData uri="http://schemas.openxmlformats.org/drawingml/2006/picture">
+                <pic:pic xmlns:pic="http://schemas.openxmlformats.org/drawingml/2006/picture">
+                  <pic:nvPicPr>
+                    <pic:cNvPr id="0" name="Picture 10"/>
+                    <pic:cNvPicPr>
+                      <a:picLocks noChangeAspect="1" noChangeArrowheads="1"/>
+                    </pic:cNvPicPr>
+                  </pic:nvPicPr>
+                  <pic:blipFill>
+                    <a:blip r:embed="rId16">
+                      <a:extLst>
+                        <a:ext uri="{28A0092B-C50C-407E-A947-70E740481C1C}">
+                          <a14:useLocalDpi xmlns:a14="http://schemas.microsoft.com/office/drawing/2010/main" val="0"/>
+                        </a:ext>
+                      </a:extLst>
+                    </a:blip>
+                    <a:srcRect/>
+                    <a:stretch>
+                      <a:fillRect/>
+                    </a:stretch>
+                  </pic:blipFill>
+                  <pic:spPr bwMode="auto">
+                    <a:xfrm>
+                      <a:off x="0" y="0"/>
+                      <a:ext cx="4201259" cy="1757670"/>
+                    </a:xfrm>
+                    <a:prstGeom prst="rect">
+                      <a:avLst/>
+                    </a:prstGeom>
+                    <a:noFill/>
+                    <a:ln>
+                      <a:noFill/>
+                    </a:ln>
+                  </pic:spPr>
+                </pic:pic>
+              </a:graphicData>
+            </a:graphic>
+          </wp:inline>
+        </w:drawing>
+      </w:r>
+    </w:p>
+    <w:p>
+      <w:pPr>
+        <w:widowControl/>
+        <w:adjustRightInd w:val="0"/>
+        <w:snapToGrid w:val="0"/>
+        <w:jc w:val="center"/>
+        <w:rPr>
+          <w:rFonts w:ascii="Tahoma" w:eastAsia="微软雅黑" w:hAnsi="Tahoma"/>
+          <w:kern w:val="0"/>
+          <w:sz w:val="22"/>
+        </w:rPr>
+      </w:pPr>
+    </w:p>
+    <w:p>
+      <w:pPr>
+        <w:pStyle w:val="4"/>
+        <w:rPr>
+          <w:rFonts w:hint="eastAsia"/>
+        </w:rPr>
+      </w:pPr>
+      <w:r>
+        <w:rPr>
+          <w:rFonts w:hint="eastAsia"/>
+        </w:rPr>
+        <w:lastRenderedPageBreak/>
+        <w:t>4</w:t>
+      </w:r>
+      <w:r>
+        <w:rPr>
+          <w:rFonts w:hint="eastAsia"/>
+        </w:rPr>
+        <w:t>）</w:t>
+      </w:r>
+      <w:r>
+        <w:rPr>
+          <w:rFonts w:hint="eastAsia"/>
+        </w:rPr>
+        <w:t>插件-按钮组核心</w:t>
+      </w:r>
+    </w:p>
+    <w:p>
+      <w:pPr>
+        <w:widowControl/>
+        <w:adjustRightInd w:val="0"/>
+        <w:snapToGrid w:val="0"/>
+        <w:jc w:val="left"/>
+        <w:rPr>
+          <w:rFonts w:ascii="Tahoma" w:eastAsia="微软雅黑" w:hAnsi="Tahoma"/>
+          <w:kern w:val="0"/>
+          <w:sz w:val="22"/>
+        </w:rPr>
+      </w:pPr>
+      <w:r>
+        <w:rPr>
+          <w:rFonts w:ascii="Tahoma" w:eastAsia="微软雅黑" w:hAnsi="Tahoma" w:hint="eastAsia"/>
+          <w:kern w:val="0"/>
+          <w:sz w:val="22"/>
+        </w:rPr>
+        <w:t>该设计用到了按钮</w:t>
+      </w:r>
+      <w:proofErr w:type="gramStart"/>
+      <w:r>
+        <w:rPr>
+          <w:rFonts w:ascii="Tahoma" w:eastAsia="微软雅黑" w:hAnsi="Tahoma" w:hint="eastAsia"/>
+          <w:kern w:val="0"/>
+          <w:sz w:val="22"/>
+        </w:rPr>
+        <w:t>组核心</w:t>
+      </w:r>
+      <w:proofErr w:type="gramEnd"/>
+      <w:r>
+        <w:rPr>
+          <w:rFonts w:ascii="Tahoma" w:eastAsia="微软雅黑" w:hAnsi="Tahoma" w:hint="eastAsia"/>
+          <w:kern w:val="0"/>
+          <w:sz w:val="22"/>
+        </w:rPr>
+        <w:t>的排布</w:t>
+      </w:r>
+      <w:r>
+        <w:rPr>
+          <w:rFonts w:ascii="Tahoma" w:eastAsia="微软雅黑" w:hAnsi="Tahoma" w:hint="eastAsia"/>
+          <w:kern w:val="0"/>
+          <w:sz w:val="22"/>
+        </w:rPr>
+        <w:t>14</w:t>
+      </w:r>
+      <w:r>
+        <w:rPr>
+          <w:rFonts w:ascii="Tahoma" w:eastAsia="微软雅黑" w:hAnsi="Tahoma" w:hint="eastAsia"/>
+          <w:kern w:val="0"/>
+          <w:sz w:val="22"/>
+        </w:rPr>
+        <w:t>。</w:t>
+      </w:r>
+    </w:p>
+    <w:p>
+      <w:pPr>
+        <w:widowControl/>
+        <w:adjustRightInd w:val="0"/>
+        <w:snapToGrid w:val="0"/>
+        <w:jc w:val="center"/>
+        <w:rPr>
+          <w:rFonts w:ascii="Tahoma" w:eastAsia="微软雅黑" w:hAnsi="Tahoma"/>
+          <w:kern w:val="0"/>
+          <w:sz w:val="22"/>
+        </w:rPr>
+      </w:pPr>
+      <w:r>
+        <w:rPr>
+          <w:rFonts w:ascii="Tahoma" w:eastAsia="微软雅黑" w:hAnsi="Tahoma"/>
+          <w:noProof/>
+          <w:kern w:val="0"/>
+          <w:sz w:val="22"/>
+        </w:rPr>
+        <w:drawing>
+          <wp:inline distT="0" distB="0" distL="0" distR="0" wp14:anchorId="5FAD1685" wp14:editId="0E45CD34">
+            <wp:extent cx="4335780" cy="2145443"/>
+            <wp:effectExtent l="0" t="0" r="7620" b="7620"/>
+            <wp:docPr id="91235755" name="图片 6"/>
+            <wp:cNvGraphicFramePr>
+              <a:graphicFrameLocks xmlns:a="http://schemas.openxmlformats.org/drawingml/2006/main" noChangeAspect="1"/>
+            </wp:cNvGraphicFramePr>
+            <a:graphic xmlns:a="http://schemas.openxmlformats.org/drawingml/2006/main">
+              <a:graphicData uri="http://schemas.openxmlformats.org/drawingml/2006/picture">
+                <pic:pic xmlns:pic="http://schemas.openxmlformats.org/drawingml/2006/picture">
+                  <pic:nvPicPr>
+                    <pic:cNvPr id="0" name="Picture 12"/>
+                    <pic:cNvPicPr>
+                      <a:picLocks noChangeAspect="1" noChangeArrowheads="1"/>
+                    </pic:cNvPicPr>
+                  </pic:nvPicPr>
+                  <pic:blipFill>
+                    <a:blip r:embed="rId17">
+                      <a:extLst>
+                        <a:ext uri="{28A0092B-C50C-407E-A947-70E740481C1C}">
+                          <a14:useLocalDpi xmlns:a14="http://schemas.microsoft.com/office/drawing/2010/main" val="0"/>
+                        </a:ext>
+                      </a:extLst>
+                    </a:blip>
+                    <a:srcRect/>
+                    <a:stretch>
+                      <a:fillRect/>
+                    </a:stretch>
+                  </pic:blipFill>
+                  <pic:spPr bwMode="auto">
+                    <a:xfrm>
+                      <a:off x="0" y="0"/>
+                      <a:ext cx="4344197" cy="2149608"/>
+                    </a:xfrm>
+                    <a:prstGeom prst="rect">
+                      <a:avLst/>
+                    </a:prstGeom>
+                    <a:noFill/>
+                    <a:ln>
+                      <a:noFill/>
+                    </a:ln>
+                  </pic:spPr>
+                </pic:pic>
+              </a:graphicData>
+            </a:graphic>
+          </wp:inline>
+        </w:drawing>
+      </w:r>
+    </w:p>
+    <w:p>
+      <w:pPr>
+        <w:pStyle w:val="4"/>
+        <w:rPr>
+          <w:rFonts w:hint="eastAsia"/>
+        </w:rPr>
+      </w:pPr>
+      <w:r>
+        <w:rPr>
+          <w:rFonts w:hint="eastAsia"/>
+        </w:rPr>
+        <w:t>5</w:t>
+      </w:r>
+      <w:r>
+        <w:rPr>
+          <w:rFonts w:hint="eastAsia"/>
+        </w:rPr>
+        <w:t>）</w:t>
+      </w:r>
+      <w:r>
+        <w:rPr>
+          <w:rFonts w:hint="eastAsia"/>
+        </w:rPr>
+        <w:t>插件-菜单指针</w:t>
+      </w:r>
+    </w:p>
+    <w:p>
+      <w:pPr>
+        <w:widowControl/>
+        <w:adjustRightInd w:val="0"/>
+        <w:snapToGrid w:val="0"/>
+        <w:jc w:val="left"/>
+        <w:rPr>
+          <w:rFonts w:ascii="Tahoma" w:eastAsia="微软雅黑" w:hAnsi="Tahoma"/>
+          <w:kern w:val="0"/>
+          <w:sz w:val="22"/>
+        </w:rPr>
+      </w:pPr>
+      <w:r>
+        <w:rPr>
+          <w:rFonts w:ascii="Tahoma" w:eastAsia="微软雅黑" w:hAnsi="Tahoma" w:hint="eastAsia"/>
+          <w:kern w:val="0"/>
+          <w:sz w:val="22"/>
+        </w:rPr>
+        <w:t>该设计用到了菜单指针的样式</w:t>
+      </w:r>
+      <w:r>
+        <w:rPr>
+          <w:rFonts w:ascii="Tahoma" w:eastAsia="微软雅黑" w:hAnsi="Tahoma" w:hint="eastAsia"/>
+          <w:kern w:val="0"/>
+          <w:sz w:val="22"/>
+        </w:rPr>
+        <w:t>5</w:t>
+      </w:r>
+      <w:r>
+        <w:rPr>
+          <w:rFonts w:ascii="Tahoma" w:eastAsia="微软雅黑" w:hAnsi="Tahoma" w:hint="eastAsia"/>
+          <w:kern w:val="0"/>
+          <w:sz w:val="22"/>
+        </w:rPr>
+        <w:t>。</w:t>
+      </w:r>
+    </w:p>
+    <w:p>
+      <w:pPr>
+        <w:widowControl/>
+        <w:adjustRightInd w:val="0"/>
+        <w:snapToGrid w:val="0"/>
+        <w:jc w:val="center"/>
+        <w:rPr>
+          <w:rFonts w:ascii="Tahoma" w:eastAsia="微软雅黑" w:hAnsi="Tahoma"/>
+          <w:kern w:val="0"/>
+          <w:sz w:val="22"/>
+        </w:rPr>
+      </w:pPr>
+      <w:r>
+        <w:rPr>
+          <w:rFonts w:ascii="Tahoma" w:eastAsia="微软雅黑" w:hAnsi="Tahoma"/>
+          <w:noProof/>
+          <w:kern w:val="0"/>
+          <w:sz w:val="22"/>
+        </w:rPr>
+        <w:drawing>
+          <wp:inline distT="0" distB="0" distL="0" distR="0" wp14:anchorId="26DDF20C" wp14:editId="2B9B8C01">
+            <wp:extent cx="4366030" cy="2118360"/>
+            <wp:effectExtent l="0" t="0" r="0" b="0"/>
+            <wp:docPr id="792074462" name="图片 7"/>
+            <wp:cNvGraphicFramePr>
+              <a:graphicFrameLocks xmlns:a="http://schemas.openxmlformats.org/drawingml/2006/main" noChangeAspect="1"/>
+            </wp:cNvGraphicFramePr>
+            <a:graphic xmlns:a="http://schemas.openxmlformats.org/drawingml/2006/main">
+              <a:graphicData uri="http://schemas.openxmlformats.org/drawingml/2006/picture">
+                <pic:pic xmlns:pic="http://schemas.openxmlformats.org/drawingml/2006/picture">
+                  <pic:nvPicPr>
+                    <pic:cNvPr id="0" name="Picture 14"/>
+                    <pic:cNvPicPr>
+                      <a:picLocks noChangeAspect="1" noChangeArrowheads="1"/>
+                    </pic:cNvPicPr>
+                  </pic:nvPicPr>
+                  <pic:blipFill>
+                    <a:blip r:embed="rId18">
+                      <a:extLst>
+                        <a:ext uri="{28A0092B-C50C-407E-A947-70E740481C1C}">
+                          <a14:useLocalDpi xmlns:a14="http://schemas.microsoft.com/office/drawing/2010/main" val="0"/>
+                        </a:ext>
+                      </a:extLst>
+                    </a:blip>
+                    <a:srcRect/>
+                    <a:stretch>
+                      <a:fillRect/>
+                    </a:stretch>
+                  </pic:blipFill>
+                  <pic:spPr bwMode="auto">
+                    <a:xfrm>
+                      <a:off x="0" y="0"/>
+                      <a:ext cx="4375260" cy="2122838"/>
+                    </a:xfrm>
+                    <a:prstGeom prst="rect">
+                      <a:avLst/>
+                    </a:prstGeom>
+                    <a:noFill/>
+                    <a:ln>
+                      <a:noFill/>
+                    </a:ln>
+                  </pic:spPr>
+                </pic:pic>
+              </a:graphicData>
+            </a:graphic>
+          </wp:inline>
+        </w:drawing>
+      </w:r>
+    </w:p>
+    <w:p>
+      <w:pPr>
+        <w:pStyle w:val="4"/>
+        <w:rPr>
+          <w:rFonts w:hint="eastAsia"/>
+        </w:rPr>
+      </w:pPr>
+      <w:r>
+        <w:rPr>
+          <w:rFonts w:hint="eastAsia"/>
+        </w:rPr>
+        <w:t>6</w:t>
+      </w:r>
+      <w:r>
+        <w:rPr>
+          <w:rFonts w:hint="eastAsia"/>
+        </w:rPr>
+        <w:t>）</w:t>
+      </w:r>
+      <w:r>
+        <w:rPr>
+          <w:rFonts w:hint="eastAsia"/>
+        </w:rPr>
+        <w:t>插件-大图片字符</w:t>
+      </w:r>
+    </w:p>
+    <w:p>
+      <w:pPr>
+        <w:widowControl/>
+        <w:adjustRightInd w:val="0"/>
+        <w:snapToGrid w:val="0"/>
+        <w:jc w:val="left"/>
+        <w:rPr>
+          <w:rFonts w:ascii="Tahoma" w:eastAsia="微软雅黑" w:hAnsi="Tahoma"/>
+          <w:kern w:val="0"/>
+          <w:sz w:val="22"/>
+        </w:rPr>
+      </w:pPr>
+      <w:r>
+        <w:rPr>
+          <w:rFonts w:ascii="Tahoma" w:eastAsia="微软雅黑" w:hAnsi="Tahoma" w:hint="eastAsia"/>
+          <w:kern w:val="0"/>
+          <w:sz w:val="22"/>
+        </w:rPr>
+        <w:t>该设计</w:t>
+      </w:r>
+      <w:r>
+        <w:rPr>
+          <w:rFonts w:ascii="Tahoma" w:eastAsia="微软雅黑" w:hAnsi="Tahoma" w:hint="eastAsia"/>
+          <w:kern w:val="0"/>
+          <w:sz w:val="22"/>
+        </w:rPr>
+        <w:t>对应了下面几个大图片，并加入到文本内容中。</w:t>
+      </w:r>
+    </w:p>
+    <w:p>
+      <w:pPr>
+        <w:widowControl/>
+        <w:adjustRightInd w:val="0"/>
+        <w:snapToGrid w:val="0"/>
+        <w:jc w:val="center"/>
+        <w:rPr>
+          <w:rFonts w:ascii="Tahoma" w:eastAsia="微软雅黑" w:hAnsi="Tahoma"/>
+          <w:kern w:val="0"/>
+          <w:sz w:val="22"/>
+        </w:rPr>
+      </w:pPr>
+      <w:r>
+        <w:rPr>
+          <w:rFonts w:ascii="Tahoma" w:eastAsia="微软雅黑" w:hAnsi="Tahoma"/>
+          <w:noProof/>
+          <w:kern w:val="0"/>
+          <w:sz w:val="22"/>
+        </w:rPr>
+        <w:drawing>
+          <wp:inline distT="0" distB="0" distL="0" distR="0" wp14:anchorId="0956CD72" wp14:editId="6214420A">
+            <wp:extent cx="2621280" cy="2396243"/>
+            <wp:effectExtent l="0" t="0" r="7620" b="4445"/>
+            <wp:docPr id="1105906420" name="图片 8"/>
+            <wp:cNvGraphicFramePr>
+              <a:graphicFrameLocks xmlns:a="http://schemas.openxmlformats.org/drawingml/2006/main" noChangeAspect="1"/>
+            </wp:cNvGraphicFramePr>
+            <a:graphic xmlns:a="http://schemas.openxmlformats.org/drawingml/2006/main">
+              <a:graphicData uri="http://schemas.openxmlformats.org/drawingml/2006/picture">
+                <pic:pic xmlns:pic="http://schemas.openxmlformats.org/drawingml/2006/picture">
+                  <pic:nvPicPr>
+                    <pic:cNvPr id="0" name="Picture 16"/>
+                    <pic:cNvPicPr>
+                      <a:picLocks noChangeAspect="1" noChangeArrowheads="1"/>
+                    </pic:cNvPicPr>
+                  </pic:nvPicPr>
+                  <pic:blipFill>
+                    <a:blip r:embed="rId19">
+                      <a:extLst>
+                        <a:ext uri="{28A0092B-C50C-407E-A947-70E740481C1C}">
+                          <a14:useLocalDpi xmlns:a14="http://schemas.microsoft.com/office/drawing/2010/main" val="0"/>
+                        </a:ext>
+                      </a:extLst>
+                    </a:blip>
+                    <a:srcRect/>
+                    <a:stretch>
+                      <a:fillRect/>
+                    </a:stretch>
+                  </pic:blipFill>
+                  <pic:spPr bwMode="auto">
+                    <a:xfrm>
+                      <a:off x="0" y="0"/>
+                      <a:ext cx="2637241" cy="2410833"/>
+                    </a:xfrm>
+                    <a:prstGeom prst="rect">
+                      <a:avLst/>
+                    </a:prstGeom>
+                    <a:noFill/>
+                    <a:ln>
+                      <a:noFill/>
+                    </a:ln>
+                  </pic:spPr>
+                </pic:pic>
+              </a:graphicData>
+            </a:graphic>
+          </wp:inline>
+        </w:drawing>
+      </w:r>
+    </w:p>
+    <w:p>
+      <w:pPr>
+        <w:widowControl/>
+        <w:adjustRightInd w:val="0"/>
+        <w:snapToGrid w:val="0"/>
+        <w:jc w:val="left"/>
+        <w:rPr>
+          <w:rFonts w:ascii="Tahoma" w:eastAsia="微软雅黑" w:hAnsi="Tahoma"/>
+          <w:kern w:val="0"/>
+          <w:sz w:val="22"/>
+        </w:rPr>
+      </w:pPr>
+      <w:r>
+        <w:rPr>
+          <w:rFonts w:ascii="Tahoma" w:eastAsia="微软雅黑" w:hAnsi="Tahoma"/>
+          <w:kern w:val="0"/>
+          <w:sz w:val="22"/>
+        </w:rPr>
+        <w:br w:type="page"/>
+      </w:r>
+    </w:p>
+    <w:p>
+      <w:pPr>
         <w:pStyle w:val="3"/>
         <w:rPr>
           <w:rFonts w:hint="eastAsia"/>
@@ -3658,7 +3646,7 @@
                     </pic:cNvPicPr>
                   </pic:nvPicPr>
                   <pic:blipFill>
-                    <a:blip r:embed="rId17">
+                    <a:blip r:embed="rId10">
                       <a:extLst>
                         <a:ext uri="{28A0092B-C50C-407E-A947-70E740481C1C}">
                           <a14:useLocalDpi xmlns:a14="http://schemas.microsoft.com/office/drawing/2010/main" val="0"/>
@@ -4228,7 +4216,7 @@
                     </pic:cNvPicPr>
                   </pic:nvPicPr>
                   <pic:blipFill>
-                    <a:blip r:embed="rId16">
+                    <a:blip r:embed="rId9">
                       <a:extLst>
                         <a:ext uri="{28A0092B-C50C-407E-A947-70E740481C1C}">
                           <a14:useLocalDpi xmlns:a14="http://schemas.microsoft.com/office/drawing/2010/main" val="0"/>
@@ -6094,7 +6082,7 @@
           <v:shape id="_x0000_i1025" type="#_x0000_t75" style="width:270.6pt;height:141.6pt" o:ole="">
             <v:imagedata r:id="rId43" o:title=""/>
           </v:shape>
-          <o:OLEObject Type="Embed" ProgID="Visio.Drawing.15" ShapeID="_x0000_i1025" DrawAspect="Content" ObjectID="_1807073161" r:id="rId44"/>
+          <o:OLEObject Type="Embed" ProgID="Visio.Drawing.15" ShapeID="_x0000_i1025" DrawAspect="Content" ObjectID="_1810877588" r:id="rId44"/>
         </w:object>
       </w:r>
     </w:p>
@@ -7167,7 +7155,7 @@
                     </pic:cNvPicPr>
                   </pic:nvPicPr>
                   <pic:blipFill>
-                    <a:blip r:embed="rId17">
+                    <a:blip r:embed="rId10">
                       <a:extLst>
                         <a:ext uri="{28A0092B-C50C-407E-A947-70E740481C1C}">
                           <a14:useLocalDpi xmlns:a14="http://schemas.microsoft.com/office/drawing/2010/main" val="0"/>
@@ -7488,7 +7476,7 @@
       <w:pPr>
         <w:snapToGrid w:val="0"/>
         <w:rPr>
-          <w:rFonts w:ascii="Tahoma" w:eastAsia="微软雅黑" w:hAnsi="Tahoma" w:hint="eastAsia"/>
+          <w:rFonts w:ascii="Tahoma" w:eastAsia="微软雅黑" w:hAnsi="Tahoma"/>
           <w:kern w:val="0"/>
           <w:sz w:val="22"/>
         </w:rPr>
@@ -8729,7 +8717,7 @@
       <w:pPr>
         <w:jc w:val="center"/>
         <w:rPr>
-          <w:rFonts w:ascii="Tahoma" w:eastAsia="微软雅黑" w:hAnsi="Tahoma" w:hint="eastAsia"/>
+          <w:rFonts w:ascii="Tahoma" w:eastAsia="微软雅黑" w:hAnsi="Tahoma"/>
           <w:kern w:val="0"/>
           <w:sz w:val="22"/>
         </w:rPr>
@@ -8862,7 +8850,7 @@
             <w:pPr>
               <w:snapToGrid w:val="0"/>
               <w:rPr>
-                <w:rFonts w:ascii="Tahoma" w:eastAsia="微软雅黑" w:hAnsi="Tahoma" w:hint="eastAsia"/>
+                <w:rFonts w:ascii="Tahoma" w:eastAsia="微软雅黑" w:hAnsi="Tahoma"/>
                 <w:kern w:val="0"/>
                 <w:sz w:val="22"/>
               </w:rPr>
@@ -8883,7 +8871,7 @@
       <w:pPr>
         <w:snapToGrid w:val="0"/>
         <w:rPr>
-          <w:rFonts w:ascii="Tahoma" w:eastAsia="微软雅黑" w:hAnsi="Tahoma" w:hint="eastAsia"/>
+          <w:rFonts w:ascii="Tahoma" w:eastAsia="微软雅黑" w:hAnsi="Tahoma"/>
           <w:kern w:val="0"/>
           <w:sz w:val="22"/>
         </w:rPr>
@@ -8910,6 +8898,1858 @@
     </w:p>
     <w:p>
       <w:pPr>
+        <w:pStyle w:val="3"/>
+        <w:rPr>
+          <w:rFonts w:hint="eastAsia"/>
+        </w:rPr>
+      </w:pPr>
+      <w:proofErr w:type="gramStart"/>
+      <w:r>
+        <w:rPr>
+          <w:rFonts w:hint="eastAsia"/>
+        </w:rPr>
+        <w:lastRenderedPageBreak/>
+        <w:t>小任务</w:t>
+      </w:r>
+      <w:proofErr w:type="gramEnd"/>
+      <w:r>
+        <w:rPr>
+          <w:rFonts w:hint="eastAsia"/>
+        </w:rPr>
+        <w:t>设计</w:t>
+      </w:r>
+      <w:r>
+        <w:rPr>
+          <w:rFonts w:hint="eastAsia"/>
+        </w:rPr>
+        <w:t>（先知小屋）</w:t>
+      </w:r>
+    </w:p>
+    <w:p>
+      <w:pPr>
+        <w:pStyle w:val="4"/>
+        <w:rPr>
+          <w:rFonts w:hint="eastAsia"/>
+        </w:rPr>
+      </w:pPr>
+      <w:r>
+        <w:rPr>
+          <w:rFonts w:hint="eastAsia"/>
+        </w:rPr>
+        <w:t>1</w:t>
+      </w:r>
+      <w:r>
+        <w:rPr>
+          <w:rFonts w:hint="eastAsia"/>
+        </w:rPr>
+        <w:t>）</w:t>
+      </w:r>
+      <w:proofErr w:type="gramStart"/>
+      <w:r>
+        <w:rPr>
+          <w:rFonts w:hint="eastAsia"/>
+        </w:rPr>
+        <w:t>小任务</w:t>
+      </w:r>
+      <w:proofErr w:type="gramEnd"/>
+      <w:r>
+        <w:rPr>
+          <w:rFonts w:hint="eastAsia"/>
+        </w:rPr>
+        <w:t>流程图</w:t>
+      </w:r>
+    </w:p>
+    <w:p>
+      <w:pPr>
+        <w:snapToGrid w:val="0"/>
+        <w:rPr>
+          <w:rFonts w:ascii="Tahoma" w:eastAsia="微软雅黑" w:hAnsi="Tahoma"/>
+          <w:kern w:val="0"/>
+          <w:sz w:val="22"/>
+        </w:rPr>
+      </w:pPr>
+      <w:r>
+        <w:rPr>
+          <w:rFonts w:ascii="Tahoma" w:eastAsia="微软雅黑" w:hAnsi="Tahoma" w:hint="eastAsia"/>
+          <w:kern w:val="0"/>
+          <w:sz w:val="22"/>
+        </w:rPr>
+        <w:t>以示例中的先知小屋设计为例，分成下面几个阶段。</w:t>
+      </w:r>
+    </w:p>
+    <w:p>
+      <w:pPr>
+        <w:snapToGrid w:val="0"/>
+        <w:rPr>
+          <w:rFonts w:ascii="Tahoma" w:eastAsia="微软雅黑" w:hAnsi="Tahoma"/>
+          <w:kern w:val="0"/>
+          <w:sz w:val="22"/>
+        </w:rPr>
+      </w:pPr>
+      <w:r>
+        <w:rPr>
+          <w:rFonts w:ascii="Tahoma" w:eastAsia="微软雅黑" w:hAnsi="Tahoma" w:hint="eastAsia"/>
+          <w:kern w:val="0"/>
+          <w:sz w:val="22"/>
+        </w:rPr>
+        <w:tab/>
+      </w:r>
+      <w:r>
+        <w:rPr>
+          <w:rFonts w:ascii="Tahoma" w:eastAsia="微软雅黑" w:hAnsi="Tahoma" w:hint="eastAsia"/>
+          <w:kern w:val="0"/>
+          <w:sz w:val="22"/>
+        </w:rPr>
+        <w:t>》</w:t>
+      </w:r>
+      <w:r>
+        <w:rPr>
+          <w:rFonts w:ascii="Tahoma" w:eastAsia="微软雅黑" w:hAnsi="Tahoma"/>
+          <w:kern w:val="0"/>
+          <w:sz w:val="22"/>
+        </w:rPr>
+        <w:t>第一次访问时</w:t>
+      </w:r>
+    </w:p>
+    <w:p>
+      <w:pPr>
+        <w:snapToGrid w:val="0"/>
+        <w:jc w:val="center"/>
+        <w:rPr>
+          <w:rFonts w:ascii="Tahoma" w:eastAsia="微软雅黑" w:hAnsi="Tahoma"/>
+          <w:kern w:val="0"/>
+          <w:sz w:val="22"/>
+        </w:rPr>
+      </w:pPr>
+      <w:r>
+        <w:rPr>
+          <w:noProof/>
+        </w:rPr>
+        <w:drawing>
+          <wp:inline distT="0" distB="0" distL="0" distR="0" wp14:anchorId="6AEFE477" wp14:editId="549ED2E4">
+            <wp:extent cx="4168140" cy="1842191"/>
+            <wp:effectExtent l="0" t="0" r="3810" b="5715"/>
+            <wp:docPr id="412519023" name="图片 1"/>
+            <wp:cNvGraphicFramePr>
+              <a:graphicFrameLocks xmlns:a="http://schemas.openxmlformats.org/drawingml/2006/main" noChangeAspect="1"/>
+            </wp:cNvGraphicFramePr>
+            <a:graphic xmlns:a="http://schemas.openxmlformats.org/drawingml/2006/main">
+              <a:graphicData uri="http://schemas.openxmlformats.org/drawingml/2006/picture">
+                <pic:pic xmlns:pic="http://schemas.openxmlformats.org/drawingml/2006/picture">
+                  <pic:nvPicPr>
+                    <pic:cNvPr id="0" name="Picture 2"/>
+                    <pic:cNvPicPr>
+                      <a:picLocks noChangeAspect="1" noChangeArrowheads="1"/>
+                    </pic:cNvPicPr>
+                  </pic:nvPicPr>
+                  <pic:blipFill>
+                    <a:blip r:embed="rId60">
+                      <a:extLst>
+                        <a:ext uri="{28A0092B-C50C-407E-A947-70E740481C1C}">
+                          <a14:useLocalDpi xmlns:a14="http://schemas.microsoft.com/office/drawing/2010/main" val="0"/>
+                        </a:ext>
+                      </a:extLst>
+                    </a:blip>
+                    <a:srcRect/>
+                    <a:stretch>
+                      <a:fillRect/>
+                    </a:stretch>
+                  </pic:blipFill>
+                  <pic:spPr bwMode="auto">
+                    <a:xfrm>
+                      <a:off x="0" y="0"/>
+                      <a:ext cx="4175777" cy="1845566"/>
+                    </a:xfrm>
+                    <a:prstGeom prst="rect">
+                      <a:avLst/>
+                    </a:prstGeom>
+                    <a:noFill/>
+                    <a:ln>
+                      <a:noFill/>
+                    </a:ln>
+                  </pic:spPr>
+                </pic:pic>
+              </a:graphicData>
+            </a:graphic>
+          </wp:inline>
+        </w:drawing>
+      </w:r>
+    </w:p>
+    <w:p>
+      <w:pPr>
+        <w:snapToGrid w:val="0"/>
+        <w:rPr>
+          <w:rFonts w:ascii="Tahoma" w:eastAsia="微软雅黑" w:hAnsi="Tahoma"/>
+          <w:kern w:val="0"/>
+          <w:sz w:val="22"/>
+        </w:rPr>
+      </w:pPr>
+      <w:r>
+        <w:rPr>
+          <w:rFonts w:ascii="Tahoma" w:eastAsia="微软雅黑" w:hAnsi="Tahoma" w:hint="eastAsia"/>
+          <w:kern w:val="0"/>
+          <w:sz w:val="22"/>
+        </w:rPr>
+        <w:tab/>
+      </w:r>
+      <w:r>
+        <w:rPr>
+          <w:rFonts w:ascii="Tahoma" w:eastAsia="微软雅黑" w:hAnsi="Tahoma" w:hint="eastAsia"/>
+          <w:kern w:val="0"/>
+          <w:sz w:val="22"/>
+        </w:rPr>
+        <w:t>》</w:t>
+      </w:r>
+      <w:r>
+        <w:rPr>
+          <w:rFonts w:ascii="Tahoma" w:eastAsia="微软雅黑" w:hAnsi="Tahoma"/>
+          <w:kern w:val="0"/>
+          <w:sz w:val="22"/>
+        </w:rPr>
+        <w:t>再次访问</w:t>
+      </w:r>
+      <w:r>
+        <w:rPr>
+          <w:rFonts w:ascii="Tahoma" w:eastAsia="微软雅黑" w:hAnsi="Tahoma"/>
+          <w:kern w:val="0"/>
+          <w:sz w:val="22"/>
+        </w:rPr>
+        <w:t>+</w:t>
+      </w:r>
+      <w:r>
+        <w:rPr>
+          <w:rFonts w:ascii="Tahoma" w:eastAsia="微软雅黑" w:hAnsi="Tahoma"/>
+          <w:kern w:val="0"/>
+          <w:sz w:val="22"/>
+        </w:rPr>
+        <w:t>不满足条件时</w:t>
+      </w:r>
+    </w:p>
+    <w:p>
+      <w:pPr>
+        <w:snapToGrid w:val="0"/>
+        <w:jc w:val="center"/>
+        <w:rPr>
+          <w:rFonts w:ascii="Tahoma" w:eastAsia="微软雅黑" w:hAnsi="Tahoma"/>
+          <w:kern w:val="0"/>
+          <w:sz w:val="22"/>
+        </w:rPr>
+      </w:pPr>
+      <w:r>
+        <w:rPr>
+          <w:noProof/>
+        </w:rPr>
+        <w:drawing>
+          <wp:inline distT="0" distB="0" distL="0" distR="0" wp14:anchorId="3EB83DED" wp14:editId="623A725B">
+            <wp:extent cx="4175760" cy="1855615"/>
+            <wp:effectExtent l="0" t="0" r="0" b="0"/>
+            <wp:docPr id="249018155" name="图片 2"/>
+            <wp:cNvGraphicFramePr>
+              <a:graphicFrameLocks xmlns:a="http://schemas.openxmlformats.org/drawingml/2006/main" noChangeAspect="1"/>
+            </wp:cNvGraphicFramePr>
+            <a:graphic xmlns:a="http://schemas.openxmlformats.org/drawingml/2006/main">
+              <a:graphicData uri="http://schemas.openxmlformats.org/drawingml/2006/picture">
+                <pic:pic xmlns:pic="http://schemas.openxmlformats.org/drawingml/2006/picture">
+                  <pic:nvPicPr>
+                    <pic:cNvPr id="0" name="Picture 4"/>
+                    <pic:cNvPicPr>
+                      <a:picLocks noChangeAspect="1" noChangeArrowheads="1"/>
+                    </pic:cNvPicPr>
+                  </pic:nvPicPr>
+                  <pic:blipFill>
+                    <a:blip r:embed="rId61">
+                      <a:extLst>
+                        <a:ext uri="{28A0092B-C50C-407E-A947-70E740481C1C}">
+                          <a14:useLocalDpi xmlns:a14="http://schemas.microsoft.com/office/drawing/2010/main" val="0"/>
+                        </a:ext>
+                      </a:extLst>
+                    </a:blip>
+                    <a:srcRect/>
+                    <a:stretch>
+                      <a:fillRect/>
+                    </a:stretch>
+                  </pic:blipFill>
+                  <pic:spPr bwMode="auto">
+                    <a:xfrm>
+                      <a:off x="0" y="0"/>
+                      <a:ext cx="4190085" cy="1861980"/>
+                    </a:xfrm>
+                    <a:prstGeom prst="rect">
+                      <a:avLst/>
+                    </a:prstGeom>
+                    <a:noFill/>
+                    <a:ln>
+                      <a:noFill/>
+                    </a:ln>
+                  </pic:spPr>
+                </pic:pic>
+              </a:graphicData>
+            </a:graphic>
+          </wp:inline>
+        </w:drawing>
+      </w:r>
+    </w:p>
+    <w:p>
+      <w:pPr>
+        <w:snapToGrid w:val="0"/>
+        <w:rPr>
+          <w:rFonts w:ascii="Tahoma" w:eastAsia="微软雅黑" w:hAnsi="Tahoma"/>
+          <w:kern w:val="0"/>
+          <w:sz w:val="22"/>
+        </w:rPr>
+      </w:pPr>
+      <w:r>
+        <w:rPr>
+          <w:rFonts w:ascii="Tahoma" w:eastAsia="微软雅黑" w:hAnsi="Tahoma" w:hint="eastAsia"/>
+          <w:kern w:val="0"/>
+          <w:sz w:val="22"/>
+        </w:rPr>
+        <w:tab/>
+      </w:r>
+      <w:r>
+        <w:rPr>
+          <w:rFonts w:ascii="Tahoma" w:eastAsia="微软雅黑" w:hAnsi="Tahoma" w:hint="eastAsia"/>
+          <w:kern w:val="0"/>
+          <w:sz w:val="22"/>
+        </w:rPr>
+        <w:t>》</w:t>
+      </w:r>
+      <w:r>
+        <w:rPr>
+          <w:rFonts w:ascii="Tahoma" w:eastAsia="微软雅黑" w:hAnsi="Tahoma"/>
+          <w:kern w:val="0"/>
+          <w:sz w:val="22"/>
+        </w:rPr>
+        <w:t>再次访问</w:t>
+      </w:r>
+      <w:r>
+        <w:rPr>
+          <w:rFonts w:ascii="Tahoma" w:eastAsia="微软雅黑" w:hAnsi="Tahoma"/>
+          <w:kern w:val="0"/>
+          <w:sz w:val="22"/>
+        </w:rPr>
+        <w:t>+</w:t>
+      </w:r>
+      <w:r>
+        <w:rPr>
+          <w:rFonts w:ascii="Tahoma" w:eastAsia="微软雅黑" w:hAnsi="Tahoma"/>
+          <w:kern w:val="0"/>
+          <w:sz w:val="22"/>
+        </w:rPr>
+        <w:t>满足条件时</w:t>
+      </w:r>
+    </w:p>
+    <w:p>
+      <w:pPr>
+        <w:snapToGrid w:val="0"/>
+        <w:jc w:val="center"/>
+        <w:rPr>
+          <w:rFonts w:ascii="Tahoma" w:eastAsia="微软雅黑" w:hAnsi="Tahoma"/>
+          <w:kern w:val="0"/>
+          <w:sz w:val="22"/>
+        </w:rPr>
+      </w:pPr>
+      <w:r>
+        <w:rPr>
+          <w:noProof/>
+        </w:rPr>
+        <w:drawing>
+          <wp:inline distT="0" distB="0" distL="0" distR="0" wp14:anchorId="338230F8" wp14:editId="11313A3C">
+            <wp:extent cx="4198620" cy="1849596"/>
+            <wp:effectExtent l="0" t="0" r="0" b="0"/>
+            <wp:docPr id="1149087875" name="图片 3"/>
+            <wp:cNvGraphicFramePr>
+              <a:graphicFrameLocks xmlns:a="http://schemas.openxmlformats.org/drawingml/2006/main" noChangeAspect="1"/>
+            </wp:cNvGraphicFramePr>
+            <a:graphic xmlns:a="http://schemas.openxmlformats.org/drawingml/2006/main">
+              <a:graphicData uri="http://schemas.openxmlformats.org/drawingml/2006/picture">
+                <pic:pic xmlns:pic="http://schemas.openxmlformats.org/drawingml/2006/picture">
+                  <pic:nvPicPr>
+                    <pic:cNvPr id="0" name="Picture 6"/>
+                    <pic:cNvPicPr>
+                      <a:picLocks noChangeAspect="1" noChangeArrowheads="1"/>
+                    </pic:cNvPicPr>
+                  </pic:nvPicPr>
+                  <pic:blipFill>
+                    <a:blip r:embed="rId62">
+                      <a:extLst>
+                        <a:ext uri="{28A0092B-C50C-407E-A947-70E740481C1C}">
+                          <a14:useLocalDpi xmlns:a14="http://schemas.microsoft.com/office/drawing/2010/main" val="0"/>
+                        </a:ext>
+                      </a:extLst>
+                    </a:blip>
+                    <a:srcRect/>
+                    <a:stretch>
+                      <a:fillRect/>
+                    </a:stretch>
+                  </pic:blipFill>
+                  <pic:spPr bwMode="auto">
+                    <a:xfrm>
+                      <a:off x="0" y="0"/>
+                      <a:ext cx="4210082" cy="1854645"/>
+                    </a:xfrm>
+                    <a:prstGeom prst="rect">
+                      <a:avLst/>
+                    </a:prstGeom>
+                    <a:noFill/>
+                    <a:ln>
+                      <a:noFill/>
+                    </a:ln>
+                  </pic:spPr>
+                </pic:pic>
+              </a:graphicData>
+            </a:graphic>
+          </wp:inline>
+        </w:drawing>
+      </w:r>
+    </w:p>
+    <w:p>
+      <w:pPr>
+        <w:snapToGrid w:val="0"/>
+        <w:rPr>
+          <w:rFonts w:ascii="Tahoma" w:eastAsia="微软雅黑" w:hAnsi="Tahoma"/>
+          <w:kern w:val="0"/>
+          <w:sz w:val="22"/>
+        </w:rPr>
+      </w:pPr>
+      <w:r>
+        <w:rPr>
+          <w:rFonts w:ascii="Tahoma" w:eastAsia="微软雅黑" w:hAnsi="Tahoma" w:hint="eastAsia"/>
+          <w:kern w:val="0"/>
+          <w:sz w:val="22"/>
+        </w:rPr>
+        <w:tab/>
+      </w:r>
+      <w:r>
+        <w:rPr>
+          <w:rFonts w:ascii="Tahoma" w:eastAsia="微软雅黑" w:hAnsi="Tahoma" w:hint="eastAsia"/>
+          <w:kern w:val="0"/>
+          <w:sz w:val="22"/>
+        </w:rPr>
+        <w:t>》</w:t>
+      </w:r>
+      <w:r>
+        <w:rPr>
+          <w:rFonts w:ascii="Tahoma" w:eastAsia="微软雅黑" w:hAnsi="Tahoma"/>
+          <w:kern w:val="0"/>
+          <w:sz w:val="22"/>
+        </w:rPr>
+        <w:t>再次访问</w:t>
+      </w:r>
+      <w:r>
+        <w:rPr>
+          <w:rFonts w:ascii="Tahoma" w:eastAsia="微软雅黑" w:hAnsi="Tahoma"/>
+          <w:kern w:val="0"/>
+          <w:sz w:val="22"/>
+        </w:rPr>
+        <w:t>+</w:t>
+      </w:r>
+      <w:r>
+        <w:rPr>
+          <w:rFonts w:ascii="Tahoma" w:eastAsia="微软雅黑" w:hAnsi="Tahoma"/>
+          <w:kern w:val="0"/>
+          <w:sz w:val="22"/>
+        </w:rPr>
+        <w:t>已完成任务时</w:t>
+      </w:r>
+    </w:p>
+    <w:p>
+      <w:pPr>
+        <w:snapToGrid w:val="0"/>
+        <w:jc w:val="center"/>
+        <w:rPr>
+          <w:rFonts w:ascii="Tahoma" w:eastAsia="微软雅黑" w:hAnsi="Tahoma"/>
+          <w:kern w:val="0"/>
+          <w:sz w:val="22"/>
+        </w:rPr>
+      </w:pPr>
+      <w:r>
+        <w:rPr>
+          <w:noProof/>
+        </w:rPr>
+        <w:drawing>
+          <wp:inline distT="0" distB="0" distL="0" distR="0" wp14:anchorId="7383A112" wp14:editId="31F93B6A">
+            <wp:extent cx="4206240" cy="1130307"/>
+            <wp:effectExtent l="0" t="0" r="3810" b="0"/>
+            <wp:docPr id="1790852104" name="图片 4"/>
+            <wp:cNvGraphicFramePr>
+              <a:graphicFrameLocks xmlns:a="http://schemas.openxmlformats.org/drawingml/2006/main" noChangeAspect="1"/>
+            </wp:cNvGraphicFramePr>
+            <a:graphic xmlns:a="http://schemas.openxmlformats.org/drawingml/2006/main">
+              <a:graphicData uri="http://schemas.openxmlformats.org/drawingml/2006/picture">
+                <pic:pic xmlns:pic="http://schemas.openxmlformats.org/drawingml/2006/picture">
+                  <pic:nvPicPr>
+                    <pic:cNvPr id="0" name="Picture 8"/>
+                    <pic:cNvPicPr>
+                      <a:picLocks noChangeAspect="1" noChangeArrowheads="1"/>
+                    </pic:cNvPicPr>
+                  </pic:nvPicPr>
+                  <pic:blipFill>
+                    <a:blip r:embed="rId63">
+                      <a:extLst>
+                        <a:ext uri="{28A0092B-C50C-407E-A947-70E740481C1C}">
+                          <a14:useLocalDpi xmlns:a14="http://schemas.microsoft.com/office/drawing/2010/main" val="0"/>
+                        </a:ext>
+                      </a:extLst>
+                    </a:blip>
+                    <a:srcRect/>
+                    <a:stretch>
+                      <a:fillRect/>
+                    </a:stretch>
+                  </pic:blipFill>
+                  <pic:spPr bwMode="auto">
+                    <a:xfrm>
+                      <a:off x="0" y="0"/>
+                      <a:ext cx="4230343" cy="1136784"/>
+                    </a:xfrm>
+                    <a:prstGeom prst="rect">
+                      <a:avLst/>
+                    </a:prstGeom>
+                    <a:noFill/>
+                    <a:ln>
+                      <a:noFill/>
+                    </a:ln>
+                  </pic:spPr>
+                </pic:pic>
+              </a:graphicData>
+            </a:graphic>
+          </wp:inline>
+        </w:drawing>
+      </w:r>
+    </w:p>
+    <w:p>
+      <w:pPr>
+        <w:snapToGrid w:val="0"/>
+        <w:rPr>
+          <w:rFonts w:ascii="Tahoma" w:eastAsia="微软雅黑" w:hAnsi="Tahoma"/>
+          <w:kern w:val="0"/>
+          <w:sz w:val="22"/>
+        </w:rPr>
+      </w:pPr>
+    </w:p>
+    <w:p>
+      <w:pPr>
+        <w:pStyle w:val="4"/>
+        <w:rPr>
+          <w:rFonts w:hint="eastAsia"/>
+        </w:rPr>
+      </w:pPr>
+      <w:r>
+        <w:rPr>
+          <w:rFonts w:hint="eastAsia"/>
+        </w:rPr>
+        <w:lastRenderedPageBreak/>
+        <w:t>2</w:t>
+      </w:r>
+      <w:r>
+        <w:rPr>
+          <w:rFonts w:hint="eastAsia"/>
+        </w:rPr>
+        <w:t>）</w:t>
+      </w:r>
+      <w:proofErr w:type="gramStart"/>
+      <w:r>
+        <w:rPr>
+          <w:rFonts w:hint="eastAsia"/>
+        </w:rPr>
+        <w:t>小任务</w:t>
+      </w:r>
+      <w:proofErr w:type="gramEnd"/>
+      <w:r>
+        <w:rPr>
+          <w:rFonts w:hint="eastAsia"/>
+        </w:rPr>
+        <w:t>写法 - 事件页</w:t>
+      </w:r>
+    </w:p>
+    <w:p>
+      <w:pPr>
+        <w:snapToGrid w:val="0"/>
+        <w:rPr>
+          <w:rFonts w:ascii="Tahoma" w:eastAsia="微软雅黑" w:hAnsi="Tahoma"/>
+          <w:kern w:val="0"/>
+          <w:sz w:val="22"/>
+        </w:rPr>
+      </w:pPr>
+      <w:r>
+        <w:rPr>
+          <w:rFonts w:ascii="Tahoma" w:eastAsia="微软雅黑" w:hAnsi="Tahoma" w:hint="eastAsia"/>
+          <w:kern w:val="0"/>
+          <w:sz w:val="22"/>
+        </w:rPr>
+        <w:t>前面介绍的四个阶段，</w:t>
+      </w:r>
+    </w:p>
+    <w:p>
+      <w:pPr>
+        <w:snapToGrid w:val="0"/>
+        <w:rPr>
+          <w:rFonts w:ascii="Tahoma" w:eastAsia="微软雅黑" w:hAnsi="Tahoma"/>
+          <w:kern w:val="0"/>
+          <w:sz w:val="22"/>
+        </w:rPr>
+      </w:pPr>
+      <w:r>
+        <w:rPr>
+          <w:rFonts w:ascii="Tahoma" w:eastAsia="微软雅黑" w:hAnsi="Tahoma" w:hint="eastAsia"/>
+          <w:kern w:val="0"/>
+          <w:sz w:val="22"/>
+        </w:rPr>
+        <w:t>最直接的想法就是每个阶段对应一个事件页就行了。</w:t>
+      </w:r>
+    </w:p>
+    <w:p>
+      <w:pPr>
+        <w:snapToGrid w:val="0"/>
+        <w:rPr>
+          <w:rFonts w:ascii="Tahoma" w:eastAsia="微软雅黑" w:hAnsi="Tahoma"/>
+          <w:kern w:val="0"/>
+          <w:sz w:val="22"/>
+        </w:rPr>
+      </w:pPr>
+      <w:r>
+        <w:rPr>
+          <w:rFonts w:ascii="Tahoma" w:eastAsia="微软雅黑" w:hAnsi="Tahoma" w:hint="eastAsia"/>
+          <w:kern w:val="0"/>
+          <w:sz w:val="22"/>
+        </w:rPr>
+        <w:t>“第一个事件无开关，第二个独立开关</w:t>
+      </w:r>
+      <w:r>
+        <w:rPr>
+          <w:rFonts w:ascii="Tahoma" w:eastAsia="微软雅黑" w:hAnsi="Tahoma" w:hint="eastAsia"/>
+          <w:kern w:val="0"/>
+          <w:sz w:val="22"/>
+        </w:rPr>
+        <w:t>A</w:t>
+      </w:r>
+      <w:r>
+        <w:rPr>
+          <w:rFonts w:ascii="Tahoma" w:eastAsia="微软雅黑" w:hAnsi="Tahoma" w:hint="eastAsia"/>
+          <w:kern w:val="0"/>
+          <w:sz w:val="22"/>
+        </w:rPr>
+        <w:t>，第三个独立开关</w:t>
+      </w:r>
+      <w:r>
+        <w:rPr>
+          <w:rFonts w:ascii="Tahoma" w:eastAsia="微软雅黑" w:hAnsi="Tahoma" w:hint="eastAsia"/>
+          <w:kern w:val="0"/>
+          <w:sz w:val="22"/>
+        </w:rPr>
+        <w:t>B</w:t>
+      </w:r>
+      <w:r>
+        <w:rPr>
+          <w:rFonts w:ascii="Tahoma" w:eastAsia="微软雅黑" w:hAnsi="Tahoma" w:hint="eastAsia"/>
+          <w:kern w:val="0"/>
+          <w:sz w:val="22"/>
+        </w:rPr>
+        <w:t>，第四个独立开关</w:t>
+      </w:r>
+      <w:r>
+        <w:rPr>
+          <w:rFonts w:ascii="Tahoma" w:eastAsia="微软雅黑" w:hAnsi="Tahoma" w:hint="eastAsia"/>
+          <w:kern w:val="0"/>
+          <w:sz w:val="22"/>
+        </w:rPr>
+        <w:t>C</w:t>
+      </w:r>
+      <w:r>
+        <w:rPr>
+          <w:rFonts w:ascii="Tahoma" w:eastAsia="微软雅黑" w:hAnsi="Tahoma" w:hint="eastAsia"/>
+          <w:kern w:val="0"/>
+          <w:sz w:val="22"/>
+        </w:rPr>
+        <w:t>”</w:t>
+      </w:r>
+    </w:p>
+    <w:p>
+      <w:pPr>
+        <w:snapToGrid w:val="0"/>
+        <w:jc w:val="center"/>
+        <w:rPr>
+          <w:rFonts w:ascii="Tahoma" w:eastAsia="微软雅黑" w:hAnsi="Tahoma"/>
+          <w:kern w:val="0"/>
+          <w:sz w:val="22"/>
+        </w:rPr>
+      </w:pPr>
+      <w:r>
+        <w:rPr>
+          <w:noProof/>
+        </w:rPr>
+        <w:drawing>
+          <wp:inline distT="0" distB="0" distL="0" distR="0" wp14:anchorId="3D3410DC" wp14:editId="34A91003">
+            <wp:extent cx="4762500" cy="1328523"/>
+            <wp:effectExtent l="0" t="0" r="0" b="5080"/>
+            <wp:docPr id="23987406" name="图片 5"/>
+            <wp:cNvGraphicFramePr>
+              <a:graphicFrameLocks xmlns:a="http://schemas.openxmlformats.org/drawingml/2006/main" noChangeAspect="1"/>
+            </wp:cNvGraphicFramePr>
+            <a:graphic xmlns:a="http://schemas.openxmlformats.org/drawingml/2006/main">
+              <a:graphicData uri="http://schemas.openxmlformats.org/drawingml/2006/picture">
+                <pic:pic xmlns:pic="http://schemas.openxmlformats.org/drawingml/2006/picture">
+                  <pic:nvPicPr>
+                    <pic:cNvPr id="0" name="Picture 10"/>
+                    <pic:cNvPicPr>
+                      <a:picLocks noChangeAspect="1" noChangeArrowheads="1"/>
+                    </pic:cNvPicPr>
+                  </pic:nvPicPr>
+                  <pic:blipFill>
+                    <a:blip r:embed="rId64">
+                      <a:extLst>
+                        <a:ext uri="{28A0092B-C50C-407E-A947-70E740481C1C}">
+                          <a14:useLocalDpi xmlns:a14="http://schemas.microsoft.com/office/drawing/2010/main" val="0"/>
+                        </a:ext>
+                      </a:extLst>
+                    </a:blip>
+                    <a:srcRect/>
+                    <a:stretch>
+                      <a:fillRect/>
+                    </a:stretch>
+                  </pic:blipFill>
+                  <pic:spPr bwMode="auto">
+                    <a:xfrm>
+                      <a:off x="0" y="0"/>
+                      <a:ext cx="4773058" cy="1331468"/>
+                    </a:xfrm>
+                    <a:prstGeom prst="rect">
+                      <a:avLst/>
+                    </a:prstGeom>
+                    <a:noFill/>
+                    <a:ln>
+                      <a:noFill/>
+                    </a:ln>
+                  </pic:spPr>
+                </pic:pic>
+              </a:graphicData>
+            </a:graphic>
+          </wp:inline>
+        </w:drawing>
+      </w:r>
+    </w:p>
+    <w:p>
+      <w:pPr>
+        <w:snapToGrid w:val="0"/>
+        <w:rPr>
+          <w:rFonts w:ascii="Tahoma" w:eastAsia="微软雅黑" w:hAnsi="Tahoma"/>
+          <w:kern w:val="0"/>
+          <w:sz w:val="22"/>
+        </w:rPr>
+      </w:pPr>
+      <w:r>
+        <w:rPr>
+          <w:rFonts w:ascii="Tahoma" w:eastAsia="微软雅黑" w:hAnsi="Tahoma" w:hint="eastAsia"/>
+          <w:kern w:val="0"/>
+          <w:sz w:val="22"/>
+        </w:rPr>
+        <w:t>但在写事件的时候会发现，</w:t>
+      </w:r>
+    </w:p>
+    <w:p>
+      <w:pPr>
+        <w:snapToGrid w:val="0"/>
+        <w:rPr>
+          <w:rFonts w:ascii="Tahoma" w:eastAsia="微软雅黑" w:hAnsi="Tahoma"/>
+          <w:kern w:val="0"/>
+          <w:sz w:val="22"/>
+        </w:rPr>
+      </w:pPr>
+      <w:r>
+        <w:rPr>
+          <w:rFonts w:ascii="Tahoma" w:eastAsia="微软雅黑" w:hAnsi="Tahoma"/>
+          <w:kern w:val="0"/>
+          <w:sz w:val="22"/>
+        </w:rPr>
+        <w:t>再次访问</w:t>
+      </w:r>
+      <w:r>
+        <w:rPr>
+          <w:rFonts w:ascii="Tahoma" w:eastAsia="微软雅黑" w:hAnsi="Tahoma"/>
+          <w:kern w:val="0"/>
+          <w:sz w:val="22"/>
+        </w:rPr>
+        <w:t>+</w:t>
+      </w:r>
+      <w:r>
+        <w:rPr>
+          <w:rFonts w:ascii="Tahoma" w:eastAsia="微软雅黑" w:hAnsi="Tahoma"/>
+          <w:kern w:val="0"/>
+          <w:sz w:val="22"/>
+        </w:rPr>
+        <w:t>不满足条件时</w:t>
+      </w:r>
+      <w:r>
+        <w:rPr>
+          <w:rFonts w:ascii="Tahoma" w:eastAsia="微软雅黑" w:hAnsi="Tahoma" w:hint="eastAsia"/>
+          <w:kern w:val="0"/>
+          <w:sz w:val="22"/>
+        </w:rPr>
+        <w:t>、</w:t>
+      </w:r>
+      <w:r>
+        <w:rPr>
+          <w:rFonts w:ascii="Tahoma" w:eastAsia="微软雅黑" w:hAnsi="Tahoma"/>
+          <w:kern w:val="0"/>
+          <w:sz w:val="22"/>
+        </w:rPr>
+        <w:t>再次访问</w:t>
+      </w:r>
+      <w:r>
+        <w:rPr>
+          <w:rFonts w:ascii="Tahoma" w:eastAsia="微软雅黑" w:hAnsi="Tahoma"/>
+          <w:kern w:val="0"/>
+          <w:sz w:val="22"/>
+        </w:rPr>
+        <w:t>+</w:t>
+      </w:r>
+      <w:r>
+        <w:rPr>
+          <w:rFonts w:ascii="Tahoma" w:eastAsia="微软雅黑" w:hAnsi="Tahoma"/>
+          <w:kern w:val="0"/>
+          <w:sz w:val="22"/>
+        </w:rPr>
+        <w:t>满足条件时</w:t>
+      </w:r>
+      <w:r>
+        <w:rPr>
+          <w:rFonts w:ascii="Tahoma" w:eastAsia="微软雅黑" w:hAnsi="Tahoma" w:hint="eastAsia"/>
+          <w:kern w:val="0"/>
+          <w:sz w:val="22"/>
+        </w:rPr>
+        <w:t xml:space="preserve"> </w:t>
+      </w:r>
+      <w:r>
+        <w:rPr>
+          <w:rFonts w:ascii="Tahoma" w:eastAsia="微软雅黑" w:hAnsi="Tahoma" w:hint="eastAsia"/>
+          <w:kern w:val="0"/>
+          <w:sz w:val="22"/>
+        </w:rPr>
+        <w:t>两个阶段，</w:t>
+      </w:r>
+    </w:p>
+    <w:p>
+      <w:pPr>
+        <w:snapToGrid w:val="0"/>
+        <w:rPr>
+          <w:rFonts w:ascii="Tahoma" w:eastAsia="微软雅黑" w:hAnsi="Tahoma"/>
+          <w:kern w:val="0"/>
+          <w:sz w:val="22"/>
+        </w:rPr>
+      </w:pPr>
+      <w:r>
+        <w:rPr>
+          <w:rFonts w:ascii="Tahoma" w:eastAsia="微软雅黑" w:hAnsi="Tahoma" w:hint="eastAsia"/>
+          <w:kern w:val="0"/>
+          <w:sz w:val="22"/>
+        </w:rPr>
+        <w:t>需要共用独立开关</w:t>
+      </w:r>
+      <w:r>
+        <w:rPr>
+          <w:rFonts w:ascii="Tahoma" w:eastAsia="微软雅黑" w:hAnsi="Tahoma" w:hint="eastAsia"/>
+          <w:kern w:val="0"/>
+          <w:sz w:val="22"/>
+        </w:rPr>
+        <w:t>A</w:t>
+      </w:r>
+      <w:r>
+        <w:rPr>
+          <w:rFonts w:ascii="Tahoma" w:eastAsia="微软雅黑" w:hAnsi="Tahoma" w:hint="eastAsia"/>
+          <w:kern w:val="0"/>
+          <w:sz w:val="22"/>
+        </w:rPr>
+        <w:t>。</w:t>
+      </w:r>
+    </w:p>
+    <w:p>
+      <w:pPr>
+        <w:snapToGrid w:val="0"/>
+        <w:rPr>
+          <w:rFonts w:ascii="Tahoma" w:eastAsia="微软雅黑" w:hAnsi="Tahoma"/>
+          <w:kern w:val="0"/>
+          <w:sz w:val="22"/>
+        </w:rPr>
+      </w:pPr>
+      <w:r>
+        <w:rPr>
+          <w:rFonts w:ascii="Tahoma" w:eastAsia="微软雅黑" w:hAnsi="Tahoma" w:hint="eastAsia"/>
+          <w:kern w:val="0"/>
+          <w:sz w:val="22"/>
+        </w:rPr>
+        <w:t>并且，如果使用</w:t>
+      </w:r>
+      <w:r>
+        <w:rPr>
+          <w:rFonts w:ascii="Tahoma" w:eastAsia="微软雅黑" w:hAnsi="Tahoma" w:hint="eastAsia"/>
+          <w:kern w:val="0"/>
+          <w:sz w:val="22"/>
+        </w:rPr>
+        <w:t xml:space="preserve"> </w:t>
+      </w:r>
+      <w:r>
+        <w:rPr>
+          <w:rFonts w:ascii="Tahoma" w:eastAsia="微软雅黑" w:hAnsi="Tahoma" w:hint="eastAsia"/>
+          <w:kern w:val="0"/>
+          <w:sz w:val="22"/>
+        </w:rPr>
+        <w:t>出现条件，只能判断有没有带物品，而不能判断带了多少物品。</w:t>
+      </w:r>
+    </w:p>
+    <w:p>
+      <w:pPr>
+        <w:snapToGrid w:val="0"/>
+        <w:jc w:val="center"/>
+        <w:rPr>
+          <w:rFonts w:ascii="Tahoma" w:eastAsia="微软雅黑" w:hAnsi="Tahoma"/>
+          <w:kern w:val="0"/>
+          <w:sz w:val="22"/>
+        </w:rPr>
+      </w:pPr>
+      <w:r>
+        <w:rPr>
+          <w:noProof/>
+        </w:rPr>
+        <w:drawing>
+          <wp:inline distT="0" distB="0" distL="0" distR="0" wp14:anchorId="7FA98A5C" wp14:editId="544538B1">
+            <wp:extent cx="4683552" cy="1958340"/>
+            <wp:effectExtent l="0" t="0" r="3175" b="3810"/>
+            <wp:docPr id="1079222587" name="图片 8"/>
+            <wp:cNvGraphicFramePr>
+              <a:graphicFrameLocks xmlns:a="http://schemas.openxmlformats.org/drawingml/2006/main" noChangeAspect="1"/>
+            </wp:cNvGraphicFramePr>
+            <a:graphic xmlns:a="http://schemas.openxmlformats.org/drawingml/2006/main">
+              <a:graphicData uri="http://schemas.openxmlformats.org/drawingml/2006/picture">
+                <pic:pic xmlns:pic="http://schemas.openxmlformats.org/drawingml/2006/picture">
+                  <pic:nvPicPr>
+                    <pic:cNvPr id="0" name="Picture 16"/>
+                    <pic:cNvPicPr>
+                      <a:picLocks noChangeAspect="1" noChangeArrowheads="1"/>
+                    </pic:cNvPicPr>
+                  </pic:nvPicPr>
+                  <pic:blipFill>
+                    <a:blip r:embed="rId65">
+                      <a:extLst>
+                        <a:ext uri="{28A0092B-C50C-407E-A947-70E740481C1C}">
+                          <a14:useLocalDpi xmlns:a14="http://schemas.microsoft.com/office/drawing/2010/main" val="0"/>
+                        </a:ext>
+                      </a:extLst>
+                    </a:blip>
+                    <a:srcRect/>
+                    <a:stretch>
+                      <a:fillRect/>
+                    </a:stretch>
+                  </pic:blipFill>
+                  <pic:spPr bwMode="auto">
+                    <a:xfrm>
+                      <a:off x="0" y="0"/>
+                      <a:ext cx="4695677" cy="1963410"/>
+                    </a:xfrm>
+                    <a:prstGeom prst="rect">
+                      <a:avLst/>
+                    </a:prstGeom>
+                    <a:noFill/>
+                    <a:ln>
+                      <a:noFill/>
+                    </a:ln>
+                  </pic:spPr>
+                </pic:pic>
+              </a:graphicData>
+            </a:graphic>
+          </wp:inline>
+        </w:drawing>
+      </w:r>
+    </w:p>
+    <w:p>
+      <w:pPr>
+        <w:snapToGrid w:val="0"/>
+        <w:rPr>
+          <w:rFonts w:ascii="Tahoma" w:eastAsia="微软雅黑" w:hAnsi="Tahoma"/>
+          <w:kern w:val="0"/>
+          <w:sz w:val="22"/>
+        </w:rPr>
+      </w:pPr>
+      <w:r>
+        <w:rPr>
+          <w:rFonts w:ascii="Tahoma" w:eastAsia="微软雅黑" w:hAnsi="Tahoma" w:hint="eastAsia"/>
+          <w:kern w:val="0"/>
+          <w:sz w:val="22"/>
+        </w:rPr>
+        <w:t>由于任务只要一瓶高效</w:t>
+      </w:r>
+      <w:r>
+        <w:rPr>
+          <w:rFonts w:ascii="Tahoma" w:eastAsia="微软雅黑" w:hAnsi="Tahoma" w:hint="eastAsia"/>
+          <w:kern w:val="0"/>
+          <w:sz w:val="22"/>
+        </w:rPr>
+        <w:t>HP</w:t>
+      </w:r>
+      <w:r>
+        <w:rPr>
+          <w:rFonts w:ascii="Tahoma" w:eastAsia="微软雅黑" w:hAnsi="Tahoma" w:hint="eastAsia"/>
+          <w:kern w:val="0"/>
+          <w:sz w:val="22"/>
+        </w:rPr>
+        <w:t>药水就能算完成，所以通过事件页是能写的。</w:t>
+      </w:r>
+    </w:p>
+    <w:p>
+      <w:pPr>
+        <w:snapToGrid w:val="0"/>
+        <w:rPr>
+          <w:rFonts w:ascii="Tahoma" w:eastAsia="微软雅黑" w:hAnsi="Tahoma"/>
+          <w:kern w:val="0"/>
+          <w:sz w:val="22"/>
+        </w:rPr>
+      </w:pPr>
+    </w:p>
+    <w:p>
+      <w:pPr>
+        <w:pStyle w:val="4"/>
+        <w:rPr>
+          <w:rFonts w:hint="eastAsia"/>
+        </w:rPr>
+      </w:pPr>
+      <w:r>
+        <w:rPr>
+          <w:rFonts w:hint="eastAsia"/>
+        </w:rPr>
+        <w:t>3</w:t>
+      </w:r>
+      <w:r>
+        <w:rPr>
+          <w:rFonts w:hint="eastAsia"/>
+        </w:rPr>
+        <w:t>）</w:t>
+      </w:r>
+      <w:proofErr w:type="gramStart"/>
+      <w:r>
+        <w:rPr>
+          <w:rFonts w:hint="eastAsia"/>
+        </w:rPr>
+        <w:t>小任务</w:t>
+      </w:r>
+      <w:proofErr w:type="gramEnd"/>
+      <w:r>
+        <w:rPr>
+          <w:rFonts w:hint="eastAsia"/>
+        </w:rPr>
+        <w:t>写法 - 分支条件</w:t>
+      </w:r>
+    </w:p>
+    <w:p>
+      <w:pPr>
+        <w:snapToGrid w:val="0"/>
+        <w:rPr>
+          <w:rFonts w:ascii="Tahoma" w:eastAsia="微软雅黑" w:hAnsi="Tahoma"/>
+          <w:kern w:val="0"/>
+          <w:sz w:val="22"/>
+        </w:rPr>
+      </w:pPr>
+      <w:r>
+        <w:rPr>
+          <w:rFonts w:ascii="Tahoma" w:eastAsia="微软雅黑" w:hAnsi="Tahoma" w:hint="eastAsia"/>
+          <w:kern w:val="0"/>
+          <w:sz w:val="22"/>
+        </w:rPr>
+        <w:t>考虑到</w:t>
+      </w:r>
+      <w:r>
+        <w:rPr>
+          <w:rFonts w:ascii="Tahoma" w:eastAsia="微软雅黑" w:hAnsi="Tahoma" w:hint="eastAsia"/>
+          <w:kern w:val="0"/>
+          <w:sz w:val="22"/>
+        </w:rPr>
+        <w:t xml:space="preserve"> </w:t>
+      </w:r>
+      <w:r>
+        <w:rPr>
+          <w:rFonts w:ascii="Tahoma" w:eastAsia="微软雅黑" w:hAnsi="Tahoma" w:hint="eastAsia"/>
+          <w:kern w:val="0"/>
+          <w:sz w:val="22"/>
+        </w:rPr>
+        <w:t>物品数量问题</w:t>
+      </w:r>
+      <w:r>
+        <w:rPr>
+          <w:rFonts w:ascii="Tahoma" w:eastAsia="微软雅黑" w:hAnsi="Tahoma" w:hint="eastAsia"/>
+          <w:kern w:val="0"/>
+          <w:sz w:val="22"/>
+        </w:rPr>
+        <w:t xml:space="preserve"> </w:t>
+      </w:r>
+      <w:r>
+        <w:rPr>
+          <w:rFonts w:ascii="Tahoma" w:eastAsia="微软雅黑" w:hAnsi="Tahoma" w:hint="eastAsia"/>
+          <w:kern w:val="0"/>
+          <w:sz w:val="22"/>
+        </w:rPr>
+        <w:t>无法通过出现条件实现。</w:t>
+      </w:r>
+    </w:p>
+    <w:p>
+      <w:pPr>
+        <w:snapToGrid w:val="0"/>
+        <w:rPr>
+          <w:rFonts w:ascii="Tahoma" w:eastAsia="微软雅黑" w:hAnsi="Tahoma"/>
+          <w:kern w:val="0"/>
+          <w:sz w:val="22"/>
+        </w:rPr>
+      </w:pPr>
+      <w:r>
+        <w:rPr>
+          <w:rFonts w:ascii="Tahoma" w:eastAsia="微软雅黑" w:hAnsi="Tahoma" w:hint="eastAsia"/>
+          <w:kern w:val="0"/>
+          <w:sz w:val="22"/>
+        </w:rPr>
+        <w:t>这里干脆把所有事件页都放在一起，通过分支条件来判断。</w:t>
+      </w:r>
+    </w:p>
+    <w:p>
+      <w:pPr>
+        <w:snapToGrid w:val="0"/>
+        <w:jc w:val="center"/>
+        <w:rPr>
+          <w:rFonts w:ascii="Tahoma" w:eastAsia="微软雅黑" w:hAnsi="Tahoma"/>
+          <w:kern w:val="0"/>
+          <w:sz w:val="22"/>
+        </w:rPr>
+      </w:pPr>
+      <w:r>
+        <w:rPr>
+          <w:noProof/>
+        </w:rPr>
+        <w:drawing>
+          <wp:inline distT="0" distB="0" distL="0" distR="0" wp14:anchorId="240ABE72" wp14:editId="27644D5C">
+            <wp:extent cx="4850765" cy="1690701"/>
+            <wp:effectExtent l="0" t="0" r="6985" b="5080"/>
+            <wp:docPr id="2079035530" name="图片 6"/>
+            <wp:cNvGraphicFramePr>
+              <a:graphicFrameLocks xmlns:a="http://schemas.openxmlformats.org/drawingml/2006/main" noChangeAspect="1"/>
+            </wp:cNvGraphicFramePr>
+            <a:graphic xmlns:a="http://schemas.openxmlformats.org/drawingml/2006/main">
+              <a:graphicData uri="http://schemas.openxmlformats.org/drawingml/2006/picture">
+                <pic:pic xmlns:pic="http://schemas.openxmlformats.org/drawingml/2006/picture">
+                  <pic:nvPicPr>
+                    <pic:cNvPr id="0" name="Picture 12"/>
+                    <pic:cNvPicPr>
+                      <a:picLocks noChangeAspect="1" noChangeArrowheads="1"/>
+                    </pic:cNvPicPr>
+                  </pic:nvPicPr>
+                  <pic:blipFill>
+                    <a:blip r:embed="rId66">
+                      <a:extLst>
+                        <a:ext uri="{28A0092B-C50C-407E-A947-70E740481C1C}">
+                          <a14:useLocalDpi xmlns:a14="http://schemas.microsoft.com/office/drawing/2010/main" val="0"/>
+                        </a:ext>
+                      </a:extLst>
+                    </a:blip>
+                    <a:srcRect/>
+                    <a:stretch>
+                      <a:fillRect/>
+                    </a:stretch>
+                  </pic:blipFill>
+                  <pic:spPr bwMode="auto">
+                    <a:xfrm>
+                      <a:off x="0" y="0"/>
+                      <a:ext cx="4866631" cy="1696231"/>
+                    </a:xfrm>
+                    <a:prstGeom prst="rect">
+                      <a:avLst/>
+                    </a:prstGeom>
+                    <a:noFill/>
+                    <a:ln>
+                      <a:noFill/>
+                    </a:ln>
+                  </pic:spPr>
+                </pic:pic>
+              </a:graphicData>
+            </a:graphic>
+          </wp:inline>
+        </w:drawing>
+      </w:r>
+    </w:p>
+    <w:tbl>
+      <w:tblPr>
+        <w:tblStyle w:val="af"/>
+        <w:tblW w:w="0" w:type="auto"/>
+        <w:shd w:val="clear" w:color="auto" w:fill="DEEAF6" w:themeFill="accent1" w:themeFillTint="33"/>
+        <w:tblLook w:val="04A0" w:firstRow="1" w:lastRow="0" w:firstColumn="1" w:lastColumn="0" w:noHBand="0" w:noVBand="1"/>
+      </w:tblPr>
+      <w:tblGrid>
+        <w:gridCol w:w="8522"/>
+      </w:tblGrid>
+      <w:tr>
+        <w:tc>
+          <w:tcPr>
+            <w:tcW w:w="8522" w:type="dxa"/>
+            <w:shd w:val="clear" w:color="auto" w:fill="DEEAF6" w:themeFill="accent1" w:themeFillTint="33"/>
+          </w:tcPr>
+          <w:p>
+            <w:pPr>
+              <w:rPr>
+                <w:rFonts w:ascii="Tahoma" w:eastAsia="微软雅黑" w:hAnsi="Tahoma"/>
+                <w:kern w:val="0"/>
+                <w:sz w:val="22"/>
+              </w:rPr>
+            </w:pPr>
+            <w:r>
+              <w:rPr>
+                <w:rFonts w:ascii="Tahoma" w:eastAsia="微软雅黑" w:hAnsi="Tahoma" w:hint="eastAsia"/>
+                <w:kern w:val="0"/>
+                <w:sz w:val="22"/>
+              </w:rPr>
+              <w:t>先知小屋是一次性访问，不存在</w:t>
+            </w:r>
+            <w:r>
+              <w:rPr>
+                <w:rFonts w:ascii="Tahoma" w:eastAsia="微软雅黑" w:hAnsi="Tahoma" w:hint="eastAsia"/>
+                <w:kern w:val="0"/>
+                <w:sz w:val="22"/>
+              </w:rPr>
+              <w:t xml:space="preserve"> </w:t>
+            </w:r>
+            <w:r>
+              <w:rPr>
+                <w:rFonts w:ascii="Tahoma" w:eastAsia="微软雅黑" w:hAnsi="Tahoma" w:hint="eastAsia"/>
+                <w:kern w:val="0"/>
+                <w:sz w:val="22"/>
+              </w:rPr>
+              <w:t>开关问题、并行问题，所以不需要那么</w:t>
+            </w:r>
+            <w:proofErr w:type="gramStart"/>
+            <w:r>
+              <w:rPr>
+                <w:rFonts w:ascii="Tahoma" w:eastAsia="微软雅黑" w:hAnsi="Tahoma" w:hint="eastAsia"/>
+                <w:kern w:val="0"/>
+                <w:sz w:val="22"/>
+              </w:rPr>
+              <w:t>多事件页</w:t>
+            </w:r>
+            <w:proofErr w:type="gramEnd"/>
+            <w:r>
+              <w:rPr>
+                <w:rFonts w:ascii="Tahoma" w:eastAsia="微软雅黑" w:hAnsi="Tahoma" w:hint="eastAsia"/>
+                <w:kern w:val="0"/>
+                <w:sz w:val="22"/>
+              </w:rPr>
+              <w:t>。</w:t>
+            </w:r>
+          </w:p>
+        </w:tc>
+      </w:tr>
+    </w:tbl>
+    <w:p>
+      <w:pPr>
+        <w:snapToGrid w:val="0"/>
+        <w:rPr>
+          <w:rFonts w:ascii="Tahoma" w:eastAsia="微软雅黑" w:hAnsi="Tahoma"/>
+          <w:kern w:val="0"/>
+          <w:sz w:val="22"/>
+        </w:rPr>
+      </w:pPr>
+    </w:p>
+    <w:p>
+      <w:pPr>
+        <w:snapToGrid w:val="0"/>
+        <w:rPr>
+          <w:rFonts w:ascii="Tahoma" w:eastAsia="微软雅黑" w:hAnsi="Tahoma"/>
+          <w:kern w:val="0"/>
+          <w:sz w:val="22"/>
+        </w:rPr>
+      </w:pPr>
+      <w:r>
+        <w:rPr>
+          <w:rFonts w:ascii="Tahoma" w:eastAsia="微软雅黑" w:hAnsi="Tahoma" w:hint="eastAsia"/>
+          <w:kern w:val="0"/>
+          <w:sz w:val="22"/>
+        </w:rPr>
+        <w:lastRenderedPageBreak/>
+        <w:t>合并后，分支条件判断实现如下图。</w:t>
+      </w:r>
+    </w:p>
+    <w:p>
+      <w:pPr>
+        <w:snapToGrid w:val="0"/>
+        <w:jc w:val="center"/>
+        <w:rPr>
+          <w:rFonts w:ascii="Tahoma" w:eastAsia="微软雅黑" w:hAnsi="Tahoma"/>
+          <w:kern w:val="0"/>
+          <w:sz w:val="22"/>
+        </w:rPr>
+      </w:pPr>
+      <w:r>
+        <w:rPr>
+          <w:noProof/>
+        </w:rPr>
+        <w:drawing>
+          <wp:inline distT="0" distB="0" distL="0" distR="0" wp14:anchorId="3132B02E" wp14:editId="009D9202">
+            <wp:extent cx="4770120" cy="982980"/>
+            <wp:effectExtent l="0" t="0" r="0" b="7620"/>
+            <wp:docPr id="1357908934" name="图片 7"/>
+            <wp:cNvGraphicFramePr>
+              <a:graphicFrameLocks xmlns:a="http://schemas.openxmlformats.org/drawingml/2006/main" noChangeAspect="1"/>
+            </wp:cNvGraphicFramePr>
+            <a:graphic xmlns:a="http://schemas.openxmlformats.org/drawingml/2006/main">
+              <a:graphicData uri="http://schemas.openxmlformats.org/drawingml/2006/picture">
+                <pic:pic xmlns:pic="http://schemas.openxmlformats.org/drawingml/2006/picture">
+                  <pic:nvPicPr>
+                    <pic:cNvPr id="0" name="Picture 14"/>
+                    <pic:cNvPicPr>
+                      <a:picLocks noChangeAspect="1" noChangeArrowheads="1"/>
+                    </pic:cNvPicPr>
+                  </pic:nvPicPr>
+                  <pic:blipFill>
+                    <a:blip r:embed="rId67">
+                      <a:extLst>
+                        <a:ext uri="{28A0092B-C50C-407E-A947-70E740481C1C}">
+                          <a14:useLocalDpi xmlns:a14="http://schemas.microsoft.com/office/drawing/2010/main" val="0"/>
+                        </a:ext>
+                      </a:extLst>
+                    </a:blip>
+                    <a:srcRect/>
+                    <a:stretch>
+                      <a:fillRect/>
+                    </a:stretch>
+                  </pic:blipFill>
+                  <pic:spPr bwMode="auto">
+                    <a:xfrm>
+                      <a:off x="0" y="0"/>
+                      <a:ext cx="4770120" cy="982980"/>
+                    </a:xfrm>
+                    <a:prstGeom prst="rect">
+                      <a:avLst/>
+                    </a:prstGeom>
+                    <a:noFill/>
+                    <a:ln>
+                      <a:noFill/>
+                    </a:ln>
+                  </pic:spPr>
+                </pic:pic>
+              </a:graphicData>
+            </a:graphic>
+          </wp:inline>
+        </w:drawing>
+      </w:r>
+    </w:p>
+    <w:p>
+      <w:pPr>
+        <w:snapToGrid w:val="0"/>
+        <w:rPr>
+          <w:rFonts w:ascii="Tahoma" w:eastAsia="微软雅黑" w:hAnsi="Tahoma"/>
+          <w:kern w:val="0"/>
+          <w:sz w:val="22"/>
+        </w:rPr>
+      </w:pPr>
+      <w:r>
+        <w:rPr>
+          <w:rFonts w:ascii="Tahoma" w:eastAsia="微软雅黑" w:hAnsi="Tahoma" w:hint="eastAsia"/>
+          <w:kern w:val="0"/>
+          <w:sz w:val="22"/>
+        </w:rPr>
+        <w:t>分支条件内的指令执行完毕后，直接</w:t>
+      </w:r>
+      <w:r>
+        <w:rPr>
+          <w:rFonts w:ascii="Tahoma" w:eastAsia="微软雅黑" w:hAnsi="Tahoma" w:hint="eastAsia"/>
+          <w:kern w:val="0"/>
+          <w:sz w:val="22"/>
+        </w:rPr>
+        <w:t>中止处理</w:t>
+      </w:r>
+      <w:r>
+        <w:rPr>
+          <w:rFonts w:ascii="Tahoma" w:eastAsia="微软雅黑" w:hAnsi="Tahoma" w:hint="eastAsia"/>
+          <w:kern w:val="0"/>
+          <w:sz w:val="22"/>
+        </w:rPr>
+        <w:t>。</w:t>
+      </w:r>
+    </w:p>
+    <w:p>
+      <w:pPr>
+        <w:snapToGrid w:val="0"/>
+        <w:rPr>
+          <w:rFonts w:ascii="Tahoma" w:eastAsia="微软雅黑" w:hAnsi="Tahoma"/>
+          <w:kern w:val="0"/>
+          <w:sz w:val="22"/>
+        </w:rPr>
+      </w:pPr>
+      <w:r>
+        <w:rPr>
+          <w:rFonts w:ascii="Tahoma" w:eastAsia="微软雅黑" w:hAnsi="Tahoma" w:hint="eastAsia"/>
+          <w:kern w:val="0"/>
+          <w:sz w:val="22"/>
+        </w:rPr>
+        <w:t>这样后面的指令就可以</w:t>
+      </w:r>
+      <w:proofErr w:type="gramStart"/>
+      <w:r>
+        <w:rPr>
+          <w:rFonts w:ascii="Tahoma" w:eastAsia="微软雅黑" w:hAnsi="Tahoma" w:hint="eastAsia"/>
+          <w:kern w:val="0"/>
+          <w:sz w:val="22"/>
+        </w:rPr>
+        <w:t>写其它</w:t>
+      </w:r>
+      <w:proofErr w:type="gramEnd"/>
+      <w:r>
+        <w:rPr>
+          <w:rFonts w:ascii="Tahoma" w:eastAsia="微软雅黑" w:hAnsi="Tahoma" w:hint="eastAsia"/>
+          <w:kern w:val="0"/>
+          <w:sz w:val="22"/>
+        </w:rPr>
+        <w:t>情况的</w:t>
+      </w:r>
+      <w:r>
+        <w:rPr>
+          <w:rFonts w:ascii="Tahoma" w:eastAsia="微软雅黑" w:hAnsi="Tahoma" w:hint="eastAsia"/>
+          <w:kern w:val="0"/>
+          <w:sz w:val="22"/>
+        </w:rPr>
+        <w:t>分支条件</w:t>
+      </w:r>
+      <w:r>
+        <w:rPr>
+          <w:rFonts w:ascii="Tahoma" w:eastAsia="微软雅黑" w:hAnsi="Tahoma" w:hint="eastAsia"/>
+          <w:kern w:val="0"/>
+          <w:sz w:val="22"/>
+        </w:rPr>
+        <w:t>和</w:t>
+      </w:r>
+      <w:r>
+        <w:rPr>
+          <w:rFonts w:ascii="Tahoma" w:eastAsia="微软雅黑" w:hAnsi="Tahoma" w:hint="eastAsia"/>
+          <w:kern w:val="0"/>
+          <w:sz w:val="22"/>
+        </w:rPr>
+        <w:t>操作了。</w:t>
+      </w:r>
+    </w:p>
+    <w:p>
+      <w:pPr>
+        <w:snapToGrid w:val="0"/>
+        <w:jc w:val="center"/>
+        <w:rPr>
+          <w:rFonts w:ascii="Tahoma" w:eastAsia="微软雅黑" w:hAnsi="Tahoma"/>
+          <w:kern w:val="0"/>
+          <w:sz w:val="22"/>
+        </w:rPr>
+      </w:pPr>
+      <w:r>
+        <w:rPr>
+          <w:noProof/>
+        </w:rPr>
+        <w:drawing>
+          <wp:inline distT="0" distB="0" distL="0" distR="0" wp14:anchorId="7B817EE6" wp14:editId="1EEA88D9">
+            <wp:extent cx="2514600" cy="734602"/>
+            <wp:effectExtent l="0" t="0" r="0" b="8890"/>
+            <wp:docPr id="1863716892" name="图片 9"/>
+            <wp:cNvGraphicFramePr>
+              <a:graphicFrameLocks xmlns:a="http://schemas.openxmlformats.org/drawingml/2006/main" noChangeAspect="1"/>
+            </wp:cNvGraphicFramePr>
+            <a:graphic xmlns:a="http://schemas.openxmlformats.org/drawingml/2006/main">
+              <a:graphicData uri="http://schemas.openxmlformats.org/drawingml/2006/picture">
+                <pic:pic xmlns:pic="http://schemas.openxmlformats.org/drawingml/2006/picture">
+                  <pic:nvPicPr>
+                    <pic:cNvPr id="0" name="Picture 18"/>
+                    <pic:cNvPicPr>
+                      <a:picLocks noChangeAspect="1" noChangeArrowheads="1"/>
+                    </pic:cNvPicPr>
+                  </pic:nvPicPr>
+                  <pic:blipFill>
+                    <a:blip r:embed="rId68">
+                      <a:extLst>
+                        <a:ext uri="{28A0092B-C50C-407E-A947-70E740481C1C}">
+                          <a14:useLocalDpi xmlns:a14="http://schemas.microsoft.com/office/drawing/2010/main" val="0"/>
+                        </a:ext>
+                      </a:extLst>
+                    </a:blip>
+                    <a:srcRect/>
+                    <a:stretch>
+                      <a:fillRect/>
+                    </a:stretch>
+                  </pic:blipFill>
+                  <pic:spPr bwMode="auto">
+                    <a:xfrm>
+                      <a:off x="0" y="0"/>
+                      <a:ext cx="2522256" cy="736839"/>
+                    </a:xfrm>
+                    <a:prstGeom prst="rect">
+                      <a:avLst/>
+                    </a:prstGeom>
+                    <a:noFill/>
+                    <a:ln>
+                      <a:noFill/>
+                    </a:ln>
+                  </pic:spPr>
+                </pic:pic>
+              </a:graphicData>
+            </a:graphic>
+          </wp:inline>
+        </w:drawing>
+      </w:r>
+    </w:p>
+    <w:p>
+      <w:pPr>
+        <w:snapToGrid w:val="0"/>
+        <w:jc w:val="left"/>
+        <w:rPr>
+          <w:rFonts w:ascii="Tahoma" w:eastAsia="微软雅黑" w:hAnsi="Tahoma"/>
+          <w:kern w:val="0"/>
+          <w:sz w:val="22"/>
+        </w:rPr>
+      </w:pPr>
+      <w:r>
+        <w:rPr>
+          <w:rFonts w:ascii="Tahoma" w:eastAsia="微软雅黑" w:hAnsi="Tahoma" w:hint="eastAsia"/>
+          <w:kern w:val="0"/>
+          <w:sz w:val="22"/>
+        </w:rPr>
+        <w:t>另外，</w:t>
+      </w:r>
+      <w:r>
+        <w:rPr>
+          <w:rFonts w:ascii="Tahoma" w:eastAsia="微软雅黑" w:hAnsi="Tahoma" w:hint="eastAsia"/>
+          <w:kern w:val="0"/>
+          <w:sz w:val="22"/>
+        </w:rPr>
+        <w:t>这里的判断比出现条件的设置要灵活的多。</w:t>
+      </w:r>
+    </w:p>
+    <w:p>
+      <w:pPr>
+        <w:snapToGrid w:val="0"/>
+        <w:rPr>
+          <w:rFonts w:ascii="Tahoma" w:eastAsia="微软雅黑" w:hAnsi="Tahoma"/>
+          <w:kern w:val="0"/>
+          <w:sz w:val="22"/>
+        </w:rPr>
+      </w:pPr>
+      <w:r>
+        <w:rPr>
+          <w:rFonts w:ascii="Tahoma" w:eastAsia="微软雅黑" w:hAnsi="Tahoma" w:hint="eastAsia"/>
+          <w:kern w:val="0"/>
+          <w:sz w:val="22"/>
+        </w:rPr>
+        <w:t>你可以</w:t>
+      </w:r>
+      <w:r>
+        <w:rPr>
+          <w:rFonts w:ascii="Tahoma" w:eastAsia="微软雅黑" w:hAnsi="Tahoma" w:hint="eastAsia"/>
+          <w:kern w:val="0"/>
+          <w:sz w:val="22"/>
+        </w:rPr>
+        <w:t>先</w:t>
+      </w:r>
+      <w:r>
+        <w:rPr>
+          <w:rFonts w:ascii="Tahoma" w:eastAsia="微软雅黑" w:hAnsi="Tahoma" w:hint="eastAsia"/>
+          <w:kern w:val="0"/>
+          <w:sz w:val="22"/>
+        </w:rPr>
+        <w:t>用变量获取特定物品的数量，</w:t>
+      </w:r>
+      <w:r>
+        <w:rPr>
+          <w:rFonts w:ascii="Tahoma" w:eastAsia="微软雅黑" w:hAnsi="Tahoma" w:hint="eastAsia"/>
+          <w:kern w:val="0"/>
+          <w:sz w:val="22"/>
+        </w:rPr>
+        <w:t>再用分支条件判断</w:t>
+      </w:r>
+      <w:r>
+        <w:rPr>
+          <w:rFonts w:ascii="Tahoma" w:eastAsia="微软雅黑" w:hAnsi="Tahoma" w:hint="eastAsia"/>
+          <w:kern w:val="0"/>
+          <w:sz w:val="22"/>
+        </w:rPr>
+        <w:t>变量值</w:t>
+      </w:r>
+      <w:r>
+        <w:rPr>
+          <w:rFonts w:ascii="Tahoma" w:eastAsia="微软雅黑" w:hAnsi="Tahoma" w:hint="eastAsia"/>
+          <w:kern w:val="0"/>
+          <w:sz w:val="22"/>
+        </w:rPr>
+        <w:t>即可。</w:t>
+      </w:r>
+    </w:p>
+    <w:p>
+      <w:pPr>
+        <w:snapToGrid w:val="0"/>
+        <w:jc w:val="center"/>
+        <w:rPr>
+          <w:rFonts w:ascii="Tahoma" w:eastAsia="微软雅黑" w:hAnsi="Tahoma"/>
+          <w:kern w:val="0"/>
+          <w:sz w:val="22"/>
+        </w:rPr>
+      </w:pPr>
+      <w:r>
+        <w:rPr>
+          <w:noProof/>
+        </w:rPr>
+        <w:drawing>
+          <wp:inline distT="0" distB="0" distL="0" distR="0" wp14:anchorId="1F01908E" wp14:editId="153E69DF">
+            <wp:extent cx="3985260" cy="1135380"/>
+            <wp:effectExtent l="0" t="0" r="0" b="7620"/>
+            <wp:docPr id="1036084552" name="图片 10"/>
+            <wp:cNvGraphicFramePr>
+              <a:graphicFrameLocks xmlns:a="http://schemas.openxmlformats.org/drawingml/2006/main" noChangeAspect="1"/>
+            </wp:cNvGraphicFramePr>
+            <a:graphic xmlns:a="http://schemas.openxmlformats.org/drawingml/2006/main">
+              <a:graphicData uri="http://schemas.openxmlformats.org/drawingml/2006/picture">
+                <pic:pic xmlns:pic="http://schemas.openxmlformats.org/drawingml/2006/picture">
+                  <pic:nvPicPr>
+                    <pic:cNvPr id="0" name="Picture 20"/>
+                    <pic:cNvPicPr>
+                      <a:picLocks noChangeAspect="1" noChangeArrowheads="1"/>
+                    </pic:cNvPicPr>
+                  </pic:nvPicPr>
+                  <pic:blipFill>
+                    <a:blip r:embed="rId69">
+                      <a:extLst>
+                        <a:ext uri="{28A0092B-C50C-407E-A947-70E740481C1C}">
+                          <a14:useLocalDpi xmlns:a14="http://schemas.microsoft.com/office/drawing/2010/main" val="0"/>
+                        </a:ext>
+                      </a:extLst>
+                    </a:blip>
+                    <a:srcRect/>
+                    <a:stretch>
+                      <a:fillRect/>
+                    </a:stretch>
+                  </pic:blipFill>
+                  <pic:spPr bwMode="auto">
+                    <a:xfrm>
+                      <a:off x="0" y="0"/>
+                      <a:ext cx="3985260" cy="1135380"/>
+                    </a:xfrm>
+                    <a:prstGeom prst="rect">
+                      <a:avLst/>
+                    </a:prstGeom>
+                    <a:noFill/>
+                    <a:ln>
+                      <a:noFill/>
+                    </a:ln>
+                  </pic:spPr>
+                </pic:pic>
+              </a:graphicData>
+            </a:graphic>
+          </wp:inline>
+        </w:drawing>
+      </w:r>
+    </w:p>
+    <w:p>
+      <w:pPr>
+        <w:snapToGrid w:val="0"/>
+        <w:rPr>
+          <w:rFonts w:ascii="Tahoma" w:eastAsia="微软雅黑" w:hAnsi="Tahoma"/>
+          <w:kern w:val="0"/>
+          <w:sz w:val="22"/>
+        </w:rPr>
+      </w:pPr>
+    </w:p>
+    <w:tbl>
+      <w:tblPr>
+        <w:tblStyle w:val="af"/>
+        <w:tblW w:w="0" w:type="auto"/>
+        <w:shd w:val="clear" w:color="auto" w:fill="FFF2CC" w:themeFill="accent4" w:themeFillTint="33"/>
+        <w:tblLook w:val="04A0" w:firstRow="1" w:lastRow="0" w:firstColumn="1" w:lastColumn="0" w:noHBand="0" w:noVBand="1"/>
+      </w:tblPr>
+      <w:tblGrid>
+        <w:gridCol w:w="8522"/>
+      </w:tblGrid>
+      <w:tr>
+        <w:tc>
+          <w:tcPr>
+            <w:tcW w:w="8522" w:type="dxa"/>
+            <w:shd w:val="clear" w:color="auto" w:fill="FFF2CC" w:themeFill="accent4" w:themeFillTint="33"/>
+          </w:tcPr>
+          <w:p>
+            <w:pPr>
+              <w:snapToGrid w:val="0"/>
+              <w:rPr>
+                <w:rFonts w:ascii="Tahoma" w:eastAsia="微软雅黑" w:hAnsi="Tahoma"/>
+                <w:kern w:val="0"/>
+                <w:sz w:val="22"/>
+              </w:rPr>
+            </w:pPr>
+            <w:r>
+              <w:rPr>
+                <w:rFonts w:ascii="Tahoma" w:eastAsia="微软雅黑" w:hAnsi="Tahoma" w:hint="eastAsia"/>
+                <w:kern w:val="0"/>
+                <w:sz w:val="22"/>
+              </w:rPr>
+              <w:t>提一下，</w:t>
+            </w:r>
+            <w:r>
+              <w:rPr>
+                <w:rFonts w:ascii="Tahoma" w:eastAsia="微软雅黑" w:hAnsi="Tahoma" w:hint="eastAsia"/>
+                <w:kern w:val="0"/>
+                <w:sz w:val="22"/>
+              </w:rPr>
+              <w:t>事件页的出现条件是</w:t>
+            </w:r>
+            <w:r>
+              <w:rPr>
+                <w:rFonts w:ascii="Tahoma" w:eastAsia="微软雅黑" w:hAnsi="Tahoma" w:hint="eastAsia"/>
+                <w:kern w:val="0"/>
+                <w:sz w:val="22"/>
+              </w:rPr>
+              <w:t xml:space="preserve"> </w:t>
+            </w:r>
+            <w:r>
+              <w:rPr>
+                <w:rFonts w:ascii="Tahoma" w:eastAsia="微软雅黑" w:hAnsi="Tahoma" w:hint="eastAsia"/>
+                <w:kern w:val="0"/>
+                <w:sz w:val="22"/>
+              </w:rPr>
+              <w:t>实时监听</w:t>
+            </w:r>
+            <w:r>
+              <w:rPr>
+                <w:rFonts w:ascii="Tahoma" w:eastAsia="微软雅黑" w:hAnsi="Tahoma" w:hint="eastAsia"/>
+                <w:kern w:val="0"/>
+                <w:sz w:val="22"/>
+              </w:rPr>
+              <w:t>。</w:t>
+            </w:r>
+          </w:p>
+          <w:p>
+            <w:pPr>
+              <w:snapToGrid w:val="0"/>
+              <w:rPr>
+                <w:rFonts w:ascii="Tahoma" w:eastAsia="微软雅黑" w:hAnsi="Tahoma"/>
+                <w:kern w:val="0"/>
+                <w:sz w:val="22"/>
+              </w:rPr>
+            </w:pPr>
+            <w:r>
+              <w:rPr>
+                <w:rFonts w:ascii="Tahoma" w:eastAsia="微软雅黑" w:hAnsi="Tahoma" w:hint="eastAsia"/>
+                <w:kern w:val="0"/>
+                <w:sz w:val="22"/>
+              </w:rPr>
+              <w:t>只要条件变了，就立即切换事件页。这会</w:t>
+            </w:r>
+            <w:r>
+              <w:rPr>
+                <w:rFonts w:ascii="Tahoma" w:eastAsia="微软雅黑" w:hAnsi="Tahoma" w:hint="eastAsia"/>
+                <w:kern w:val="0"/>
+                <w:sz w:val="22"/>
+              </w:rPr>
+              <w:t>有</w:t>
+            </w:r>
+            <w:r>
+              <w:rPr>
+                <w:rFonts w:ascii="Tahoma" w:eastAsia="微软雅黑" w:hAnsi="Tahoma" w:hint="eastAsia"/>
+                <w:kern w:val="0"/>
+                <w:sz w:val="22"/>
+              </w:rPr>
+              <w:t>一部分</w:t>
+            </w:r>
+            <w:r>
+              <w:rPr>
+                <w:rFonts w:ascii="Tahoma" w:eastAsia="微软雅黑" w:hAnsi="Tahoma" w:hint="eastAsia"/>
+                <w:kern w:val="0"/>
+                <w:sz w:val="22"/>
+              </w:rPr>
+              <w:t>性能消耗</w:t>
+            </w:r>
+            <w:r>
+              <w:rPr>
+                <w:rFonts w:ascii="Tahoma" w:eastAsia="微软雅黑" w:hAnsi="Tahoma" w:hint="eastAsia"/>
+                <w:kern w:val="0"/>
+                <w:sz w:val="22"/>
+              </w:rPr>
+              <w:t>。</w:t>
+            </w:r>
+          </w:p>
+          <w:p>
+            <w:pPr>
+              <w:snapToGrid w:val="0"/>
+              <w:rPr>
+                <w:rFonts w:ascii="Tahoma" w:eastAsia="微软雅黑" w:hAnsi="Tahoma"/>
+                <w:kern w:val="0"/>
+                <w:sz w:val="22"/>
+              </w:rPr>
+            </w:pPr>
+            <w:r>
+              <w:rPr>
+                <w:rFonts w:ascii="Tahoma" w:eastAsia="微软雅黑" w:hAnsi="Tahoma" w:hint="eastAsia"/>
+                <w:kern w:val="0"/>
+                <w:sz w:val="22"/>
+              </w:rPr>
+              <w:t>像这种单次接触判断的小任务，</w:t>
+            </w:r>
+            <w:r>
+              <w:rPr>
+                <w:rFonts w:ascii="Tahoma" w:eastAsia="微软雅黑" w:hAnsi="Tahoma" w:hint="eastAsia"/>
+                <w:kern w:val="0"/>
+                <w:sz w:val="22"/>
+              </w:rPr>
+              <w:t>最好多</w:t>
+            </w:r>
+            <w:r>
+              <w:rPr>
+                <w:rFonts w:ascii="Tahoma" w:eastAsia="微软雅黑" w:hAnsi="Tahoma" w:hint="eastAsia"/>
+                <w:kern w:val="0"/>
+                <w:sz w:val="22"/>
+              </w:rPr>
+              <w:t>用</w:t>
+            </w:r>
+            <w:r>
+              <w:rPr>
+                <w:rFonts w:ascii="Tahoma" w:eastAsia="微软雅黑" w:hAnsi="Tahoma" w:hint="eastAsia"/>
+                <w:kern w:val="0"/>
+                <w:sz w:val="22"/>
+              </w:rPr>
+              <w:t>分支条件，还能节省不少性能</w:t>
+            </w:r>
+            <w:r>
+              <w:rPr>
+                <w:rFonts w:ascii="Tahoma" w:eastAsia="微软雅黑" w:hAnsi="Tahoma" w:hint="eastAsia"/>
+                <w:kern w:val="0"/>
+                <w:sz w:val="22"/>
+              </w:rPr>
+              <w:t>。</w:t>
+            </w:r>
+          </w:p>
+        </w:tc>
+      </w:tr>
+    </w:tbl>
+    <w:p>
+      <w:pPr>
+        <w:snapToGrid w:val="0"/>
+        <w:rPr>
+          <w:rFonts w:ascii="Tahoma" w:eastAsia="微软雅黑" w:hAnsi="Tahoma"/>
+          <w:kern w:val="0"/>
+          <w:sz w:val="22"/>
+        </w:rPr>
+      </w:pPr>
+    </w:p>
+    <w:p>
+      <w:pPr>
+        <w:widowControl/>
+        <w:jc w:val="left"/>
+        <w:rPr>
+          <w:rFonts w:ascii="Tahoma" w:eastAsia="微软雅黑" w:hAnsi="Tahoma"/>
+          <w:kern w:val="0"/>
+          <w:sz w:val="22"/>
+        </w:rPr>
+      </w:pPr>
+      <w:r>
+        <w:rPr>
+          <w:rFonts w:ascii="Tahoma" w:eastAsia="微软雅黑" w:hAnsi="Tahoma"/>
+          <w:kern w:val="0"/>
+          <w:sz w:val="22"/>
+        </w:rPr>
+        <w:br w:type="page"/>
+      </w:r>
+    </w:p>
+    <w:p>
+      <w:pPr>
         <w:pStyle w:val="2"/>
         <w:rPr>
           <w:rFonts w:hint="eastAsia"/>
@@ -8920,13 +10760,31 @@
           <w:rFonts w:hint="eastAsia"/>
         </w:rPr>
         <w:lastRenderedPageBreak/>
+        <w:t>===</w:t>
+      </w:r>
+      <w:r>
+        <w:rPr>
+          <w:rFonts w:hint="eastAsia"/>
+        </w:rPr>
         <w:t>镶金告示板</w:t>
       </w:r>
       <w:r>
         <w:rPr>
           <w:rFonts w:hint="eastAsia"/>
         </w:rPr>
-        <w:t>-细节问题</w:t>
+        <w:t xml:space="preserve"> </w:t>
+      </w:r>
+      <w:r>
+        <w:rPr>
+          <w:rFonts w:hint="eastAsia"/>
+        </w:rPr>
+        <w:t>-</w:t>
+      </w:r>
+      <w:r>
+        <w:rPr>
+          <w:rFonts w:hint="eastAsia"/>
+        </w:rPr>
+        <w:t xml:space="preserve"> 注意事项===</w:t>
       </w:r>
     </w:p>
     <w:p>
@@ -9248,7 +11106,7 @@
                     </pic:cNvPicPr>
                   </pic:nvPicPr>
                   <pic:blipFill>
-                    <a:blip r:embed="rId60">
+                    <a:blip r:embed="rId70">
                       <a:extLst>
                         <a:ext uri="{28A0092B-C50C-407E-A947-70E740481C1C}">
                           <a14:useLocalDpi xmlns:a14="http://schemas.microsoft.com/office/drawing/2010/main" val="0"/>
@@ -9385,7 +11243,7 @@
                     </pic:cNvPicPr>
                   </pic:nvPicPr>
                   <pic:blipFill>
-                    <a:blip r:embed="rId61">
+                    <a:blip r:embed="rId71">
                       <a:extLst>
                         <a:ext uri="{28A0092B-C50C-407E-A947-70E740481C1C}">
                           <a14:useLocalDpi xmlns:a14="http://schemas.microsoft.com/office/drawing/2010/main" val="0"/>
@@ -9793,7 +11651,7 @@
                     </pic:cNvPicPr>
                   </pic:nvPicPr>
                   <pic:blipFill>
-                    <a:blip r:embed="rId62">
+                    <a:blip r:embed="rId72">
                       <a:extLst>
                         <a:ext uri="{28A0092B-C50C-407E-A947-70E740481C1C}">
                           <a14:useLocalDpi xmlns:a14="http://schemas.microsoft.com/office/drawing/2010/main" val="0"/>
@@ -9952,7 +11810,7 @@
                     </pic:cNvPicPr>
                   </pic:nvPicPr>
                   <pic:blipFill>
-                    <a:blip r:embed="rId63">
+                    <a:blip r:embed="rId73">
                       <a:extLst>
                         <a:ext uri="{28A0092B-C50C-407E-A947-70E740481C1C}">
                           <a14:useLocalDpi xmlns:a14="http://schemas.microsoft.com/office/drawing/2010/main" val="0"/>
@@ -10013,7 +11871,7 @@
                     </pic:cNvPicPr>
                   </pic:nvPicPr>
                   <pic:blipFill>
-                    <a:blip r:embed="rId64">
+                    <a:blip r:embed="rId74">
                       <a:extLst>
                         <a:ext uri="{28A0092B-C50C-407E-A947-70E740481C1C}">
                           <a14:useLocalDpi xmlns:a14="http://schemas.microsoft.com/office/drawing/2010/main" val="0"/>
@@ -10058,7 +11916,7 @@
       </w:pPr>
     </w:p>
     <w:sectPr>
-      <w:headerReference w:type="default" r:id="rId65"/>
+      <w:headerReference w:type="default" r:id="rId75"/>
       <w:pgSz w:w="11906" w:h="16838"/>
       <w:pgMar w:top="1440" w:right="1800" w:bottom="1440" w:left="1800" w:header="851" w:footer="992" w:gutter="0"/>
       <w:cols w:space="425"/>

--- a/插件详细手册/15.对话框/对话框设计-镶金告示板.docx
+++ b/插件详细手册/15.对话框/对话框设计-镶金告示板.docx
@@ -144,7 +144,7 @@
         <w:widowControl/>
         <w:adjustRightInd w:val="0"/>
         <w:rPr>
-          <w:rFonts w:ascii="Tahoma" w:eastAsia="微软雅黑" w:hAnsi="Tahoma" w:hint="eastAsia"/>
+          <w:rFonts w:ascii="Tahoma" w:eastAsia="微软雅黑" w:hAnsi="Tahoma"/>
           <w:kern w:val="0"/>
           <w:sz w:val="22"/>
         </w:rPr>
@@ -1457,10 +1457,10 @@
           <w:noProof/>
         </w:rPr>
         <w:drawing>
-          <wp:inline distT="0" distB="0" distL="0" distR="0" wp14:anchorId="1452035E" wp14:editId="6C0DAEDF">
-            <wp:extent cx="4850170" cy="3086100"/>
-            <wp:effectExtent l="0" t="0" r="7620" b="0"/>
-            <wp:docPr id="783593284" name="图片 2"/>
+          <wp:inline distT="0" distB="0" distL="0" distR="0" wp14:anchorId="3A5499CB" wp14:editId="2DD5E28D">
+            <wp:extent cx="4762500" cy="3360420"/>
+            <wp:effectExtent l="0" t="0" r="0" b="0"/>
+            <wp:docPr id="239566288" name="图片 1"/>
             <wp:cNvGraphicFramePr>
               <a:graphicFrameLocks xmlns:a="http://schemas.openxmlformats.org/drawingml/2006/main" noChangeAspect="1"/>
             </wp:cNvGraphicFramePr>
@@ -1468,7 +1468,7 @@
               <a:graphicData uri="http://schemas.openxmlformats.org/drawingml/2006/picture">
                 <pic:pic xmlns:pic="http://schemas.openxmlformats.org/drawingml/2006/picture">
                   <pic:nvPicPr>
-                    <pic:cNvPr id="0" name="Picture 4"/>
+                    <pic:cNvPr id="0" name="Picture 2"/>
                     <pic:cNvPicPr>
                       <a:picLocks noChangeAspect="1" noChangeArrowheads="1"/>
                     </pic:cNvPicPr>
@@ -1489,7 +1489,7 @@
                   <pic:spPr bwMode="auto">
                     <a:xfrm>
                       <a:off x="0" y="0"/>
-                      <a:ext cx="4856416" cy="3090074"/>
+                      <a:ext cx="4762500" cy="3360420"/>
                     </a:xfrm>
                     <a:prstGeom prst="rect">
                       <a:avLst/>
@@ -6082,7 +6082,7 @@
           <v:shape id="_x0000_i1025" type="#_x0000_t75" style="width:270.6pt;height:141.6pt" o:ole="">
             <v:imagedata r:id="rId43" o:title=""/>
           </v:shape>
-          <o:OLEObject Type="Embed" ProgID="Visio.Drawing.15" ShapeID="_x0000_i1025" DrawAspect="Content" ObjectID="_1810877588" r:id="rId44"/>
+          <o:OLEObject Type="Embed" ProgID="Visio.Drawing.15" ShapeID="_x0000_i1025" DrawAspect="Content" ObjectID="_1824441121" r:id="rId44"/>
         </w:object>
       </w:r>
     </w:p>
@@ -7882,7 +7882,7 @@
           <w:kern w:val="0"/>
           <w:sz w:val="22"/>
         </w:rPr>
-        <w:t>对话选项按钮组</w:t>
+        <w:t>选择项窗口的按钮组</w:t>
       </w:r>
     </w:p>
     <w:p>
@@ -7976,7 +7976,7 @@
           <w:kern w:val="0"/>
           <w:sz w:val="22"/>
         </w:rPr>
-        <w:t>对话选项按钮组</w:t>
+        <w:t>选择项窗口的按钮组</w:t>
       </w:r>
       <w:r>
         <w:rPr>
